--- a/downloads/student/ai-5-week-23.docx
+++ b/downloads/student/ai-5-week-23.docx
@@ -1247,6 +1247,16 @@
       </w:r>
     </w:p>
     <w:p>
+      <w:r>
+        <w:t>Read the labelled picture: Does lower training loss alone establish that four updates generalise better? Point to the relevant step in the picture, then write the changed result and the rule or evidence that supports it.</w:t>
+      </w:r>
+    </w:p>
+    <w:p>
+      <w:r>
+        <w:t>Change one thing: Double the two-update budget while keeping the same training rule. Predict the result before checking the explanation. What remains the same?</w:t>
+      </w:r>
+    </w:p>
+    <w:p>
       <w:pPr>
         <w:pStyle w:val="Heading1"/>
       </w:pPr>
@@ -2421,6 +2431,187 @@
         <w:t>Attempt the independent case before hints. Record whether you worked alone, used a hint or followed a model. After feedback, fix the first unsupported step and explain why it changed. A later check uses a changed case, not a copied answer.</w:t>
       </w:r>
     </w:p>
+    <w:p>
+      <w:pPr>
+        <w:pStyle w:val="Heading1"/>
+      </w:pPr>
+      <w:r>
+        <w:t>15. Your lesson route</w:t>
+      </w:r>
+    </w:p>
+    <w:p>
+      <w:r>
+        <w:t>Start with this question: Train one tiny image score with a fixed budget and a separately reserved check.</w:t>
+      </w:r>
+    </w:p>
+    <w:tbl>
+      <w:tblPr>
+        <w:tblStyle w:val="LightShading-Accent1"/>
+        <w:tblW w:type="auto" w:w="0"/>
+        <w:tblLook w:firstColumn="1" w:firstRow="1" w:lastColumn="0" w:lastRow="0" w:noHBand="0" w:noVBand="1" w:val="04A0"/>
+      </w:tblPr>
+      <w:tblGrid>
+        <w:gridCol w:w="5112"/>
+        <w:gridCol w:w="5112"/>
+      </w:tblGrid>
+      <w:tr>
+        <w:trPr>
+          <w:tblHeader/>
+        </w:trPr>
+        <w:tc>
+          <w:tcPr>
+            <w:tcW w:type="dxa" w:w="5112"/>
+          </w:tcPr>
+          <w:p>
+            <w:r>
+              <w:t>By the end, I can</w:t>
+            </w:r>
+          </w:p>
+        </w:tc>
+        <w:tc>
+          <w:tcPr>
+            <w:tcW w:type="dxa" w:w="5112"/>
+          </w:tcPr>
+          <w:p>
+            <w:r>
+              <w:t>How I will show it</w:t>
+            </w:r>
+          </w:p>
+        </w:tc>
+      </w:tr>
+      <w:tr>
+        <w:tc>
+          <w:tcPr>
+            <w:tcW w:type="dxa" w:w="5112"/>
+          </w:tcPr>
+          <w:p>
+            <w:r>
+              <w:t>Trace a complete image model with fixed features and one trained weight</w:t>
+            </w:r>
+          </w:p>
+        </w:tc>
+        <w:tc>
+          <w:tcPr>
+            <w:tcW w:type="dxa" w:w="5112"/>
+          </w:tcPr>
+          <w:p>
+            <w:r>
+              <w:t>Explain the deciding step, show a trace or test, and state one limit.</w:t>
+            </w:r>
+          </w:p>
+        </w:tc>
+      </w:tr>
+      <w:tr>
+        <w:tc>
+          <w:tcPr>
+            <w:tcW w:type="dxa" w:w="5112"/>
+          </w:tcPr>
+          <w:p>
+            <w:r>
+              <w:t>Select a checkpoint using a declared validation rule</w:t>
+            </w:r>
+          </w:p>
+        </w:tc>
+        <w:tc>
+          <w:tcPr>
+            <w:tcW w:type="dxa" w:w="5112"/>
+          </w:tcPr>
+          <w:p>
+            <w:r>
+              <w:t>Explain the deciding step, show a trace or test, and state one limit.</w:t>
+            </w:r>
+          </w:p>
+        </w:tc>
+      </w:tr>
+      <w:tr>
+        <w:tc>
+          <w:tcPr>
+            <w:tcW w:type="dxa" w:w="5112"/>
+          </w:tcPr>
+          <w:p>
+            <w:r>
+              <w:t>Evaluate a frozen model against a baseline and limit the conclusion</w:t>
+            </w:r>
+          </w:p>
+        </w:tc>
+        <w:tc>
+          <w:tcPr>
+            <w:tcW w:type="dxa" w:w="5112"/>
+          </w:tcPr>
+          <w:p>
+            <w:r>
+              <w:t>Explain the deciding step, show a trace or test, and state one limit.</w:t>
+            </w:r>
+          </w:p>
+        </w:tc>
+      </w:tr>
+    </w:tbl>
+    <w:p>
+      <w:r>
+        <w:t>Remember → watch and explain → try with help → investigate → try independently → keep project evidence. Your teacher may spread this lesson across several classes.</w:t>
+      </w:r>
+    </w:p>
+    <w:p>
+      <w:r>
+        <w:t>Keep your first prediction. Compare it with what the evidence shows and explain any change.</w:t>
+      </w:r>
+    </w:p>
+    <w:p>
+      <w:pPr>
+        <w:pStyle w:val="Heading1"/>
+      </w:pPr>
+      <w:r>
+        <w:t>16. Finish and return</w:t>
+      </w:r>
+    </w:p>
+    <w:p>
+      <w:r>
+        <w:t>Close your notes. Explain this goal in your own words: Trace a complete image model with fixed features and one trained weight</w:t>
+      </w:r>
+    </w:p>
+    <w:p>
+      <w:pPr>
+        <w:pStyle w:val="Heading3"/>
+      </w:pPr>
+      <w:r>
+        <w:t>My deciding step, evidence and one remaining question</w:t>
+      </w:r>
+    </w:p>
+    <w:p>
+      <w:r>
+        <w:t>________________________________________________________________</w:t>
+      </w:r>
+    </w:p>
+    <w:p>
+      <w:r>
+        <w:t>________________________________________________________________</w:t>
+      </w:r>
+    </w:p>
+    <w:p>
+      <w:r>
+        <w:t>________________________________________________________________</w:t>
+      </w:r>
+    </w:p>
+    <w:p>
+      <w:r>
+        <w:t>________________________________________________________________</w:t>
+      </w:r>
+    </w:p>
+    <w:p>
+      <w:r>
+        <w:t>________________________________________________________________</w:t>
+      </w:r>
+    </w:p>
+    <w:p>
+      <w:r>
+        <w:t>If you are unsure, return to the worked picture and explain one arrow. If you are ready, change an input or assumption and justify your prediction.</w:t>
+      </w:r>
+    </w:p>
+    <w:p>
+      <w:r>
+        <w:t>Save your workbook evidence. At the next review, try a different case before opening your old answer.</w:t>
+      </w:r>
+    </w:p>
     <w:sectPr>
       <w:pgSz w:w="12240" w:h="15840"/>
       <w:pgMar w:top="936" w:right="1008" w:bottom="936" w:left="1008" w:header="720" w:footer="720" w:gutter="0"/>

--- a/downloads/student/ai-5-week-23.docx
+++ b/downloads/student/ai-5-week-23.docx
@@ -2612,6 +2612,215 @@
         <w:t>Save your workbook evidence. At the next review, try a different case before opening your old answer.</w:t>
       </w:r>
     </w:p>
+    <w:p>
+      <w:pPr>
+        <w:pStyle w:val="Heading1"/>
+      </w:pPr>
+      <w:r>
+        <w:t>17. Supported practice, repair and portfolio</w:t>
+      </w:r>
+    </w:p>
+    <w:p>
+      <w:r>
+        <w:t>Use this supported practice once, in the browser or on paper. Keep the reserved independent assessment for a separate first attempt before teacher feedback.</w:t>
+      </w:r>
+    </w:p>
+    <w:p>
+      <w:r>
+        <w:t>Train one tiny image score with a fixed budget and a separately reserved check.</w:t>
+      </w:r>
+    </w:p>
+    <w:p>
+      <w:pPr>
+        <w:pStyle w:val="Heading3"/>
+      </w:pPr>
+      <w:r>
+        <w:t>Practice 1: explain the deciding evidence</w:t>
+      </w:r>
+    </w:p>
+    <w:p>
+      <w:r>
+        <w:t>Which labelled step matches this detail? At reserved d1, target 1: prediction 0.75, squared error0.0625.</w:t>
+      </w:r>
+    </w:p>
+    <w:p>
+      <w:r>
+        <w:t>1. Validation score</w:t>
+      </w:r>
+    </w:p>
+    <w:p>
+      <w:r>
+        <w:t>2. First update</w:t>
+      </w:r>
+    </w:p>
+    <w:p>
+      <w:r>
+        <w:t>3. Second update</w:t>
+      </w:r>
+    </w:p>
+    <w:p>
+      <w:pPr>
+        <w:pStyle w:val="Heading3"/>
+      </w:pPr>
+      <w:r>
+        <w:t>My selected conclusion, deciding fact and explanation</w:t>
+      </w:r>
+    </w:p>
+    <w:p>
+      <w:r>
+        <w:t>________________________________________________________________</w:t>
+      </w:r>
+    </w:p>
+    <w:p>
+      <w:r>
+        <w:t>________________________________________________________________</w:t>
+      </w:r>
+    </w:p>
+    <w:p>
+      <w:r>
+        <w:t>________________________________________________________________</w:t>
+      </w:r>
+    </w:p>
+    <w:p>
+      <w:r>
+        <w:t>________________________________________________________________</w:t>
+      </w:r>
+    </w:p>
+    <w:p>
+      <w:r>
+        <w:t>________________________________________________________________</w:t>
+      </w:r>
+    </w:p>
+    <w:p>
+      <w:r>
+        <w:t>Hint if needed: Read the steps in the pictorial case. Match the supplied detail to the stage that performs or records it.</w:t>
+      </w:r>
+    </w:p>
+    <w:p>
+      <w:r>
+        <w:t>After your attempt, compare with the supported explanation: Validation score At reserved d1, target 1: prediction 0.75, squared error0.0625. The image feature is a brightness difference, and training adjusts one output weight multiplying it. Each gradient is computed using the current prediction before the next update. In this example, the rate halves the distance to the training optimum each time. More updates reduce this training loss, but choosing a budget still requires separate validation evidence.</w:t>
+      </w:r>
+    </w:p>
+    <w:p>
+      <w:pPr>
+        <w:pStyle w:val="Heading3"/>
+      </w:pPr>
+      <w:r>
+        <w:t>Practice 2: explain the deciding evidence</w:t>
+      </w:r>
+    </w:p>
+    <w:p>
+      <w:r>
+        <w:t>Changed-case practice: Double the two-update budget while keeping the same training rule. Which conclusion is supported by the supplied facts?</w:t>
+      </w:r>
+    </w:p>
+    <w:p>
+      <w:r>
+        <w:t>1. We can decide the result without examining the changed input or the procedure.</w:t>
+      </w:r>
+    </w:p>
+    <w:p>
+      <w:r>
+        <w:t>2. This one example guarantees correct results for every future input.</w:t>
+      </w:r>
+    </w:p>
+    <w:p>
+      <w:r>
+        <w:t>3. Next a values 0.875 and 0.9375; training loss falls to 0.015625.</w:t>
+      </w:r>
+    </w:p>
+    <w:p>
+      <w:pPr>
+        <w:pStyle w:val="Heading3"/>
+      </w:pPr>
+      <w:r>
+        <w:t>My selected conclusion, deciding fact and explanation</w:t>
+      </w:r>
+    </w:p>
+    <w:p>
+      <w:r>
+        <w:t>________________________________________________________________</w:t>
+      </w:r>
+    </w:p>
+    <w:p>
+      <w:r>
+        <w:t>________________________________________________________________</w:t>
+      </w:r>
+    </w:p>
+    <w:p>
+      <w:r>
+        <w:t>________________________________________________________________</w:t>
+      </w:r>
+    </w:p>
+    <w:p>
+      <w:r>
+        <w:t>________________________________________________________________</w:t>
+      </w:r>
+    </w:p>
+    <w:p>
+      <w:r>
+        <w:t>________________________________________________________________</w:t>
+      </w:r>
+    </w:p>
+    <w:p>
+      <w:r>
+        <w:t>Hint if needed: Use the changed condition and the deciding step in the pictorial trace. The answer must say what follows from those facts.</w:t>
+      </w:r>
+    </w:p>
+    <w:p>
+      <w:r>
+        <w:t>After your attempt, compare with the supported explanation: Next a values 0.875 and 0.9375; training loss falls to 0.015625. Each update halves the distance to the training optimum1 in this toy system.</w:t>
+      </w:r>
+    </w:p>
+    <w:p>
+      <w:pPr>
+        <w:pStyle w:val="Heading3"/>
+      </w:pPr>
+      <w:r>
+        <w:t>Repair a missing building block</w:t>
+      </w:r>
+    </w:p>
+    <w:p>
+      <w:r>
+        <w:t>Review Pooling and spatial information (ai-5/22). Goal: Compute max and mean pooling under an explicit window rule. Short practice: Can the max map reveal where the 4 originally appeared? Point to the relevant step in the picture, then write the changed result and the rule or evidence that supports it.. Return to this week and explain what you changed.</w:t>
+      </w:r>
+    </w:p>
+    <w:p>
+      <w:r>
+        <w:t>Review Image tensors and channels (ai-5/20). Goal: Read a pixel using declared row column and channel axes. Short practice: Where is the bottom green pixel in the first batched image? Point to the relevant step in the picture, then write the changed result and the rule or evidence that supports it.. Return to this week and explain what you changed.</w:t>
+      </w:r>
+    </w:p>
+    <w:p>
+      <w:r>
+        <w:t>Review Initialisation and reproducibility (ai-5/17). Goal: Trace how starting values affect a fixed training budget. Short practice: Does the matching final loss mean the parameter values are equal? Point to the relevant step in the picture, then write the changed result and the rule or evidence that supports it.. Return to this week and explain what you changed.</w:t>
+      </w:r>
+    </w:p>
+    <w:p>
+      <w:pPr>
+        <w:pStyle w:val="Heading3"/>
+      </w:pPr>
+      <w:r>
+        <w:t>Predict, run and debug</w:t>
+      </w:r>
+    </w:p>
+    <w:p>
+      <w:r>
+        <w:t>The browser lab lets you edit the supported Python examples already included in this lesson. Predict first, run, inspect the actual output or error, change one input, then run again. Keep code, predictions, actual results and a reasoned revision together. On paper, label your result as a trace rather than an execution.</w:t>
+      </w:r>
+    </w:p>
+    <w:p>
+      <w:pPr>
+        <w:pStyle w:val="Heading3"/>
+      </w:pPr>
+      <w:r>
+        <w:t>Keep your completed work</w:t>
+      </w:r>
+    </w:p>
+    <w:p>
+      <w:r>
+        <w:t>Use Download completed work in the hosted lesson to export your answers, reflections, practice feedback and code-run evidence. Open the HTML copy to read or print it. Drafts stay in this browser when storage is available; clear drafts on a shared device.</w:t>
+      </w:r>
+    </w:p>
     <w:sectPr>
       <w:pgSz w:w="12240" w:h="15840"/>
       <w:pgMar w:top="936" w:right="1008" w:bottom="936" w:left="1008" w:header="720" w:footer="720" w:gutter="0"/>

--- a/downloads/student/ai-5-week-23.docx
+++ b/downloads/student/ai-5-week-23.docx
@@ -42,6 +42,11 @@
       </w:r>
     </w:p>
     <w:p>
+      <w:r>
+        <w:t>Start with the target: Trace a complete image model with fixed features and one trained weight. Try the recall before opening notes.</w:t>
+      </w:r>
+    </w:p>
+    <w:p>
       <w:pPr>
         <w:pStyle w:val="Heading3"/>
       </w:pPr>
@@ -50,18 +55,60 @@
       </w:r>
     </w:p>
     <w:p>
-      <w:r>
+      <w:pPr>
+        <w:spacing w:line="336" w:lineRule="auto" w:after="180"/>
+      </w:pPr>
+      <w:r>
+        <w:rPr>
+          <w:b w:val="0"/>
+        </w:rPr>
         <w:t>I can trace a complete image model with fixed features and one trained weight.</w:t>
       </w:r>
     </w:p>
     <w:p>
-      <w:r>
-        <w:t>I can select a checkpoint using a declared validation rule.</w:t>
-      </w:r>
-    </w:p>
-    <w:p>
-      <w:r>
-        <w:t>I can evaluate a frozen model against a baseline and limit the conclusion.</w:t>
+      <w:pPr>
+        <w:spacing w:line="336" w:lineRule="auto" w:after="180"/>
+      </w:pPr>
+      <w:r>
+        <w:rPr>
+          <w:b w:val="0"/>
+        </w:rPr>
+        <w:t xml:space="preserve">I can select a </w:t>
+      </w:r>
+      <w:r>
+        <w:rPr>
+          <w:b/>
+        </w:rPr>
+        <w:t>checkpoint</w:t>
+      </w:r>
+      <w:r>
+        <w:rPr>
+          <w:b w:val="0"/>
+        </w:rPr>
+        <w:t xml:space="preserve"> using a declared validation rule.</w:t>
+      </w:r>
+    </w:p>
+    <w:p>
+      <w:pPr>
+        <w:spacing w:line="336" w:lineRule="auto" w:after="180"/>
+      </w:pPr>
+      <w:r>
+        <w:rPr>
+          <w:b w:val="0"/>
+        </w:rPr>
+        <w:t xml:space="preserve">I can evaluate a frozen model against a </w:t>
+      </w:r>
+      <w:r>
+        <w:rPr>
+          <w:b/>
+        </w:rPr>
+        <w:t>baseline</w:t>
+      </w:r>
+      <w:r>
+        <w:rPr>
+          <w:b w:val="0"/>
+        </w:rPr>
+        <w:t xml:space="preserve"> and limit the conclusion.</w:t>
       </w:r>
     </w:p>
     <w:p>
@@ -73,48 +120,138 @@
       </w:r>
     </w:p>
     <w:p>
-      <w:r>
+      <w:pPr>
+        <w:spacing w:line="336" w:lineRule="auto" w:after="180"/>
+      </w:pPr>
+      <w:r>
+        <w:rPr>
+          <w:b w:val="0"/>
+        </w:rPr>
         <w:t>Close your notes first. A rough first answer helps us choose the right starting point; it is not a score for your ability.</w:t>
       </w:r>
     </w:p>
     <w:p>
-      <w:r>
+      <w:pPr>
+        <w:spacing w:line="336" w:lineRule="auto" w:after="180"/>
+      </w:pPr>
+      <w:r>
+        <w:rPr>
+          <w:b w:val="0"/>
+        </w:rPr>
         <w:t>Without opening the old lesson, explain one key idea from Pooling and spatial information. Give an example and a mistake that the idea helps you avoid.</w:t>
       </w:r>
     </w:p>
     <w:p>
-      <w:r>
+      <w:pPr>
+        <w:spacing w:line="336" w:lineRule="auto" w:after="180"/>
+      </w:pPr>
+      <w:r>
+        <w:rPr>
+          <w:b w:val="0"/>
+        </w:rPr>
         <w:t>Without opening the old lesson, explain one key idea from Image tensors and channels. Give an example and a mistake that the idea helps you avoid.</w:t>
       </w:r>
     </w:p>
     <w:p>
-      <w:r>
+      <w:pPr>
+        <w:spacing w:line="336" w:lineRule="auto" w:after="180"/>
+      </w:pPr>
+      <w:r>
+        <w:rPr>
+          <w:b w:val="0"/>
+        </w:rPr>
         <w:t>Without opening the old lesson, explain one key idea from Initialisation and reproducibility. Give an example and a mistake that the idea helps you avoid.</w:t>
       </w:r>
     </w:p>
     <w:p>
-      <w:r>
-        <w:t>After trying, check the relevant lesson or ask your teacher. Change the part of your explanation that the evidence shows was wrong.</w:t>
-      </w:r>
-    </w:p>
-    <w:p>
-      <w:r>
+      <w:pPr>
+        <w:spacing w:line="336" w:lineRule="auto" w:after="180"/>
+      </w:pPr>
+      <w:r>
+        <w:rPr>
+          <w:b w:val="0"/>
+        </w:rPr>
+        <w:t xml:space="preserve">After trying, check the relevant lesson or ask your teacher. Change the part of your explanation that the </w:t>
+      </w:r>
+      <w:r>
+        <w:rPr>
+          <w:b/>
+        </w:rPr>
+        <w:t>evidence</w:t>
+      </w:r>
+      <w:r>
+        <w:rPr>
+          <w:b w:val="0"/>
+        </w:rPr>
+        <w:t xml:space="preserve"> shows was wrong.</w:t>
+      </w:r>
+    </w:p>
+    <w:p>
+      <w:pPr>
+        <w:spacing w:line="336" w:lineRule="auto" w:after="180"/>
+      </w:pPr>
+      <w:r>
+        <w:rPr>
+          <w:b w:val="0"/>
+        </w:rPr>
         <w:t>This week you will practise:</w:t>
       </w:r>
     </w:p>
     <w:p>
-      <w:r>
+      <w:pPr>
+        <w:spacing w:line="336" w:lineRule="auto" w:after="180"/>
+      </w:pPr>
+      <w:r>
+        <w:rPr>
+          <w:b w:val="0"/>
+        </w:rPr>
         <w:t>Trace a complete image model with fixed features and one trained weight</w:t>
       </w:r>
     </w:p>
     <w:p>
-      <w:r>
-        <w:t>Select a checkpoint using a declared validation rule</w:t>
-      </w:r>
-    </w:p>
-    <w:p>
-      <w:r>
-        <w:t>Evaluate a frozen model against a baseline and limit the conclusion</w:t>
+      <w:pPr>
+        <w:spacing w:line="336" w:lineRule="auto" w:after="180"/>
+      </w:pPr>
+      <w:r>
+        <w:rPr>
+          <w:b w:val="0"/>
+        </w:rPr>
+        <w:t xml:space="preserve">Select a </w:t>
+      </w:r>
+      <w:r>
+        <w:rPr>
+          <w:b/>
+        </w:rPr>
+        <w:t>checkpoint</w:t>
+      </w:r>
+      <w:r>
+        <w:rPr>
+          <w:b w:val="0"/>
+        </w:rPr>
+        <w:t xml:space="preserve"> using a declared validation rule</w:t>
+      </w:r>
+    </w:p>
+    <w:p>
+      <w:pPr>
+        <w:spacing w:line="336" w:lineRule="auto" w:after="180"/>
+      </w:pPr>
+      <w:r>
+        <w:rPr>
+          <w:b w:val="0"/>
+        </w:rPr>
+        <w:t xml:space="preserve">Evaluate a frozen model against a </w:t>
+      </w:r>
+      <w:r>
+        <w:rPr>
+          <w:b/>
+        </w:rPr>
+        <w:t>baseline</w:t>
+      </w:r>
+      <w:r>
+        <w:rPr>
+          <w:b w:val="0"/>
+        </w:rPr>
+        <w:t xml:space="preserve"> and limit the conclusion</w:t>
       </w:r>
     </w:p>
     <w:p>
@@ -126,7 +263,14 @@
       </w:r>
     </w:p>
     <w:p>
-      <w:r>
+      <w:pPr>
+        <w:spacing w:line="336" w:lineRule="auto" w:after="180"/>
+        <w:shd w:fill="F5F1FB"/>
+      </w:pPr>
+      <w:r>
+        <w:rPr>
+          <w:b w:val="0"/>
+        </w:rPr>
         <w:t>Why could pooling all four pixels of a 2 by 2 image hide whether the bright pixels are on the left or right?</w:t>
       </w:r>
     </w:p>
@@ -162,8 +306,26 @@
       </w:r>
     </w:p>
     <w:p>
-      <w:r>
-        <w:t>By the end, I can explain training a small image model using a traced example and a stated limitation.</w:t>
+      <w:pPr>
+        <w:spacing w:line="336" w:lineRule="auto" w:after="180"/>
+      </w:pPr>
+      <w:r>
+        <w:rPr>
+          <w:b w:val="0"/>
+        </w:rPr>
+        <w:t xml:space="preserve">By the end, I can explain </w:t>
+      </w:r>
+      <w:r>
+        <w:rPr>
+          <w:b/>
+        </w:rPr>
+        <w:t>training</w:t>
+      </w:r>
+      <w:r>
+        <w:rPr>
+          <w:b w:val="0"/>
+        </w:rPr>
+        <w:t xml:space="preserve"> a small image model using a traced example and a stated limitation.</w:t>
       </w:r>
     </w:p>
     <w:p>
@@ -176,7 +338,29 @@
     </w:p>
     <w:p>
       <w:r>
-        <w:t>Use fictional 2 by 2 binary images, stored as two rows. Predict class 1 when the left column sum exceeds the right column sum; otherwise predict class 0. Equal sums belong to class 0. This known arithmetic task makes every step checkable; it does not establish real-world image recognition.</w:t>
+        <w:t>Investigate the supplied Training a small image model case. Separate observations, given facts and assumptions before choosing an explanation.</w:t>
+      </w:r>
+    </w:p>
+    <w:p>
+      <w:pPr>
+        <w:spacing w:line="336" w:lineRule="auto" w:after="180"/>
+      </w:pPr>
+      <w:r>
+        <w:rPr>
+          <w:b w:val="0"/>
+        </w:rPr>
+        <w:t>Use fictional 2 by 2 binary images, stored as two rows. Predict class 1 when the left column sum exceeds the right column sum; otherwise predict class 0. Equal sums belong to class 0.</w:t>
+      </w:r>
+    </w:p>
+    <w:p>
+      <w:pPr>
+        <w:spacing w:line="336" w:lineRule="auto" w:after="180"/>
+      </w:pPr>
+      <w:r>
+        <w:rPr>
+          <w:b w:val="0"/>
+        </w:rPr>
+        <w:t>This known arithmetic task makes every step checkable; it does not establish real-world image recognition.</w:t>
       </w:r>
     </w:p>
     <w:tbl>
@@ -490,13 +674,83 @@
       </w:tr>
     </w:tbl>
     <w:p>
-      <w:r>
-        <w:t>Apply the fixed kernel [[1, -1], [1, -1]] to the entire image to obtain d. Its negative gives -d. ReLU produces h1 = max(0, d) and h2 = max(0, -d). The output score is a(h1 - h2) = ad. Only the shared scalar a is trained; both kernels stay frozen and there is no bias or pooling.</w:t>
-      </w:r>
-    </w:p>
-    <w:p>
-      <w:r>
-        <w:t>For squared-error training, map class 1 to target t = 1 and class 0 to t = -1. Predict class 1 only when score &gt; 0; otherwise class 0. The score is not a probability. Keep the teacher-held final cases unseen until the checkpoint is selected and recorded.</w:t>
+      <w:pPr>
+        <w:spacing w:line="336" w:lineRule="auto" w:after="180"/>
+      </w:pPr>
+      <w:r>
+        <w:rPr>
+          <w:b w:val="0"/>
+        </w:rPr>
+        <w:t xml:space="preserve">Apply the fixed kernel [[1, -1], [1, -1]] to the entire image to obtain d. Its negative gives -d. ReLU produces h1 = max(0, d) and h2 = max(0, -d). The </w:t>
+      </w:r>
+      <w:r>
+        <w:rPr>
+          <w:b/>
+        </w:rPr>
+        <w:t>output</w:t>
+      </w:r>
+      <w:r>
+        <w:rPr>
+          <w:b w:val="0"/>
+        </w:rPr>
+        <w:t xml:space="preserve"> score is a(h1 - h2) = ad.</w:t>
+      </w:r>
+    </w:p>
+    <w:p>
+      <w:pPr>
+        <w:spacing w:line="336" w:lineRule="auto" w:after="180"/>
+      </w:pPr>
+      <w:r>
+        <w:rPr>
+          <w:b w:val="0"/>
+        </w:rPr>
+        <w:t>Only the shared scalar a is trained; both kernels stay frozen and there is no bias or pooling.</w:t>
+      </w:r>
+    </w:p>
+    <w:p>
+      <w:pPr>
+        <w:spacing w:line="336" w:lineRule="auto" w:after="180"/>
+      </w:pPr>
+      <w:r>
+        <w:rPr>
+          <w:b w:val="0"/>
+        </w:rPr>
+        <w:t xml:space="preserve">For squared-error </w:t>
+      </w:r>
+      <w:r>
+        <w:rPr>
+          <w:b/>
+        </w:rPr>
+        <w:t>training</w:t>
+      </w:r>
+      <w:r>
+        <w:rPr>
+          <w:b w:val="0"/>
+        </w:rPr>
+        <w:t>, map class 1 to target t = 1 and class 0 to t = -1. Predict class 1 only when score &gt; 0; otherwise class 0. The score is not a probability.</w:t>
+      </w:r>
+    </w:p>
+    <w:p>
+      <w:pPr>
+        <w:spacing w:line="336" w:lineRule="auto" w:after="180"/>
+      </w:pPr>
+      <w:r>
+        <w:rPr>
+          <w:b w:val="0"/>
+        </w:rPr>
+        <w:t xml:space="preserve">Keep the teacher-held final cases unseen until the </w:t>
+      </w:r>
+      <w:r>
+        <w:rPr>
+          <w:b/>
+        </w:rPr>
+        <w:t>checkpoint</w:t>
+      </w:r>
+      <w:r>
+        <w:rPr>
+          <w:b w:val="0"/>
+        </w:rPr>
+        <w:t xml:space="preserve"> is selected and recorded.</w:t>
       </w:r>
     </w:p>
     <w:p>
@@ -532,7 +786,65 @@
     </w:p>
     <w:p>
       <w:r>
-        <w:t>Start a = 0. Use all four training examples in each update, ordinary mean squared error and learning rate 0.1. Save checkpoints at updates 0, 1 and 2. The training loss is 2.5a squared - 3a + 1, with gradient 5a - 3. Subtract learning rate times gradient; this gives a = 0.3 then a = 0.45.</w:t>
+        <w:t>Follow the mechanism for Training a small image model. Connect each labelled input, deciding step and result.</w:t>
+      </w:r>
+    </w:p>
+    <w:p>
+      <w:pPr>
+        <w:spacing w:line="336" w:lineRule="auto" w:after="180"/>
+      </w:pPr>
+      <w:r>
+        <w:rPr>
+          <w:b w:val="0"/>
+        </w:rPr>
+        <w:t xml:space="preserve">Start a = 0. Use all four </w:t>
+      </w:r>
+      <w:r>
+        <w:rPr>
+          <w:b/>
+        </w:rPr>
+        <w:t>training</w:t>
+      </w:r>
+      <w:r>
+        <w:rPr>
+          <w:b w:val="0"/>
+        </w:rPr>
+        <w:t xml:space="preserve"> examples in each update, ordinary mean squared error and learning rate 0.1. Save </w:t>
+      </w:r>
+      <w:r>
+        <w:rPr>
+          <w:b/>
+        </w:rPr>
+        <w:t>checkpoint</w:t>
+      </w:r>
+      <w:r>
+        <w:rPr>
+          <w:b w:val="0"/>
+        </w:rPr>
+        <w:t xml:space="preserve">s at updates 0, 1 and 2. The </w:t>
+      </w:r>
+      <w:r>
+        <w:rPr>
+          <w:b/>
+        </w:rPr>
+        <w:t>training</w:t>
+      </w:r>
+      <w:r>
+        <w:rPr>
+          <w:b w:val="0"/>
+        </w:rPr>
+        <w:t xml:space="preserve"> loss is 2.5a squared - 3a + 1, with gradient 5a - 3.</w:t>
+      </w:r>
+    </w:p>
+    <w:p>
+      <w:pPr>
+        <w:spacing w:line="336" w:lineRule="auto" w:after="180"/>
+      </w:pPr>
+      <w:r>
+        <w:rPr>
+          <w:b w:val="0"/>
+        </w:rPr>
+        <w:t>Subtract learning rate times gradient; this gives a = 0.3 then a = 0.45.</w:t>
       </w:r>
     </w:p>
     <w:p>
@@ -584,8 +896,37 @@
       </w:r>
     </w:p>
     <w:p>
-      <w:r>
-        <w:t>The code assumes valid 2 by 2 numeric images and nonempty labelled lists. It prints update, weight, training MSE and validation MSE. Validation examples are scored but never used in the gradient. A single-channel filter spanning the whole image produces one value here, so no further spatial pooling is needed.</w:t>
+      <w:pPr>
+        <w:spacing w:line="336" w:lineRule="auto" w:after="180"/>
+      </w:pPr>
+      <w:r>
+        <w:rPr>
+          <w:b w:val="0"/>
+        </w:rPr>
+        <w:t xml:space="preserve">The code assumes valid 2 by 2 numeric images and nonempty labelled lists. It prints update, weight, </w:t>
+      </w:r>
+      <w:r>
+        <w:rPr>
+          <w:b/>
+        </w:rPr>
+        <w:t>training</w:t>
+      </w:r>
+      <w:r>
+        <w:rPr>
+          <w:b w:val="0"/>
+        </w:rPr>
+        <w:t xml:space="preserve"> MSE and validation MSE. Validation examples are scored but never used in the gradient.</w:t>
+      </w:r>
+    </w:p>
+    <w:p>
+      <w:pPr>
+        <w:spacing w:line="336" w:lineRule="auto" w:after="180"/>
+      </w:pPr>
+      <w:r>
+        <w:rPr>
+          <w:b w:val="0"/>
+        </w:rPr>
+        <w:t>A single-channel filter spanning the whole image produces one value here, so no further spatial pooling is needed.</w:t>
       </w:r>
     </w:p>
     <w:p>
@@ -597,8 +938,26 @@
       </w:r>
     </w:p>
     <w:p>
-      <w:r>
-        <w:t>Point to the input, the deciding step and the result in this week’s visual. Explain the same step in ordinary words. A picture helps when you can say what each part represents.</w:t>
+      <w:pPr>
+        <w:spacing w:line="336" w:lineRule="auto" w:after="180"/>
+      </w:pPr>
+      <w:r>
+        <w:rPr>
+          <w:b w:val="0"/>
+        </w:rPr>
+        <w:t xml:space="preserve">Point to the </w:t>
+      </w:r>
+      <w:r>
+        <w:rPr>
+          <w:b/>
+        </w:rPr>
+        <w:t>input</w:t>
+      </w:r>
+      <w:r>
+        <w:rPr>
+          <w:b w:val="0"/>
+        </w:rPr>
+        <w:t>, the deciding step and the result in this week’s visual. Explain the same step in ordinary words. A picture helps when you can say what each part represents.</w:t>
       </w:r>
     </w:p>
     <w:p>
@@ -610,6 +969,11 @@
       </w:r>
     </w:p>
     <w:p>
+      <w:r>
+        <w:t>Compare the supplied cases for Training a small image model. Identify the detail that changes the conclusion.</w:t>
+      </w:r>
+    </w:p>
+    <w:p>
       <w:pPr>
         <w:pStyle w:val="Heading3"/>
       </w:pPr>
@@ -618,8 +982,26 @@
       </w:r>
     </w:p>
     <w:p>
-      <w:r>
-        <w:t>Starting at a = 0, use gradient 5a - 3 and rate 0.1 for two updates. Give each gradient, new weight and training MSE.</w:t>
+      <w:pPr>
+        <w:spacing w:line="336" w:lineRule="auto" w:after="180"/>
+      </w:pPr>
+      <w:r>
+        <w:rPr>
+          <w:b w:val="0"/>
+        </w:rPr>
+        <w:t xml:space="preserve">Starting at a = 0, use gradient 5a - 3 and rate 0.1 for two updates. Give each gradient, new weight and </w:t>
+      </w:r>
+      <w:r>
+        <w:rPr>
+          <w:b/>
+        </w:rPr>
+        <w:t>training</w:t>
+      </w:r>
+      <w:r>
+        <w:rPr>
+          <w:b w:val="0"/>
+        </w:rPr>
+        <w:t xml:space="preserve"> MSE.</w:t>
       </w:r>
     </w:p>
     <w:p>
@@ -664,18 +1046,105 @@
       </w:r>
     </w:p>
     <w:p>
-      <w:r>
-        <w:t>Change: Double the two-update budget while keeping the same training rule.</w:t>
-      </w:r>
-    </w:p>
-    <w:p>
-      <w:r>
-        <w:t>Prediction: Next a values 0.875 and 0.9375; training loss falls to 0.015625.</w:t>
-      </w:r>
-    </w:p>
-    <w:p>
-      <w:r>
-        <w:t>Reason: Each update halves the distance to the training optimum1 in this toy system.</w:t>
+      <w:pPr>
+        <w:pStyle w:val="Heading3"/>
+      </w:pPr>
+      <w:r>
+        <w:t>Change one thing</w:t>
+      </w:r>
+    </w:p>
+    <w:p>
+      <w:pPr>
+        <w:spacing w:line="336" w:lineRule="auto" w:after="180"/>
+        <w:shd w:fill="F5F1FB"/>
+      </w:pPr>
+      <w:r>
+        <w:rPr>
+          <w:b w:val="0"/>
+        </w:rPr>
+        <w:t xml:space="preserve">Change: Double the two-update budget while keeping the same </w:t>
+      </w:r>
+      <w:r>
+        <w:rPr>
+          <w:b/>
+        </w:rPr>
+        <w:t>training</w:t>
+      </w:r>
+      <w:r>
+        <w:rPr>
+          <w:b w:val="0"/>
+        </w:rPr>
+        <w:t xml:space="preserve"> rule.</w:t>
+      </w:r>
+    </w:p>
+    <w:p>
+      <w:pPr>
+        <w:pStyle w:val="Heading3"/>
+      </w:pPr>
+      <w:r>
+        <w:t>Predicted result</w:t>
+      </w:r>
+    </w:p>
+    <w:p>
+      <w:pPr>
+        <w:spacing w:line="336" w:lineRule="auto" w:after="180"/>
+        <w:shd w:fill="F1F6FC"/>
+      </w:pPr>
+      <w:r>
+        <w:rPr>
+          <w:b/>
+        </w:rPr>
+        <w:t>Prediction</w:t>
+      </w:r>
+      <w:r>
+        <w:rPr>
+          <w:b w:val="0"/>
+        </w:rPr>
+        <w:t xml:space="preserve">: Next a values 0.875 and 0.9375; </w:t>
+      </w:r>
+      <w:r>
+        <w:rPr>
+          <w:b/>
+        </w:rPr>
+        <w:t>training</w:t>
+      </w:r>
+      <w:r>
+        <w:rPr>
+          <w:b w:val="0"/>
+        </w:rPr>
+        <w:t xml:space="preserve"> loss falls to 0.015625.</w:t>
+      </w:r>
+    </w:p>
+    <w:p>
+      <w:pPr>
+        <w:pStyle w:val="Heading3"/>
+      </w:pPr>
+      <w:r>
+        <w:t>Why the result follows</w:t>
+      </w:r>
+    </w:p>
+    <w:p>
+      <w:pPr>
+        <w:spacing w:line="336" w:lineRule="auto" w:after="180"/>
+        <w:shd w:fill="F1F6FC"/>
+      </w:pPr>
+      <w:r>
+        <w:rPr>
+          <w:b w:val="0"/>
+        </w:rPr>
+        <w:t xml:space="preserve">Reason: Each update halves the distance to the </w:t>
+      </w:r>
+      <w:r>
+        <w:rPr>
+          <w:b/>
+        </w:rPr>
+        <w:t>training</w:t>
+      </w:r>
+      <w:r>
+        <w:rPr>
+          <w:b w:val="0"/>
+        </w:rPr>
+        <w:t xml:space="preserve"> optimum1 in this toy system.</w:t>
       </w:r>
     </w:p>
     <w:p>
@@ -684,6 +1153,11 @@
       </w:pPr>
       <w:r>
         <w:t>05. Words that unlock the idea</w:t>
+      </w:r>
+    </w:p>
+    <w:p>
+      <w:r>
+        <w:t>Use the vocabulary of Training a small image model to explain a concrete decision, rather than only memorising definitions.</w:t>
       </w:r>
     </w:p>
     <w:tbl>
@@ -839,6 +1313,11 @@
       </w:pPr>
       <w:r>
         <w:t>06. Follow a worked example</w:t>
+      </w:r>
+    </w:p>
+    <w:p>
+      <w:r>
+        <w:t>Follow the worked trace for Training a small image model, predict a step, then compare with its explanation.</w:t>
       </w:r>
     </w:p>
     <w:p>
@@ -1034,7 +1513,13 @@
       </w:r>
     </w:p>
     <w:p>
-      <w:r>
+      <w:pPr>
+        <w:spacing w:line="336" w:lineRule="auto" w:after="180"/>
+      </w:pPr>
+      <w:r>
+        <w:rPr>
+          <w:b w:val="0"/>
+        </w:rPr>
         <w:t>Cover the result before checking it. Say what is given, choose the procedure, and follow one step at a time. Then uncover the result and explain your first mismatch. Ask why a step is allowed, not only what number it produces.</w:t>
       </w:r>
     </w:p>
@@ -1047,7 +1532,13 @@
       </w:r>
     </w:p>
     <w:p>
-      <w:r>
+      <w:pPr>
+        <w:spacing w:line="336" w:lineRule="auto" w:after="180"/>
+      </w:pPr>
+      <w:r>
+        <w:rPr>
+          <w:b w:val="0"/>
+        </w:rPr>
         <w:t>Train one tiny image score with a fixed budget and a separately reserved check.</w:t>
       </w:r>
     </w:p>
@@ -1060,13 +1551,67 @@
       </w:r>
     </w:p>
     <w:p>
-      <w:r>
-        <w:t>Toy brightness difference d=left−right; score=a×d. Training pair d=2, target 2; start a=0; squared loss; learning rate 1/16; two updates.</w:t>
-      </w:r>
-    </w:p>
-    <w:p>
-      <w:r>
-        <w:t>All inputs and outcomes in this worked example are invented classroom data; no real model run is claimed.</w:t>
+      <w:pPr>
+        <w:pStyle w:val="Heading3"/>
+      </w:pPr>
+      <w:r>
+        <w:t>Supplied facts</w:t>
+      </w:r>
+    </w:p>
+    <w:p>
+      <w:pPr>
+        <w:spacing w:line="336" w:lineRule="auto" w:after="180"/>
+        <w:shd w:fill="F1F6FC"/>
+      </w:pPr>
+      <w:r>
+        <w:rPr>
+          <w:b w:val="0"/>
+        </w:rPr>
+        <w:t xml:space="preserve">Toy brightness difference d=left−right; score=a×d. </w:t>
+      </w:r>
+      <w:r>
+        <w:rPr>
+          <w:b/>
+        </w:rPr>
+        <w:t>Training</w:t>
+      </w:r>
+      <w:r>
+        <w:rPr>
+          <w:b w:val="0"/>
+        </w:rPr>
+        <w:t xml:space="preserve"> pair d=2, target 2; start a=0; squared loss; learning rate 1/16; two updates.</w:t>
+      </w:r>
+    </w:p>
+    <w:p>
+      <w:pPr>
+        <w:pStyle w:val="Heading3"/>
+      </w:pPr>
+      <w:r>
+        <w:t>Supplied facts</w:t>
+      </w:r>
+    </w:p>
+    <w:p>
+      <w:pPr>
+        <w:spacing w:line="336" w:lineRule="auto" w:after="180"/>
+        <w:shd w:fill="F1F6FC"/>
+      </w:pPr>
+      <w:r>
+        <w:rPr>
+          <w:b w:val="0"/>
+        </w:rPr>
+        <w:t xml:space="preserve">All </w:t>
+      </w:r>
+      <w:r>
+        <w:rPr>
+          <w:b/>
+        </w:rPr>
+        <w:t>input</w:t>
+      </w:r>
+      <w:r>
+        <w:rPr>
+          <w:b w:val="0"/>
+        </w:rPr>
+        <w:t>s and outcomes in this worked example are invented classroom data; no real model run is claimed.</w:t>
       </w:r>
     </w:p>
     <w:p>
@@ -1229,31 +1774,211 @@
       </w:r>
     </w:p>
     <w:p>
-      <w:r>
-        <w:t>The image feature is a brightness difference, and training adjusts one output weight multiplying it. Each gradient is computed using the current prediction before the next update. In this example, the rate halves the distance to the training optimum each time. More updates reduce this training loss, but choosing a budget still requires separate validation evidence.</w:t>
-      </w:r>
-    </w:p>
-    <w:p>
       <w:pPr>
         <w:pStyle w:val="Heading3"/>
       </w:pPr>
       <w:r>
+        <w:t>Why the result follows</w:t>
+      </w:r>
+    </w:p>
+    <w:p>
+      <w:pPr>
+        <w:spacing w:line="336" w:lineRule="auto" w:after="180"/>
+        <w:shd w:fill="F1F6FC"/>
+      </w:pPr>
+      <w:r>
+        <w:rPr>
+          <w:b w:val="0"/>
+        </w:rPr>
+        <w:t xml:space="preserve">The image feature is a brightness difference, and </w:t>
+      </w:r>
+      <w:r>
+        <w:rPr>
+          <w:b/>
+        </w:rPr>
+        <w:t>training</w:t>
+      </w:r>
+      <w:r>
+        <w:rPr>
+          <w:b w:val="0"/>
+        </w:rPr>
+        <w:t xml:space="preserve"> adjusts one </w:t>
+      </w:r>
+      <w:r>
+        <w:rPr>
+          <w:b/>
+        </w:rPr>
+        <w:t>output</w:t>
+      </w:r>
+      <w:r>
+        <w:rPr>
+          <w:b w:val="0"/>
+        </w:rPr>
+        <w:t xml:space="preserve"> weight multiplying it. Each gradient is computed using the current </w:t>
+      </w:r>
+      <w:r>
+        <w:rPr>
+          <w:b/>
+        </w:rPr>
+        <w:t>prediction</w:t>
+      </w:r>
+      <w:r>
+        <w:rPr>
+          <w:b w:val="0"/>
+        </w:rPr>
+        <w:t xml:space="preserve"> before the next update.</w:t>
+      </w:r>
+    </w:p>
+    <w:p>
+      <w:pPr>
+        <w:spacing w:line="336" w:lineRule="auto" w:after="180"/>
+        <w:shd w:fill="F1F6FC"/>
+      </w:pPr>
+      <w:r>
+        <w:rPr>
+          <w:b w:val="0"/>
+        </w:rPr>
+        <w:t xml:space="preserve">In this example, the rate halves the distance to the </w:t>
+      </w:r>
+      <w:r>
+        <w:rPr>
+          <w:b/>
+        </w:rPr>
+        <w:t>training</w:t>
+      </w:r>
+      <w:r>
+        <w:rPr>
+          <w:b w:val="0"/>
+        </w:rPr>
+        <w:t xml:space="preserve"> optimum each time. More updates reduce this </w:t>
+      </w:r>
+      <w:r>
+        <w:rPr>
+          <w:b/>
+        </w:rPr>
+        <w:t>training</w:t>
+      </w:r>
+      <w:r>
+        <w:rPr>
+          <w:b w:val="0"/>
+        </w:rPr>
+        <w:t xml:space="preserve"> loss, but choosing a budget still requires separate validation </w:t>
+      </w:r>
+      <w:r>
+        <w:rPr>
+          <w:b/>
+        </w:rPr>
+        <w:t>evidence</w:t>
+      </w:r>
+      <w:r>
+        <w:rPr>
+          <w:b w:val="0"/>
+        </w:rPr>
+        <w:t>.</w:t>
+      </w:r>
+    </w:p>
+    <w:p>
+      <w:pPr>
+        <w:pStyle w:val="Heading3"/>
+      </w:pPr>
+      <w:r>
         <w:t>What this example does not establish</w:t>
       </w:r>
     </w:p>
     <w:p>
-      <w:r>
+      <w:pPr>
+        <w:pStyle w:val="Heading3"/>
+      </w:pPr>
+      <w:r>
+        <w:t>Keep the stated limit</w:t>
+      </w:r>
+    </w:p>
+    <w:p>
+      <w:pPr>
+        <w:spacing w:line="336" w:lineRule="auto" w:after="180"/>
+        <w:shd w:fill="FFF5E6"/>
+      </w:pPr>
+      <w:r>
+        <w:rPr>
+          <w:b w:val="0"/>
+        </w:rPr>
         <w:t>This scalar brightness model is a transparent toy image task, not a claim that a full image network was run.</w:t>
       </w:r>
     </w:p>
     <w:p>
-      <w:r>
-        <w:t>Read the labelled picture: Does lower training loss alone establish that four updates generalise better? Point to the relevant step in the picture, then write the changed result and the rule or evidence that supports it.</w:t>
-      </w:r>
-    </w:p>
-    <w:p>
-      <w:r>
-        <w:t>Change one thing: Double the two-update budget while keeping the same training rule. Predict the result before checking the explanation. What remains the same?</w:t>
+      <w:pPr>
+        <w:pStyle w:val="Heading3"/>
+      </w:pPr>
+      <w:r>
+        <w:t>Keep the stated limit</w:t>
+      </w:r>
+    </w:p>
+    <w:p>
+      <w:pPr>
+        <w:spacing w:line="336" w:lineRule="auto" w:after="180"/>
+        <w:shd w:fill="FFF5E6"/>
+      </w:pPr>
+      <w:r>
+        <w:rPr>
+          <w:b w:val="0"/>
+        </w:rPr>
+        <w:t xml:space="preserve">Read the labelled picture: Does lower </w:t>
+      </w:r>
+      <w:r>
+        <w:rPr>
+          <w:b/>
+        </w:rPr>
+        <w:t>training</w:t>
+      </w:r>
+      <w:r>
+        <w:rPr>
+          <w:b w:val="0"/>
+        </w:rPr>
+        <w:t xml:space="preserve"> loss alone establish that four updates generalise better? Point to the relevant step in the picture, then write the changed result and the rule or </w:t>
+      </w:r>
+      <w:r>
+        <w:rPr>
+          <w:b/>
+        </w:rPr>
+        <w:t>evidence</w:t>
+      </w:r>
+      <w:r>
+        <w:rPr>
+          <w:b w:val="0"/>
+        </w:rPr>
+        <w:t xml:space="preserve"> that supports it.</w:t>
+      </w:r>
+    </w:p>
+    <w:p>
+      <w:pPr>
+        <w:pStyle w:val="Heading3"/>
+      </w:pPr>
+      <w:r>
+        <w:t>Keep the stated limit</w:t>
+      </w:r>
+    </w:p>
+    <w:p>
+      <w:pPr>
+        <w:spacing w:line="336" w:lineRule="auto" w:after="180"/>
+        <w:shd w:fill="FFF5E6"/>
+      </w:pPr>
+      <w:r>
+        <w:rPr>
+          <w:b w:val="0"/>
+        </w:rPr>
+        <w:t xml:space="preserve">Change one thing: Double the two-update budget while keeping the same </w:t>
+      </w:r>
+      <w:r>
+        <w:rPr>
+          <w:b/>
+        </w:rPr>
+        <w:t>training</w:t>
+      </w:r>
+      <w:r>
+        <w:rPr>
+          <w:b w:val="0"/>
+        </w:rPr>
+        <w:t xml:space="preserve"> rule. Predict the result before checking the explanation. What remains the same?</w:t>
       </w:r>
     </w:p>
     <w:p>
@@ -1266,17 +1991,7 @@
     </w:p>
     <w:p>
       <w:r>
-        <w:t>Save a = 0.45, both fixed kernels, the input schema, target mapping, strict decision threshold, split IDs, learning rate, update budget and selection rule. The baseline always predicts class 0: training classes are tied, and the declared tie rule chooses 0. It gets 2 of 4 training cases and 1 of 2 validation cases correct. The selected model gets all of those cases correct.</w:t>
-      </w:r>
-    </w:p>
-    <w:p>
-      <w:r>
-        <w:t>The teacher now supplies the three reserved final images. Record each score and prediction before comparing with the supplied labels. Report correct count and denominator for both the frozen model and the same constant baseline. Do not tune the threshold or retrain after viewing final errors and still call that same set unseen.</w:t>
-      </w:r>
-    </w:p>
-    <w:p>
-      <w:r>
-        <w:t>Because the images and target rule were constructed for this small exercise, even perfect results support only a narrow claim. Validation images differ from training pixels but reuse differences 1 and -1. This is a deliberately simple check of a procedure, not evidence of broad generalisation.</w:t>
+        <w:t>Find the unsupported step in the Training a small image model claim and explain a repair using the supplied evidence.</w:t>
       </w:r>
     </w:p>
     <w:p>
@@ -1284,12 +1999,235 @@
         <w:pStyle w:val="Heading3"/>
       </w:pPr>
       <w:r>
+        <w:t>Check the claim against the facts</w:t>
+      </w:r>
+    </w:p>
+    <w:p>
+      <w:pPr>
+        <w:spacing w:line="336" w:lineRule="auto" w:after="180"/>
+        <w:shd w:fill="FFF5E6"/>
+      </w:pPr>
+      <w:r>
+        <w:rPr>
+          <w:b w:val="0"/>
+        </w:rPr>
+        <w:t xml:space="preserve">Save a = 0.45, both fixed kernels, the </w:t>
+      </w:r>
+      <w:r>
+        <w:rPr>
+          <w:b/>
+        </w:rPr>
+        <w:t>input</w:t>
+      </w:r>
+      <w:r>
+        <w:rPr>
+          <w:b w:val="0"/>
+        </w:rPr>
+        <w:t xml:space="preserve"> schema, target mapping, strict decision threshold, split IDs, learning rate, update budget and selection rule.</w:t>
+      </w:r>
+    </w:p>
+    <w:p>
+      <w:pPr>
+        <w:spacing w:line="336" w:lineRule="auto" w:after="180"/>
+        <w:shd w:fill="FFF5E6"/>
+      </w:pPr>
+      <w:r>
+        <w:rPr>
+          <w:b w:val="0"/>
+        </w:rPr>
+        <w:t xml:space="preserve">The </w:t>
+      </w:r>
+      <w:r>
+        <w:rPr>
+          <w:b/>
+        </w:rPr>
+        <w:t>baseline</w:t>
+      </w:r>
+      <w:r>
+        <w:rPr>
+          <w:b w:val="0"/>
+        </w:rPr>
+        <w:t xml:space="preserve"> always predicts class 0: </w:t>
+      </w:r>
+      <w:r>
+        <w:rPr>
+          <w:b/>
+        </w:rPr>
+        <w:t>training</w:t>
+      </w:r>
+      <w:r>
+        <w:rPr>
+          <w:b w:val="0"/>
+        </w:rPr>
+        <w:t xml:space="preserve"> classes are tied, and the declared tie rule chooses 0. It gets 2 of 4 </w:t>
+      </w:r>
+      <w:r>
+        <w:rPr>
+          <w:b/>
+        </w:rPr>
+        <w:t>training</w:t>
+      </w:r>
+      <w:r>
+        <w:rPr>
+          <w:b w:val="0"/>
+        </w:rPr>
+        <w:t xml:space="preserve"> cases and 1 of 2 validation cases correct. The selected model gets all of those cases correct.</w:t>
+      </w:r>
+    </w:p>
+    <w:p>
+      <w:pPr>
+        <w:pStyle w:val="Heading3"/>
+      </w:pPr>
+      <w:r>
+        <w:t>Check the claim against the facts</w:t>
+      </w:r>
+    </w:p>
+    <w:p>
+      <w:pPr>
+        <w:spacing w:line="336" w:lineRule="auto" w:after="180"/>
+        <w:shd w:fill="FFF5E6"/>
+      </w:pPr>
+      <w:r>
+        <w:rPr>
+          <w:b w:val="0"/>
+        </w:rPr>
+        <w:t xml:space="preserve">The teacher now supplies the three reserved final images. Record each score and </w:t>
+      </w:r>
+      <w:r>
+        <w:rPr>
+          <w:b/>
+        </w:rPr>
+        <w:t>prediction</w:t>
+      </w:r>
+      <w:r>
+        <w:rPr>
+          <w:b w:val="0"/>
+        </w:rPr>
+        <w:t xml:space="preserve"> before comparing with the supplied labels.</w:t>
+      </w:r>
+    </w:p>
+    <w:p>
+      <w:pPr>
+        <w:spacing w:line="336" w:lineRule="auto" w:after="180"/>
+        <w:shd w:fill="FFF5E6"/>
+      </w:pPr>
+      <w:r>
+        <w:rPr>
+          <w:b w:val="0"/>
+        </w:rPr>
+        <w:t xml:space="preserve">Report correct count and denominator for both the frozen model and the same constant </w:t>
+      </w:r>
+      <w:r>
+        <w:rPr>
+          <w:b/>
+        </w:rPr>
+        <w:t>baseline</w:t>
+      </w:r>
+      <w:r>
+        <w:rPr>
+          <w:b w:val="0"/>
+        </w:rPr>
+        <w:t>. Do not tune the threshold or retrain after viewing final errors and still call that same set unseen.</w:t>
+      </w:r>
+    </w:p>
+    <w:p>
+      <w:pPr>
+        <w:pStyle w:val="Heading3"/>
+      </w:pPr>
+      <w:r>
+        <w:t>Check the claim against the facts</w:t>
+      </w:r>
+    </w:p>
+    <w:p>
+      <w:pPr>
+        <w:spacing w:line="336" w:lineRule="auto" w:after="180"/>
+        <w:shd w:fill="FFF5E6"/>
+      </w:pPr>
+      <w:r>
+        <w:rPr>
+          <w:b w:val="0"/>
+        </w:rPr>
+        <w:t xml:space="preserve">Because the images and target rule were constructed for this small exercise, even perfect results support only a narrow claim. Validation images differ from </w:t>
+      </w:r>
+      <w:r>
+        <w:rPr>
+          <w:b/>
+        </w:rPr>
+        <w:t>training</w:t>
+      </w:r>
+      <w:r>
+        <w:rPr>
+          <w:b w:val="0"/>
+        </w:rPr>
+        <w:t xml:space="preserve"> pixels but reuse differences 1 and -1.</w:t>
+      </w:r>
+    </w:p>
+    <w:p>
+      <w:pPr>
+        <w:spacing w:line="336" w:lineRule="auto" w:after="180"/>
+        <w:shd w:fill="FFF5E6"/>
+      </w:pPr>
+      <w:r>
+        <w:rPr>
+          <w:b w:val="0"/>
+        </w:rPr>
+        <w:t xml:space="preserve">This is a deliberately simple check of a procedure, not </w:t>
+      </w:r>
+      <w:r>
+        <w:rPr>
+          <w:b/>
+        </w:rPr>
+        <w:t>evidence</w:t>
+      </w:r>
+      <w:r>
+        <w:rPr>
+          <w:b w:val="0"/>
+        </w:rPr>
+        <w:t xml:space="preserve"> of broad generalisation.</w:t>
+      </w:r>
+    </w:p>
+    <w:p>
+      <w:pPr>
+        <w:pStyle w:val="Heading3"/>
+      </w:pPr>
+      <w:r>
         <w:t>Locate the earliest unsupported step</w:t>
       </w:r>
     </w:p>
     <w:p>
-      <w:r>
-        <w:t>Select among the three saved lesson checkpoints using validation MSE, with earliest update breaking a tie. Is selecting by training accuracy the same declared procedure?</w:t>
+      <w:pPr>
+        <w:spacing w:line="336" w:lineRule="auto" w:after="180"/>
+        <w:shd w:fill="F5F1FB"/>
+      </w:pPr>
+      <w:r>
+        <w:rPr>
+          <w:b w:val="0"/>
+        </w:rPr>
+        <w:t xml:space="preserve">Select among the three saved lesson </w:t>
+      </w:r>
+      <w:r>
+        <w:rPr>
+          <w:b/>
+        </w:rPr>
+        <w:t>checkpoint</w:t>
+      </w:r>
+      <w:r>
+        <w:rPr>
+          <w:b w:val="0"/>
+        </w:rPr>
+        <w:t xml:space="preserve">s using validation MSE, with earliest update breaking a tie. Is selecting by </w:t>
+      </w:r>
+      <w:r>
+        <w:rPr>
+          <w:b/>
+        </w:rPr>
+        <w:t>training</w:t>
+      </w:r>
+      <w:r>
+        <w:rPr>
+          <w:b w:val="0"/>
+        </w:rPr>
+        <w:t xml:space="preserve"> accuracy the same declared procedure?</w:t>
       </w:r>
     </w:p>
     <w:p>
@@ -1340,7 +2278,30 @@
     </w:p>
     <w:p>
       <w:r>
-        <w:t>For Train B, compute d, h1, h2 and the score at a = 0.45. Give the class prediction and squared error against its signed target.</w:t>
+        <w:t>Practise Training a small image model with support, then explain the deciding step in your own words.</w:t>
+      </w:r>
+    </w:p>
+    <w:p>
+      <w:pPr>
+        <w:spacing w:line="336" w:lineRule="auto" w:after="180"/>
+      </w:pPr>
+      <w:r>
+        <w:rPr>
+          <w:b w:val="0"/>
+        </w:rPr>
+        <w:t xml:space="preserve">For Train B, compute d, h1, h2 and the score at a = 0.45. Give the class </w:t>
+      </w:r>
+      <w:r>
+        <w:rPr>
+          <w:b/>
+        </w:rPr>
+        <w:t>prediction</w:t>
+      </w:r>
+      <w:r>
+        <w:rPr>
+          <w:b w:val="0"/>
+        </w:rPr>
+        <w:t xml:space="preserve"> and squared error against its signed target.</w:t>
       </w:r>
     </w:p>
     <w:p>
@@ -1408,8 +2369,38 @@
       </w:r>
     </w:p>
     <w:p>
-      <w:r>
-        <w:t>Use workbook W2 for the connected example “Training a small image model”. First fill the input and rule boxes. Try the middle steps before asking for a hint. After a hint, try the next step yourself.</w:t>
+      <w:pPr>
+        <w:spacing w:line="336" w:lineRule="auto" w:after="180"/>
+      </w:pPr>
+      <w:r>
+        <w:rPr>
+          <w:b w:val="0"/>
+        </w:rPr>
+        <w:t>Use workbook W2 for the connected example “</w:t>
+      </w:r>
+      <w:r>
+        <w:rPr>
+          <w:b/>
+        </w:rPr>
+        <w:t>Training</w:t>
+      </w:r>
+      <w:r>
+        <w:rPr>
+          <w:b w:val="0"/>
+        </w:rPr>
+        <w:t xml:space="preserve"> a small image model”. First fill the </w:t>
+      </w:r>
+      <w:r>
+        <w:rPr>
+          <w:b/>
+        </w:rPr>
+        <w:t>input</w:t>
+      </w:r>
+      <w:r>
+        <w:rPr>
+          <w:b w:val="0"/>
+        </w:rPr>
+        <w:t xml:space="preserve"> and rule boxes. Try the middle steps before asking for a hint. After a hint, try the next step yourself.</w:t>
       </w:r>
     </w:p>
     <w:tbl>
@@ -1492,7 +2483,13 @@
       </w:tr>
     </w:tbl>
     <w:p>
-      <w:r>
+      <w:pPr>
+        <w:spacing w:line="336" w:lineRule="auto" w:after="180"/>
+      </w:pPr>
+      <w:r>
+        <w:rPr>
+          <w:b w:val="0"/>
+        </w:rPr>
         <w:t>Explain your trace to a partner. Your partner points to one step to check. Swap roles on the next case. Each person writes their own explanation.</w:t>
       </w:r>
     </w:p>
@@ -1505,12 +2502,47 @@
       </w:r>
     </w:p>
     <w:p>
-      <w:r>
-        <w:t>Use the worked case for Training a small image model. Proposed explanation: “All parameters in a trained model must have been learned”. Decide whether this explanation is supported. Point to the step or supplied fact that decides; explain your repair if needed.</w:t>
-      </w:r>
-    </w:p>
-    <w:p>
-      <w:r>
+      <w:pPr>
+        <w:spacing w:line="336" w:lineRule="auto" w:after="180"/>
+      </w:pPr>
+      <w:r>
+        <w:rPr>
+          <w:b w:val="0"/>
+        </w:rPr>
+        <w:t xml:space="preserve">Use the worked case for </w:t>
+      </w:r>
+      <w:r>
+        <w:rPr>
+          <w:b/>
+        </w:rPr>
+        <w:t>Training</w:t>
+      </w:r>
+      <w:r>
+        <w:rPr>
+          <w:b w:val="0"/>
+        </w:rPr>
+        <w:t xml:space="preserve"> a small image model. Proposed explanation: “All parameters in a trained model must have been learned”. Decide whether this explanation is supported.</w:t>
+      </w:r>
+    </w:p>
+    <w:p>
+      <w:pPr>
+        <w:spacing w:line="336" w:lineRule="auto" w:after="180"/>
+      </w:pPr>
+      <w:r>
+        <w:rPr>
+          <w:b w:val="0"/>
+        </w:rPr>
+        <w:t>Point to the step or supplied fact that decides; explain your repair if needed.</w:t>
+      </w:r>
+    </w:p>
+    <w:p>
+      <w:pPr>
+        <w:spacing w:line="336" w:lineRule="auto" w:after="180"/>
+      </w:pPr>
+      <w:r>
+        <w:rPr>
+          <w:b w:val="0"/>
+        </w:rPr>
         <w:t>Answer on your own before discussion. If you are unsure, say which step you need help with.</w:t>
       </w:r>
     </w:p>
@@ -1523,8 +2555,38 @@
       </w:r>
     </w:p>
     <w:p>
-      <w:r>
-        <w:t>Does lower training loss alone establish that four updates generalise better? Point to the relevant step in the picture, then write the changed result and the rule or evidence that supports it.</w:t>
+      <w:pPr>
+        <w:spacing w:line="336" w:lineRule="auto" w:after="180"/>
+      </w:pPr>
+      <w:r>
+        <w:rPr>
+          <w:b w:val="0"/>
+        </w:rPr>
+        <w:t xml:space="preserve">Does lower </w:t>
+      </w:r>
+      <w:r>
+        <w:rPr>
+          <w:b/>
+        </w:rPr>
+        <w:t>training</w:t>
+      </w:r>
+      <w:r>
+        <w:rPr>
+          <w:b w:val="0"/>
+        </w:rPr>
+        <w:t xml:space="preserve"> loss alone establish that four updates generalise better? Point to the relevant step in the picture, then write the changed result and the rule or </w:t>
+      </w:r>
+      <w:r>
+        <w:rPr>
+          <w:b/>
+        </w:rPr>
+        <w:t>evidence</w:t>
+      </w:r>
+      <w:r>
+        <w:rPr>
+          <w:b w:val="0"/>
+        </w:rPr>
+        <w:t xml:space="preserve"> that supports it.</w:t>
       </w:r>
     </w:p>
     <w:p>
@@ -1556,7 +2618,13 @@
       </w:r>
     </w:p>
     <w:p>
-      <w:r>
+      <w:pPr>
+        <w:spacing w:line="336" w:lineRule="auto" w:after="180"/>
+      </w:pPr>
+      <w:r>
+        <w:rPr>
+          <w:b w:val="0"/>
+        </w:rPr>
         <w:t>This is supported practice. Keep the separately named independent case for an attempt before feedback.</w:t>
       </w:r>
     </w:p>
@@ -1569,6 +2637,11 @@
       </w:r>
     </w:p>
     <w:p>
+      <w:r>
+        <w:t>Investigate Training a small image model. Record the prediction, actual observation or labelled paper trace, explanation and next test separately.</w:t>
+      </w:r>
+    </w:p>
+    <w:p>
       <w:pPr>
         <w:pStyle w:val="Heading3"/>
       </w:pPr>
@@ -1577,8 +2650,26 @@
       </w:r>
     </w:p>
     <w:p>
-      <w:r>
-        <w:t>Starting at a = 0, use gradient 5a - 3 and rate 0.1 for two updates. Give each gradient, new weight and training MSE.</w:t>
+      <w:pPr>
+        <w:spacing w:line="336" w:lineRule="auto" w:after="180"/>
+      </w:pPr>
+      <w:r>
+        <w:rPr>
+          <w:b w:val="0"/>
+        </w:rPr>
+        <w:t xml:space="preserve">Starting at a = 0, use gradient 5a - 3 and rate 0.1 for two updates. Give each gradient, new weight and </w:t>
+      </w:r>
+      <w:r>
+        <w:rPr>
+          <w:b/>
+        </w:rPr>
+        <w:t>training</w:t>
+      </w:r>
+      <w:r>
+        <w:rPr>
+          <w:b w:val="0"/>
+        </w:rPr>
+        <w:t xml:space="preserve"> MSE.</w:t>
       </w:r>
     </w:p>
     <w:p>
@@ -1766,7 +2857,13 @@
       </w:tr>
     </w:tbl>
     <w:p>
-      <w:r>
+      <w:pPr>
+        <w:spacing w:line="336" w:lineRule="auto" w:after="180"/>
+      </w:pPr>
+      <w:r>
+        <w:rPr>
+          <w:b w:val="0"/>
+        </w:rPr>
         <w:t>On paper, trace the supplied procedure. If code is provided, predict before running it in a local practice file. Never write an expected answer as though it were an observed run.</w:t>
       </w:r>
     </w:p>
@@ -1779,7 +2876,13 @@
       </w:r>
     </w:p>
     <w:p>
-      <w:r>
+      <w:pPr>
+        <w:spacing w:line="336" w:lineRule="auto" w:after="180"/>
+      </w:pPr>
+      <w:r>
+        <w:rPr>
+          <w:b w:val="0"/>
+        </w:rPr>
         <w:t>Before trying: what do I expect, and why? While trying: which step could first go wrong? Afterwards: what did I actually observe, and what should change? Keep “not run” if you only traced the procedure.</w:t>
       </w:r>
     </w:p>
@@ -1792,6 +2895,11 @@
       </w:r>
     </w:p>
     <w:p>
+      <w:r>
+        <w:t>Move from recall to tracing, diagnosis and transfer in Training a small image model. Explain why each step is justified.</w:t>
+      </w:r>
+    </w:p>
+    <w:p>
       <w:pPr>
         <w:pStyle w:val="Heading3"/>
       </w:pPr>
@@ -1800,17 +2908,72 @@
       </w:r>
     </w:p>
     <w:p>
-      <w:r>
-        <w:t>For Train B, compute d, h1, h2 and the score at a = 0.45. Give the class prediction and squared error against its signed target.</w:t>
-      </w:r>
-    </w:p>
-    <w:p>
-      <w:r>
-        <w:t>Select among the three saved lesson checkpoints using validation MSE, with earliest update breaking a tie. Is selecting by training accuracy the same declared procedure?</w:t>
-      </w:r>
-    </w:p>
-    <w:p>
-      <w:r>
+      <w:pPr>
+        <w:spacing w:line="336" w:lineRule="auto" w:after="180"/>
+      </w:pPr>
+      <w:r>
+        <w:rPr>
+          <w:b w:val="0"/>
+        </w:rPr>
+        <w:t xml:space="preserve">For Train B, compute d, h1, h2 and the score at a = 0.45. Give the class </w:t>
+      </w:r>
+      <w:r>
+        <w:rPr>
+          <w:b/>
+        </w:rPr>
+        <w:t>prediction</w:t>
+      </w:r>
+      <w:r>
+        <w:rPr>
+          <w:b w:val="0"/>
+        </w:rPr>
+        <w:t xml:space="preserve"> and squared error against its signed target.</w:t>
+      </w:r>
+    </w:p>
+    <w:p>
+      <w:pPr>
+        <w:spacing w:line="336" w:lineRule="auto" w:after="180"/>
+        <w:shd w:fill="F5F1FB"/>
+      </w:pPr>
+      <w:r>
+        <w:rPr>
+          <w:b w:val="0"/>
+        </w:rPr>
+        <w:t xml:space="preserve">Select among the three saved lesson </w:t>
+      </w:r>
+      <w:r>
+        <w:rPr>
+          <w:b/>
+        </w:rPr>
+        <w:t>checkpoint</w:t>
+      </w:r>
+      <w:r>
+        <w:rPr>
+          <w:b w:val="0"/>
+        </w:rPr>
+        <w:t xml:space="preserve">s using validation MSE, with earliest update breaking a tie. Is selecting by </w:t>
+      </w:r>
+      <w:r>
+        <w:rPr>
+          <w:b/>
+        </w:rPr>
+        <w:t>training</w:t>
+      </w:r>
+      <w:r>
+        <w:rPr>
+          <w:b w:val="0"/>
+        </w:rPr>
+        <w:t xml:space="preserve"> accuracy the same declared procedure?</w:t>
+      </w:r>
+    </w:p>
+    <w:p>
+      <w:pPr>
+        <w:spacing w:line="336" w:lineRule="auto" w:after="180"/>
+      </w:pPr>
+      <w:r>
+        <w:rPr>
+          <w:b w:val="0"/>
+        </w:rPr>
         <w:t>After inspecting the final cases, a team changes the decision threshold and reports the best result as an unseen test score. Explain the problem and list two things the original report should preserve.</w:t>
       </w:r>
     </w:p>
@@ -1857,7 +3020,77 @@
     </w:p>
     <w:p>
       <w:r>
-        <w:t>Add a labelled training a small image model evidence sheet to Image-pattern Network Investigation. Show how you can trace a complete image model with fixed features and one trained weight. Use the supplied fictional case and keep its inputs, intermediate steps, calculation or prediction, and limitation. Connect this record to last week’s record; a matching answer without a trace is insufficient.</w:t>
+        <w:t>Apply this week’s idea to Image-pattern Network Investigation. Keep an annotated decision and the evidence supporting it.</w:t>
+      </w:r>
+    </w:p>
+    <w:p>
+      <w:pPr>
+        <w:spacing w:line="336" w:lineRule="auto" w:after="180"/>
+      </w:pPr>
+      <w:r>
+        <w:rPr>
+          <w:b w:val="0"/>
+        </w:rPr>
+        <w:t xml:space="preserve">Add a labelled </w:t>
+      </w:r>
+      <w:r>
+        <w:rPr>
+          <w:b/>
+        </w:rPr>
+        <w:t>training</w:t>
+      </w:r>
+      <w:r>
+        <w:rPr>
+          <w:b w:val="0"/>
+        </w:rPr>
+        <w:t xml:space="preserve"> a small image model </w:t>
+      </w:r>
+      <w:r>
+        <w:rPr>
+          <w:b/>
+        </w:rPr>
+        <w:t>evidence</w:t>
+      </w:r>
+      <w:r>
+        <w:rPr>
+          <w:b w:val="0"/>
+        </w:rPr>
+        <w:t xml:space="preserve"> sheet to Image-pattern Network Investigation. Show how you can trace a complete image model with fixed features and one trained weight.</w:t>
+      </w:r>
+    </w:p>
+    <w:p>
+      <w:pPr>
+        <w:spacing w:line="336" w:lineRule="auto" w:after="180"/>
+      </w:pPr>
+      <w:r>
+        <w:rPr>
+          <w:b w:val="0"/>
+        </w:rPr>
+        <w:t xml:space="preserve">Use the supplied fictional case and keep its </w:t>
+      </w:r>
+      <w:r>
+        <w:rPr>
+          <w:b/>
+        </w:rPr>
+        <w:t>input</w:t>
+      </w:r>
+      <w:r>
+        <w:rPr>
+          <w:b w:val="0"/>
+        </w:rPr>
+        <w:t xml:space="preserve">s, intermediate steps, calculation or </w:t>
+      </w:r>
+      <w:r>
+        <w:rPr>
+          <w:b/>
+        </w:rPr>
+        <w:t>prediction</w:t>
+      </w:r>
+      <w:r>
+        <w:rPr>
+          <w:b w:val="0"/>
+        </w:rPr>
+        <w:t>, and limitation. Connect this record to last week’s record; a matching answer without a trace is insufficient.</w:t>
       </w:r>
     </w:p>
     <w:tbl>
@@ -1985,8 +3218,37 @@
       </w:r>
     </w:p>
     <w:p>
-      <w:r>
-        <w:t>For your Image-pattern Network Investigation, save the input, procedure, observed result and limitation of this check. Label this worked example as practice; use a different, previously unreviewed case when checking independent understanding.</w:t>
+      <w:pPr>
+        <w:spacing w:line="336" w:lineRule="auto" w:after="180"/>
+      </w:pPr>
+      <w:r>
+        <w:rPr>
+          <w:b w:val="0"/>
+        </w:rPr>
+        <w:t xml:space="preserve">For your Image-pattern Network Investigation, save the </w:t>
+      </w:r>
+      <w:r>
+        <w:rPr>
+          <w:b/>
+        </w:rPr>
+        <w:t>input</w:t>
+      </w:r>
+      <w:r>
+        <w:rPr>
+          <w:b w:val="0"/>
+        </w:rPr>
+        <w:t>, procedure, observed result and limitation of this check.</w:t>
+      </w:r>
+    </w:p>
+    <w:p>
+      <w:pPr>
+        <w:spacing w:line="336" w:lineRule="auto" w:after="180"/>
+      </w:pPr>
+      <w:r>
+        <w:rPr>
+          <w:b w:val="0"/>
+        </w:rPr>
+        <w:t>Label this worked example as practice; use a different, previously unreviewed case when checking independent understanding.</w:t>
       </w:r>
     </w:p>
     <w:p>
@@ -1999,7 +3261,47 @@
     </w:p>
     <w:p>
       <w:r>
-        <w:t>Training adjusted one weight in a model with hand-chosen features. It did not discover the left-versus-right kernel. The arithmetic rule itself would solve the declared task exactly; the trained model helps us study fitting and evaluation, not demonstrate that learning is necessary here.</w:t>
+        <w:t>Use a genuinely new case for independent evidence. Previously discussed examples remain practice; use the separately named independent case before feedback.</w:t>
+      </w:r>
+    </w:p>
+    <w:p>
+      <w:pPr>
+        <w:spacing w:line="336" w:lineRule="auto" w:after="180"/>
+      </w:pPr>
+      <w:r>
+        <w:rPr>
+          <w:b/>
+        </w:rPr>
+        <w:t>Training</w:t>
+      </w:r>
+      <w:r>
+        <w:rPr>
+          <w:b w:val="0"/>
+        </w:rPr>
+        <w:t xml:space="preserve"> adjusted one weight in a model with hand-chosen features. It did not discover the left-versus-right kernel.</w:t>
+      </w:r>
+    </w:p>
+    <w:p>
+      <w:pPr>
+        <w:spacing w:line="336" w:lineRule="auto" w:after="180"/>
+      </w:pPr>
+      <w:r>
+        <w:rPr>
+          <w:b w:val="0"/>
+        </w:rPr>
+        <w:t xml:space="preserve">The arithmetic rule itself would solve the declared task exactly; the trained model helps us study </w:t>
+      </w:r>
+      <w:r>
+        <w:rPr>
+          <w:b/>
+        </w:rPr>
+        <w:t>fitting</w:t>
+      </w:r>
+      <w:r>
+        <w:rPr>
+          <w:b w:val="0"/>
+        </w:rPr>
+        <w:t xml:space="preserve"> and evaluation, not demonstrate that learning is necessary here.</w:t>
       </w:r>
     </w:p>
     <w:p>
@@ -2031,12 +3333,71 @@
       </w:r>
     </w:p>
     <w:p>
-      <w:r>
-        <w:t>Report the fixed and trained components separately, selected checkpoint, per-case final predictions, baseline results and limitations. If a final case fails, preserve that failure and design a new experiment with new reserved evaluation data. Next week examines augmentation and leakage between related images.</w:t>
-      </w:r>
-    </w:p>
-    <w:p>
-      <w:r>
+      <w:pPr>
+        <w:spacing w:line="336" w:lineRule="auto" w:after="180"/>
+      </w:pPr>
+      <w:r>
+        <w:rPr>
+          <w:b w:val="0"/>
+        </w:rPr>
+        <w:t xml:space="preserve">Report the fixed and trained components separately, selected </w:t>
+      </w:r>
+      <w:r>
+        <w:rPr>
+          <w:b/>
+        </w:rPr>
+        <w:t>checkpoint</w:t>
+      </w:r>
+      <w:r>
+        <w:rPr>
+          <w:b w:val="0"/>
+        </w:rPr>
+        <w:t xml:space="preserve">, per-case final </w:t>
+      </w:r>
+      <w:r>
+        <w:rPr>
+          <w:b/>
+        </w:rPr>
+        <w:t>prediction</w:t>
+      </w:r>
+      <w:r>
+        <w:rPr>
+          <w:b w:val="0"/>
+        </w:rPr>
+        <w:t xml:space="preserve">s, </w:t>
+      </w:r>
+      <w:r>
+        <w:rPr>
+          <w:b/>
+        </w:rPr>
+        <w:t>baseline</w:t>
+      </w:r>
+      <w:r>
+        <w:rPr>
+          <w:b w:val="0"/>
+        </w:rPr>
+        <w:t xml:space="preserve"> results and limitations.</w:t>
+      </w:r>
+    </w:p>
+    <w:p>
+      <w:pPr>
+        <w:spacing w:line="336" w:lineRule="auto" w:after="180"/>
+      </w:pPr>
+      <w:r>
+        <w:rPr>
+          <w:b w:val="0"/>
+        </w:rPr>
+        <w:t>If a final case fails, preserve that failure and design a new experiment with new reserved evaluation data. Next week examines augmentation and leakage between related images.</w:t>
+      </w:r>
+    </w:p>
+    <w:p>
+      <w:pPr>
+        <w:spacing w:line="336" w:lineRule="auto" w:after="180"/>
+      </w:pPr>
+      <w:r>
+        <w:rPr>
+          <w:b w:val="0"/>
+        </w:rPr>
         <w:t>After inspecting the final cases, a team changes the decision threshold and reports the best result as an unseen test score. Explain the problem and list two things the original report should preserve.</w:t>
       </w:r>
     </w:p>
@@ -2074,6 +3435,11 @@
       </w:pPr>
       <w:r>
         <w:t>13. Study a complete case</w:t>
+      </w:r>
+    </w:p>
+    <w:p>
+      <w:r>
+        <w:t>Revisit the complete Training a small image model case for supported practice. Repeated examples do not become fresh assessments.</w:t>
       </w:r>
     </w:p>
     <w:p>
@@ -2241,8 +3607,26 @@
       </w:r>
     </w:p>
     <w:p>
-      <w:r>
-        <w:t>Follow the input through the stated procedure to its result. Cover the result first, predict it, then explain every intermediate step. The text/table accompanies the figure so the example can be read without colour.</w:t>
+      <w:pPr>
+        <w:spacing w:line="336" w:lineRule="auto" w:after="180"/>
+      </w:pPr>
+      <w:r>
+        <w:rPr>
+          <w:b w:val="0"/>
+        </w:rPr>
+        <w:t xml:space="preserve">Follow the </w:t>
+      </w:r>
+      <w:r>
+        <w:rPr>
+          <w:b/>
+        </w:rPr>
+        <w:t>input</w:t>
+      </w:r>
+      <w:r>
+        <w:rPr>
+          <w:b w:val="0"/>
+        </w:rPr>
+        <w:t xml:space="preserve"> through the stated procedure to its result. Cover the result first, predict it, then explain every intermediate step. The text/table accompanies the figure so the example can be read without colour.</w:t>
       </w:r>
     </w:p>
     <w:p>
@@ -2292,6 +3676,11 @@
       </w:r>
     </w:p>
     <w:p>
+      <w:r>
+        <w:t>Attempt the reserved new case before feedback. Record support; the earlier examples below remain additional practice.</w:t>
+      </w:r>
+    </w:p>
+    <w:p>
       <w:pPr>
         <w:pStyle w:val="Heading3"/>
       </w:pPr>
@@ -2300,8 +3689,37 @@
       </w:r>
     </w:p>
     <w:p>
-      <w:r>
-        <w:t>A separate model scores bd. Its training examples have d = 1 and -1 with signed targets 1 and -1. Start b = 0; gradient is 2(b - 1), rate 0.25 and budget two updates. Validation differences are 2 and -2 with targets 1 and -1. Calculate all three weights and their validation MSEs, then select by lowest validation MSE.</w:t>
+      <w:pPr>
+        <w:spacing w:line="336" w:lineRule="auto" w:after="180"/>
+      </w:pPr>
+      <w:r>
+        <w:rPr>
+          <w:b w:val="0"/>
+        </w:rPr>
+        <w:t xml:space="preserve">A separate model scores bd. Its </w:t>
+      </w:r>
+      <w:r>
+        <w:rPr>
+          <w:b/>
+        </w:rPr>
+        <w:t>training</w:t>
+      </w:r>
+      <w:r>
+        <w:rPr>
+          <w:b w:val="0"/>
+        </w:rPr>
+        <w:t xml:space="preserve"> examples have d = 1 and -1 with signed targets 1 and -1. Start b = 0; gradient is 2(b - 1), rate 0.25 and budget two updates. Validation differences are 2 and -2 with targets 1 and -1.</w:t>
+      </w:r>
+    </w:p>
+    <w:p>
+      <w:pPr>
+        <w:spacing w:line="336" w:lineRule="auto" w:after="180"/>
+      </w:pPr>
+      <w:r>
+        <w:rPr>
+          <w:b w:val="0"/>
+        </w:rPr>
+        <w:t>Calculate all three weights and their validation MSEs, then select by lowest validation MSE.</w:t>
       </w:r>
     </w:p>
     <w:p>
@@ -2348,7 +3766,13 @@
       </w:r>
     </w:p>
     <w:p>
-      <w:r>
+      <w:pPr>
+        <w:spacing w:line="336" w:lineRule="auto" w:after="180"/>
+      </w:pPr>
+      <w:r>
+        <w:rPr>
+          <w:b w:val="0"/>
+        </w:rPr>
         <w:t>Attempt this case before feedback. Record any help. Earlier examples below are further practice; a case already practised with feedback cannot establish fresh transfer.</w:t>
       </w:r>
     </w:p>
@@ -2361,8 +3785,37 @@
       </w:r>
     </w:p>
     <w:p>
-      <w:r>
-        <w:t>A separate model scores bd. Its training examples have d = 1 and -1 with signed targets 1 and -1. Start b = 0; gradient is 2(b - 1), rate 0.25 and budget two updates. Validation differences are 2 and -2 with targets 1 and -1. Calculate all three weights and their validation MSEs, then select by lowest validation MSE.</w:t>
+      <w:pPr>
+        <w:spacing w:line="336" w:lineRule="auto" w:after="180"/>
+      </w:pPr>
+      <w:r>
+        <w:rPr>
+          <w:b w:val="0"/>
+        </w:rPr>
+        <w:t xml:space="preserve">A separate model scores bd. Its </w:t>
+      </w:r>
+      <w:r>
+        <w:rPr>
+          <w:b/>
+        </w:rPr>
+        <w:t>training</w:t>
+      </w:r>
+      <w:r>
+        <w:rPr>
+          <w:b w:val="0"/>
+        </w:rPr>
+        <w:t xml:space="preserve"> examples have d = 1 and -1 with signed targets 1 and -1. Start b = 0; gradient is 2(b - 1), rate 0.25 and budget two updates. Validation differences are 2 and -2 with targets 1 and -1.</w:t>
+      </w:r>
+    </w:p>
+    <w:p>
+      <w:pPr>
+        <w:spacing w:line="336" w:lineRule="auto" w:after="180"/>
+      </w:pPr>
+      <w:r>
+        <w:rPr>
+          <w:b w:val="0"/>
+        </w:rPr>
+        <w:t>Calculate all three weights and their validation MSEs, then select by lowest validation MSE.</w:t>
       </w:r>
     </w:p>
     <w:p>
@@ -2414,7 +3867,13 @@
       </w:r>
     </w:p>
     <w:p>
-      <w:r>
+      <w:pPr>
+        <w:spacing w:line="336" w:lineRule="auto" w:after="180"/>
+      </w:pPr>
+      <w:r>
+        <w:rPr>
+          <w:b w:val="0"/>
+        </w:rPr>
         <w:t>Record support used: none, hint or teacher explanation. After feedback, a different case is needed to demonstrate independence.</w:t>
       </w:r>
     </w:p>
@@ -2427,8 +3886,25 @@
       </w:r>
     </w:p>
     <w:p>
-      <w:r>
-        <w:t>Attempt the independent case before hints. Record whether you worked alone, used a hint or followed a model. After feedback, fix the first unsupported step and explain why it changed. A later check uses a changed case, not a copied answer.</w:t>
+      <w:pPr>
+        <w:spacing w:line="336" w:lineRule="auto" w:after="180"/>
+      </w:pPr>
+      <w:r>
+        <w:rPr>
+          <w:b w:val="0"/>
+        </w:rPr>
+        <w:t>Attempt the independent case before hints. Record whether you worked alone, used a hint or followed a model. After feedback, fix the first unsupported step and explain why it changed.</w:t>
+      </w:r>
+    </w:p>
+    <w:p>
+      <w:pPr>
+        <w:spacing w:line="336" w:lineRule="auto" w:after="180"/>
+      </w:pPr>
+      <w:r>
+        <w:rPr>
+          <w:b w:val="0"/>
+        </w:rPr>
+        <w:t>A later check uses a changed case, not a copied answer.</w:t>
       </w:r>
     </w:p>
     <w:p>
@@ -2441,6 +3917,17 @@
     </w:p>
     <w:p>
       <w:r>
+        <w:t>Use this map to navigate Training a small image model, connect the goals to tasks and keep one evidence record for each attempt.</w:t>
+      </w:r>
+    </w:p>
+    <w:p>
+      <w:pPr>
+        <w:spacing w:line="336" w:lineRule="auto" w:after="180"/>
+      </w:pPr>
+      <w:r>
+        <w:rPr>
+          <w:b w:val="0"/>
+        </w:rPr>
         <w:t>Start with this question: Train one tiny image score with a fixed budget and a separately reserved check.</w:t>
       </w:r>
     </w:p>
@@ -2547,13 +4034,61 @@
       </w:tr>
     </w:tbl>
     <w:p>
-      <w:r>
-        <w:t>Remember → watch and explain → try with help → investigate → try independently → keep project evidence. Your teacher may spread this lesson across several classes.</w:t>
-      </w:r>
-    </w:p>
-    <w:p>
-      <w:r>
-        <w:t>Keep your first prediction. Compare it with what the evidence shows and explain any change.</w:t>
+      <w:pPr>
+        <w:spacing w:line="336" w:lineRule="auto" w:after="180"/>
+      </w:pPr>
+      <w:r>
+        <w:rPr>
+          <w:b w:val="0"/>
+        </w:rPr>
+        <w:t xml:space="preserve">Remember → watch and explain → try with help → investigate → try independently → keep project </w:t>
+      </w:r>
+      <w:r>
+        <w:rPr>
+          <w:b/>
+        </w:rPr>
+        <w:t>evidence</w:t>
+      </w:r>
+      <w:r>
+        <w:rPr>
+          <w:b w:val="0"/>
+        </w:rPr>
+        <w:t>. Your teacher may spread this lesson across several classes.</w:t>
+      </w:r>
+    </w:p>
+    <w:p>
+      <w:pPr>
+        <w:spacing w:line="336" w:lineRule="auto" w:after="180"/>
+      </w:pPr>
+      <w:r>
+        <w:rPr>
+          <w:b w:val="0"/>
+        </w:rPr>
+        <w:t xml:space="preserve">Keep your first </w:t>
+      </w:r>
+      <w:r>
+        <w:rPr>
+          <w:b/>
+        </w:rPr>
+        <w:t>prediction</w:t>
+      </w:r>
+      <w:r>
+        <w:rPr>
+          <w:b w:val="0"/>
+        </w:rPr>
+        <w:t xml:space="preserve">. Compare it with what the </w:t>
+      </w:r>
+      <w:r>
+        <w:rPr>
+          <w:b/>
+        </w:rPr>
+        <w:t>evidence</w:t>
+      </w:r>
+      <w:r>
+        <w:rPr>
+          <w:b w:val="0"/>
+        </w:rPr>
+        <w:t xml:space="preserve"> shows and explain any change.</w:t>
       </w:r>
     </w:p>
     <w:p>
@@ -2566,6 +4101,17 @@
     </w:p>
     <w:p>
       <w:r>
+        <w:t>Explain Training a small image model without notes, identify a remaining question and plan a later check with a changed case.</w:t>
+      </w:r>
+    </w:p>
+    <w:p>
+      <w:pPr>
+        <w:spacing w:line="336" w:lineRule="auto" w:after="180"/>
+      </w:pPr>
+      <w:r>
+        <w:rPr>
+          <w:b w:val="0"/>
+        </w:rPr>
         <w:t>Close your notes. Explain this goal in your own words: Trace a complete image model with fixed features and one trained weight</w:t>
       </w:r>
     </w:p>
@@ -2603,13 +4149,61 @@
       </w:r>
     </w:p>
     <w:p>
-      <w:r>
-        <w:t>If you are unsure, return to the worked picture and explain one arrow. If you are ready, change an input or assumption and justify your prediction.</w:t>
-      </w:r>
-    </w:p>
-    <w:p>
-      <w:r>
-        <w:t>Save your workbook evidence. At the next review, try a different case before opening your old answer.</w:t>
+      <w:pPr>
+        <w:spacing w:line="336" w:lineRule="auto" w:after="180"/>
+      </w:pPr>
+      <w:r>
+        <w:rPr>
+          <w:b w:val="0"/>
+        </w:rPr>
+        <w:t xml:space="preserve">If you are unsure, return to the worked picture and explain one arrow. If you are ready, change an </w:t>
+      </w:r>
+      <w:r>
+        <w:rPr>
+          <w:b/>
+        </w:rPr>
+        <w:t>input</w:t>
+      </w:r>
+      <w:r>
+        <w:rPr>
+          <w:b w:val="0"/>
+        </w:rPr>
+        <w:t xml:space="preserve"> or assumption and justify your </w:t>
+      </w:r>
+      <w:r>
+        <w:rPr>
+          <w:b/>
+        </w:rPr>
+        <w:t>prediction</w:t>
+      </w:r>
+      <w:r>
+        <w:rPr>
+          <w:b w:val="0"/>
+        </w:rPr>
+        <w:t>.</w:t>
+      </w:r>
+    </w:p>
+    <w:p>
+      <w:pPr>
+        <w:spacing w:line="336" w:lineRule="auto" w:after="180"/>
+      </w:pPr>
+      <w:r>
+        <w:rPr>
+          <w:b w:val="0"/>
+        </w:rPr>
+        <w:t xml:space="preserve">Save your workbook </w:t>
+      </w:r>
+      <w:r>
+        <w:rPr>
+          <w:b/>
+        </w:rPr>
+        <w:t>evidence</w:t>
+      </w:r>
+      <w:r>
+        <w:rPr>
+          <w:b w:val="0"/>
+        </w:rPr>
+        <w:t>. At the next review, try a different case before opening your old answer.</w:t>
       </w:r>
     </w:p>
     <w:p>
@@ -2622,11 +4216,28 @@
     </w:p>
     <w:p>
       <w:r>
+        <w:t>Attempt supported questions before using hints or feedback. Review a missing building block, then keep the completed work.</w:t>
+      </w:r>
+    </w:p>
+    <w:p>
+      <w:pPr>
+        <w:spacing w:line="336" w:lineRule="auto" w:after="180"/>
+      </w:pPr>
+      <w:r>
+        <w:rPr>
+          <w:b w:val="0"/>
+        </w:rPr>
         <w:t>Use this supported practice once, in the browser or on paper. Keep the reserved independent assessment for a separate first attempt before teacher feedback.</w:t>
       </w:r>
     </w:p>
     <w:p>
-      <w:r>
+      <w:pPr>
+        <w:spacing w:line="336" w:lineRule="auto" w:after="180"/>
+      </w:pPr>
+      <w:r>
+        <w:rPr>
+          <w:b w:val="0"/>
+        </w:rPr>
         <w:t>Train one tiny image score with a fixed budget and a separately reserved check.</w:t>
       </w:r>
     </w:p>
@@ -2639,22 +4250,61 @@
       </w:r>
     </w:p>
     <w:p>
-      <w:r>
-        <w:t>Which labelled step matches this detail? At reserved d1, target 1: prediction 0.75, squared error0.0625.</w:t>
-      </w:r>
-    </w:p>
-    <w:p>
-      <w:r>
+      <w:pPr>
+        <w:spacing w:line="336" w:lineRule="auto" w:after="180"/>
+      </w:pPr>
+      <w:r>
+        <w:rPr>
+          <w:b w:val="0"/>
+        </w:rPr>
+        <w:t xml:space="preserve">Which labelled step matches this detail? At reserved d1, target 1: </w:t>
+      </w:r>
+      <w:r>
+        <w:rPr>
+          <w:b/>
+        </w:rPr>
+        <w:t>prediction</w:t>
+      </w:r>
+      <w:r>
+        <w:rPr>
+          <w:b w:val="0"/>
+        </w:rPr>
+        <w:t xml:space="preserve"> 0.75, squared error0.0625.</w:t>
+      </w:r>
+    </w:p>
+    <w:p>
+      <w:pPr>
+        <w:spacing w:line="336" w:lineRule="auto" w:after="180"/>
+        <w:shd w:fill="F4F9FC"/>
+      </w:pPr>
+      <w:r>
+        <w:rPr>
+          <w:b w:val="0"/>
+        </w:rPr>
         <w:t>1. Validation score</w:t>
       </w:r>
     </w:p>
     <w:p>
-      <w:r>
+      <w:pPr>
+        <w:spacing w:line="336" w:lineRule="auto" w:after="180"/>
+        <w:shd w:fill="F4F9FC"/>
+      </w:pPr>
+      <w:r>
+        <w:rPr>
+          <w:b w:val="0"/>
+        </w:rPr>
         <w:t>2. First update</w:t>
       </w:r>
     </w:p>
     <w:p>
-      <w:r>
+      <w:pPr>
+        <w:spacing w:line="336" w:lineRule="auto" w:after="180"/>
+        <w:shd w:fill="F4F9FC"/>
+      </w:pPr>
+      <w:r>
+        <w:rPr>
+          <w:b w:val="0"/>
+        </w:rPr>
         <w:t>3. Second update</w:t>
       </w:r>
     </w:p>
@@ -2692,48 +4342,270 @@
       </w:r>
     </w:p>
     <w:p>
-      <w:r>
+      <w:pPr>
+        <w:pStyle w:val="Heading3"/>
+      </w:pPr>
+      <w:r>
+        <w:t>Hint · try first</w:t>
+      </w:r>
+    </w:p>
+    <w:p>
+      <w:pPr>
+        <w:spacing w:line="336" w:lineRule="auto" w:after="180"/>
+        <w:shd w:fill="F1F6F8"/>
+      </w:pPr>
+      <w:r>
+        <w:rPr>
+          <w:b w:val="0"/>
+        </w:rPr>
         <w:t>Hint if needed: Read the steps in the pictorial case. Match the supplied detail to the stage that performs or records it.</w:t>
       </w:r>
     </w:p>
     <w:p>
-      <w:r>
-        <w:t>After your attempt, compare with the supported explanation: Validation score At reserved d1, target 1: prediction 0.75, squared error0.0625. The image feature is a brightness difference, and training adjusts one output weight multiplying it. Each gradient is computed using the current prediction before the next update. In this example, the rate halves the distance to the training optimum each time. More updates reduce this training loss, but choosing a budget still requires separate validation evidence.</w:t>
-      </w:r>
-    </w:p>
-    <w:p>
       <w:pPr>
         <w:pStyle w:val="Heading3"/>
       </w:pPr>
       <w:r>
+        <w:t>Feedback · compare after trying</w:t>
+      </w:r>
+    </w:p>
+    <w:p>
+      <w:pPr>
+        <w:spacing w:line="336" w:lineRule="auto" w:after="180"/>
+        <w:shd w:fill="F1F6FC"/>
+      </w:pPr>
+      <w:r>
+        <w:rPr>
+          <w:b w:val="0"/>
+        </w:rPr>
+        <w:t xml:space="preserve">After your attempt, compare with the supported explanation: Validation score At reserved d1, target 1: </w:t>
+      </w:r>
+      <w:r>
+        <w:rPr>
+          <w:b/>
+        </w:rPr>
+        <w:t>prediction</w:t>
+      </w:r>
+      <w:r>
+        <w:rPr>
+          <w:b w:val="0"/>
+        </w:rPr>
+        <w:t xml:space="preserve"> 0.75, squared error0.0625.</w:t>
+      </w:r>
+    </w:p>
+    <w:p>
+      <w:pPr>
+        <w:spacing w:line="336" w:lineRule="auto" w:after="180"/>
+        <w:shd w:fill="F1F6FC"/>
+      </w:pPr>
+      <w:r>
+        <w:rPr>
+          <w:b w:val="0"/>
+        </w:rPr>
+        <w:t xml:space="preserve">The image feature is a brightness difference, and </w:t>
+      </w:r>
+      <w:r>
+        <w:rPr>
+          <w:b/>
+        </w:rPr>
+        <w:t>training</w:t>
+      </w:r>
+      <w:r>
+        <w:rPr>
+          <w:b w:val="0"/>
+        </w:rPr>
+        <w:t xml:space="preserve"> adjusts one </w:t>
+      </w:r>
+      <w:r>
+        <w:rPr>
+          <w:b/>
+        </w:rPr>
+        <w:t>output</w:t>
+      </w:r>
+      <w:r>
+        <w:rPr>
+          <w:b w:val="0"/>
+        </w:rPr>
+        <w:t xml:space="preserve"> weight multiplying it. Each gradient is computed using the current </w:t>
+      </w:r>
+      <w:r>
+        <w:rPr>
+          <w:b/>
+        </w:rPr>
+        <w:t>prediction</w:t>
+      </w:r>
+      <w:r>
+        <w:rPr>
+          <w:b w:val="0"/>
+        </w:rPr>
+        <w:t xml:space="preserve"> before the next update.</w:t>
+      </w:r>
+    </w:p>
+    <w:p>
+      <w:pPr>
+        <w:spacing w:line="336" w:lineRule="auto" w:after="180"/>
+        <w:shd w:fill="F1F6FC"/>
+      </w:pPr>
+      <w:r>
+        <w:rPr>
+          <w:b w:val="0"/>
+        </w:rPr>
+        <w:t xml:space="preserve">In this example, the rate halves the distance to the </w:t>
+      </w:r>
+      <w:r>
+        <w:rPr>
+          <w:b/>
+        </w:rPr>
+        <w:t>training</w:t>
+      </w:r>
+      <w:r>
+        <w:rPr>
+          <w:b w:val="0"/>
+        </w:rPr>
+        <w:t xml:space="preserve"> optimum each time. More updates reduce this </w:t>
+      </w:r>
+      <w:r>
+        <w:rPr>
+          <w:b/>
+        </w:rPr>
+        <w:t>training</w:t>
+      </w:r>
+      <w:r>
+        <w:rPr>
+          <w:b w:val="0"/>
+        </w:rPr>
+        <w:t xml:space="preserve"> loss, but choosing a budget still requires separate validation </w:t>
+      </w:r>
+      <w:r>
+        <w:rPr>
+          <w:b/>
+        </w:rPr>
+        <w:t>evidence</w:t>
+      </w:r>
+      <w:r>
+        <w:rPr>
+          <w:b w:val="0"/>
+        </w:rPr>
+        <w:t>.</w:t>
+      </w:r>
+    </w:p>
+    <w:p>
+      <w:pPr>
+        <w:pStyle w:val="Heading3"/>
+      </w:pPr>
+      <w:r>
         <w:t>Practice 2: explain the deciding evidence</w:t>
       </w:r>
     </w:p>
     <w:p>
-      <w:r>
-        <w:t>Changed-case practice: Double the two-update budget while keeping the same training rule. Which conclusion is supported by the supplied facts?</w:t>
-      </w:r>
-    </w:p>
-    <w:p>
-      <w:r>
-        <w:t>1. We can decide the result without examining the changed input or the procedure.</w:t>
-      </w:r>
-    </w:p>
-    <w:p>
-      <w:r>
-        <w:t>2. This one example guarantees correct results for every future input.</w:t>
-      </w:r>
-    </w:p>
-    <w:p>
-      <w:r>
-        <w:t>3. Next a values 0.875 and 0.9375; training loss falls to 0.015625.</w:t>
-      </w:r>
-    </w:p>
-    <w:p>
       <w:pPr>
         <w:pStyle w:val="Heading3"/>
       </w:pPr>
       <w:r>
+        <w:t>Changed case · predict first</w:t>
+      </w:r>
+    </w:p>
+    <w:p>
+      <w:pPr>
+        <w:spacing w:line="336" w:lineRule="auto" w:after="180"/>
+        <w:shd w:fill="F5F1FB"/>
+      </w:pPr>
+      <w:r>
+        <w:rPr>
+          <w:b w:val="0"/>
+        </w:rPr>
+        <w:t xml:space="preserve">Changed-case practice: Double the two-update budget while keeping the same </w:t>
+      </w:r>
+      <w:r>
+        <w:rPr>
+          <w:b/>
+        </w:rPr>
+        <w:t>training</w:t>
+      </w:r>
+      <w:r>
+        <w:rPr>
+          <w:b w:val="0"/>
+        </w:rPr>
+        <w:t xml:space="preserve"> rule. Which conclusion is supported by the supplied facts?</w:t>
+      </w:r>
+    </w:p>
+    <w:p>
+      <w:pPr>
+        <w:spacing w:line="336" w:lineRule="auto" w:after="180"/>
+        <w:shd w:fill="F4F9FC"/>
+      </w:pPr>
+      <w:r>
+        <w:rPr>
+          <w:b w:val="0"/>
+        </w:rPr>
+        <w:t xml:space="preserve">1. We can decide the result without examining the changed </w:t>
+      </w:r>
+      <w:r>
+        <w:rPr>
+          <w:b/>
+        </w:rPr>
+        <w:t>input</w:t>
+      </w:r>
+      <w:r>
+        <w:rPr>
+          <w:b w:val="0"/>
+        </w:rPr>
+        <w:t xml:space="preserve"> or the procedure.</w:t>
+      </w:r>
+    </w:p>
+    <w:p>
+      <w:pPr>
+        <w:spacing w:line="336" w:lineRule="auto" w:after="180"/>
+        <w:shd w:fill="F4F9FC"/>
+      </w:pPr>
+      <w:r>
+        <w:rPr>
+          <w:b w:val="0"/>
+        </w:rPr>
+        <w:t xml:space="preserve">2. This one example guarantees correct results for every future </w:t>
+      </w:r>
+      <w:r>
+        <w:rPr>
+          <w:b/>
+        </w:rPr>
+        <w:t>input</w:t>
+      </w:r>
+      <w:r>
+        <w:rPr>
+          <w:b w:val="0"/>
+        </w:rPr>
+        <w:t>.</w:t>
+      </w:r>
+    </w:p>
+    <w:p>
+      <w:pPr>
+        <w:spacing w:line="336" w:lineRule="auto" w:after="180"/>
+        <w:shd w:fill="F4F9FC"/>
+      </w:pPr>
+      <w:r>
+        <w:rPr>
+          <w:b w:val="0"/>
+        </w:rPr>
+        <w:t xml:space="preserve">3. Next a values 0.875 and 0.9375; </w:t>
+      </w:r>
+      <w:r>
+        <w:rPr>
+          <w:b/>
+        </w:rPr>
+        <w:t>training</w:t>
+      </w:r>
+      <w:r>
+        <w:rPr>
+          <w:b w:val="0"/>
+        </w:rPr>
+        <w:t xml:space="preserve"> loss falls to 0.015625.</w:t>
+      </w:r>
+    </w:p>
+    <w:p>
+      <w:pPr>
+        <w:pStyle w:val="Heading3"/>
+      </w:pPr>
+      <w:r>
         <w:t>My selected conclusion, deciding fact and explanation</w:t>
       </w:r>
     </w:p>
@@ -2763,36 +4635,189 @@
       </w:r>
     </w:p>
     <w:p>
-      <w:r>
+      <w:pPr>
+        <w:pStyle w:val="Heading3"/>
+      </w:pPr>
+      <w:r>
+        <w:t>Hint · try first</w:t>
+      </w:r>
+    </w:p>
+    <w:p>
+      <w:pPr>
+        <w:spacing w:line="336" w:lineRule="auto" w:after="180"/>
+        <w:shd w:fill="F1F6F8"/>
+      </w:pPr>
+      <w:r>
+        <w:rPr>
+          <w:b w:val="0"/>
+        </w:rPr>
         <w:t>Hint if needed: Use the changed condition and the deciding step in the pictorial trace. The answer must say what follows from those facts.</w:t>
       </w:r>
     </w:p>
     <w:p>
-      <w:r>
-        <w:t>After your attempt, compare with the supported explanation: Next a values 0.875 and 0.9375; training loss falls to 0.015625. Each update halves the distance to the training optimum1 in this toy system.</w:t>
-      </w:r>
-    </w:p>
-    <w:p>
       <w:pPr>
         <w:pStyle w:val="Heading3"/>
       </w:pPr>
       <w:r>
+        <w:t>Feedback · compare after trying</w:t>
+      </w:r>
+    </w:p>
+    <w:p>
+      <w:pPr>
+        <w:spacing w:line="336" w:lineRule="auto" w:after="180"/>
+        <w:shd w:fill="F1F6FC"/>
+      </w:pPr>
+      <w:r>
+        <w:rPr>
+          <w:b w:val="0"/>
+        </w:rPr>
+        <w:t xml:space="preserve">After your attempt, compare with the supported explanation: Next a values 0.875 and 0.9375; </w:t>
+      </w:r>
+      <w:r>
+        <w:rPr>
+          <w:b/>
+        </w:rPr>
+        <w:t>training</w:t>
+      </w:r>
+      <w:r>
+        <w:rPr>
+          <w:b w:val="0"/>
+        </w:rPr>
+        <w:t xml:space="preserve"> loss falls to 0.015625. Each update halves the distance to the </w:t>
+      </w:r>
+      <w:r>
+        <w:rPr>
+          <w:b/>
+        </w:rPr>
+        <w:t>training</w:t>
+      </w:r>
+      <w:r>
+        <w:rPr>
+          <w:b w:val="0"/>
+        </w:rPr>
+        <w:t xml:space="preserve"> optimum1 in this toy system.</w:t>
+      </w:r>
+    </w:p>
+    <w:p>
+      <w:pPr>
+        <w:pStyle w:val="Heading3"/>
+      </w:pPr>
+      <w:r>
         <w:t>Repair a missing building block</w:t>
       </w:r>
     </w:p>
     <w:p>
-      <w:r>
-        <w:t>Review Pooling and spatial information (ai-5/22). Goal: Compute max and mean pooling under an explicit window rule. Short practice: Can the max map reveal where the 4 originally appeared? Point to the relevant step in the picture, then write the changed result and the rule or evidence that supports it.. Return to this week and explain what you changed.</w:t>
-      </w:r>
-    </w:p>
-    <w:p>
-      <w:r>
-        <w:t>Review Image tensors and channels (ai-5/20). Goal: Read a pixel using declared row column and channel axes. Short practice: Where is the bottom green pixel in the first batched image? Point to the relevant step in the picture, then write the changed result and the rule or evidence that supports it.. Return to this week and explain what you changed.</w:t>
-      </w:r>
-    </w:p>
-    <w:p>
-      <w:r>
-        <w:t>Review Initialisation and reproducibility (ai-5/17). Goal: Trace how starting values affect a fixed training budget. Short practice: Does the matching final loss mean the parameter values are equal? Point to the relevant step in the picture, then write the changed result and the rule or evidence that supports it.. Return to this week and explain what you changed.</w:t>
+      <w:pPr>
+        <w:spacing w:line="336" w:lineRule="auto" w:after="180"/>
+      </w:pPr>
+      <w:r>
+        <w:rPr>
+          <w:b w:val="0"/>
+        </w:rPr>
+        <w:t>Review Pooling and spatial information (ai-5/22). Goal: Compute max and mean pooling under an explicit window rule. Short practice: Can the max map reveal where the 4 originally appeared?</w:t>
+      </w:r>
+    </w:p>
+    <w:p>
+      <w:pPr>
+        <w:spacing w:line="336" w:lineRule="auto" w:after="180"/>
+      </w:pPr>
+      <w:r>
+        <w:rPr>
+          <w:b w:val="0"/>
+        </w:rPr>
+        <w:t xml:space="preserve">Point to the relevant step in the picture, then write the changed result and the rule or </w:t>
+      </w:r>
+      <w:r>
+        <w:rPr>
+          <w:b/>
+        </w:rPr>
+        <w:t>evidence</w:t>
+      </w:r>
+      <w:r>
+        <w:rPr>
+          <w:b w:val="0"/>
+        </w:rPr>
+        <w:t xml:space="preserve"> that supports it.. Return to this week and explain what you changed.</w:t>
+      </w:r>
+    </w:p>
+    <w:p>
+      <w:pPr>
+        <w:spacing w:line="336" w:lineRule="auto" w:after="180"/>
+      </w:pPr>
+      <w:r>
+        <w:rPr>
+          <w:b w:val="0"/>
+        </w:rPr>
+        <w:t>Review Image tensors and channels (ai-5/20). Goal: Read a pixel using declared row column and channel axes. Short practice: Where is the bottom green pixel in the first batched image?</w:t>
+      </w:r>
+    </w:p>
+    <w:p>
+      <w:pPr>
+        <w:spacing w:line="336" w:lineRule="auto" w:after="180"/>
+      </w:pPr>
+      <w:r>
+        <w:rPr>
+          <w:b w:val="0"/>
+        </w:rPr>
+        <w:t xml:space="preserve">Point to the relevant step in the picture, then write the changed result and the rule or </w:t>
+      </w:r>
+      <w:r>
+        <w:rPr>
+          <w:b/>
+        </w:rPr>
+        <w:t>evidence</w:t>
+      </w:r>
+      <w:r>
+        <w:rPr>
+          <w:b w:val="0"/>
+        </w:rPr>
+        <w:t xml:space="preserve"> that supports it.. Return to this week and explain what you changed.</w:t>
+      </w:r>
+    </w:p>
+    <w:p>
+      <w:pPr>
+        <w:spacing w:line="336" w:lineRule="auto" w:after="180"/>
+      </w:pPr>
+      <w:r>
+        <w:rPr>
+          <w:b w:val="0"/>
+        </w:rPr>
+        <w:t xml:space="preserve">Review Initialisation and reproducibility (ai-5/17). Goal: Trace how starting values affect a fixed </w:t>
+      </w:r>
+      <w:r>
+        <w:rPr>
+          <w:b/>
+        </w:rPr>
+        <w:t>training</w:t>
+      </w:r>
+      <w:r>
+        <w:rPr>
+          <w:b w:val="0"/>
+        </w:rPr>
+        <w:t xml:space="preserve"> budget. Short practice: Does the matching final loss mean the parameter values are equal?</w:t>
+      </w:r>
+    </w:p>
+    <w:p>
+      <w:pPr>
+        <w:spacing w:line="336" w:lineRule="auto" w:after="180"/>
+      </w:pPr>
+      <w:r>
+        <w:rPr>
+          <w:b w:val="0"/>
+        </w:rPr>
+        <w:t xml:space="preserve">Point to the relevant step in the picture, then write the changed result and the rule or </w:t>
+      </w:r>
+      <w:r>
+        <w:rPr>
+          <w:b/>
+        </w:rPr>
+        <w:t>evidence</w:t>
+      </w:r>
+      <w:r>
+        <w:rPr>
+          <w:b w:val="0"/>
+        </w:rPr>
+        <w:t xml:space="preserve"> that supports it.. Return to this week and explain what you changed.</w:t>
       </w:r>
     </w:p>
     <w:p>
@@ -2804,8 +4829,61 @@
       </w:r>
     </w:p>
     <w:p>
-      <w:r>
-        <w:t>The browser lab lets you edit the supported Python examples already included in this lesson. Predict first, run, inspect the actual output or error, change one input, then run again. Keep code, predictions, actual results and a reasoned revision together. On paper, label your result as a trace rather than an execution.</w:t>
+      <w:pPr>
+        <w:spacing w:line="336" w:lineRule="auto" w:after="180"/>
+      </w:pPr>
+      <w:r>
+        <w:rPr>
+          <w:b w:val="0"/>
+        </w:rPr>
+        <w:t xml:space="preserve">The browser lab lets you edit the supported Python examples already included in this lesson. Predict first, run, inspect the actual </w:t>
+      </w:r>
+      <w:r>
+        <w:rPr>
+          <w:b/>
+        </w:rPr>
+        <w:t>output</w:t>
+      </w:r>
+      <w:r>
+        <w:rPr>
+          <w:b w:val="0"/>
+        </w:rPr>
+        <w:t xml:space="preserve"> or error, change one </w:t>
+      </w:r>
+      <w:r>
+        <w:rPr>
+          <w:b/>
+        </w:rPr>
+        <w:t>input</w:t>
+      </w:r>
+      <w:r>
+        <w:rPr>
+          <w:b w:val="0"/>
+        </w:rPr>
+        <w:t>, then run again.</w:t>
+      </w:r>
+    </w:p>
+    <w:p>
+      <w:pPr>
+        <w:spacing w:line="336" w:lineRule="auto" w:after="180"/>
+      </w:pPr>
+      <w:r>
+        <w:rPr>
+          <w:b w:val="0"/>
+        </w:rPr>
+        <w:t xml:space="preserve">Keep code, </w:t>
+      </w:r>
+      <w:r>
+        <w:rPr>
+          <w:b/>
+        </w:rPr>
+        <w:t>prediction</w:t>
+      </w:r>
+      <w:r>
+        <w:rPr>
+          <w:b w:val="0"/>
+        </w:rPr>
+        <w:t>s, actual results and a reasoned revision together. On paper, label your result as a trace rather than an execution.</w:t>
       </w:r>
     </w:p>
     <w:p>
@@ -2817,8 +4895,776 @@
       </w:r>
     </w:p>
     <w:p>
-      <w:r>
-        <w:t>Use Download completed work in the hosted lesson to export your answers, reflections, practice feedback and code-run evidence. Open the HTML copy to read or print it. Drafts stay in this browser when storage is available; clear drafts on a shared device.</w:t>
+      <w:pPr>
+        <w:spacing w:line="336" w:lineRule="auto" w:after="180"/>
+      </w:pPr>
+      <w:r>
+        <w:rPr>
+          <w:b w:val="0"/>
+        </w:rPr>
+        <w:t xml:space="preserve">Use Download completed work in the hosted lesson to export your answers, reflections, practice feedback and code-run </w:t>
+      </w:r>
+      <w:r>
+        <w:rPr>
+          <w:b/>
+        </w:rPr>
+        <w:t>evidence</w:t>
+      </w:r>
+      <w:r>
+        <w:rPr>
+          <w:b w:val="0"/>
+        </w:rPr>
+        <w:t>. Open the HTML copy to read or print it.</w:t>
+      </w:r>
+    </w:p>
+    <w:p>
+      <w:pPr>
+        <w:spacing w:line="336" w:lineRule="auto" w:after="180"/>
+      </w:pPr>
+      <w:r>
+        <w:rPr>
+          <w:b w:val="0"/>
+        </w:rPr>
+        <w:t>Drafts stay in this browser when storage is available; clear drafts on a shared device.</w:t>
+      </w:r>
+    </w:p>
+    <w:p>
+      <w:pPr>
+        <w:pStyle w:val="Heading1"/>
+      </w:pPr>
+      <w:r>
+        <w:t>18. Visual concept journey</w:t>
+      </w:r>
+    </w:p>
+    <w:p>
+      <w:r>
+        <w:t>Explain each Training a small image model graphic using its labels, deciding evidence and relevant limitation.</w:t>
+      </w:r>
+    </w:p>
+    <w:p>
+      <w:pPr>
+        <w:pStyle w:val="Heading3"/>
+      </w:pPr>
+      <w:r>
+        <w:t>01. Training a small image model: the case</w:t>
+      </w:r>
+    </w:p>
+    <w:p>
+      <w:r>
+        <w:drawing>
+          <wp:inline xmlns:a="http://schemas.openxmlformats.org/drawingml/2006/main" xmlns:pic="http://schemas.openxmlformats.org/drawingml/2006/picture">
+            <wp:extent cx="5486400" cy="3291840"/>
+            <wp:docPr id="2" name="Picture 2" descr="Train one tiny image score with a fixed budget and a separately reserved check. Supplied facts: Toy brightness difference d=left−right; score=a×d. Training pair d=2, target 2; start a=0; squared loss; learning rate 1/16; two updates. All inputs and outcomes in this worked example are invented classroom data; no real model run is claimed."/>
+            <wp:cNvGraphicFramePr>
+              <a:graphicFrameLocks noChangeAspect="1"/>
+            </wp:cNvGraphicFramePr>
+            <a:graphic>
+              <a:graphicData uri="http://schemas.openxmlformats.org/drawingml/2006/picture">
+                <pic:pic>
+                  <pic:nvPicPr>
+                    <pic:cNvPr id="0" name="academy-story-ai-5-23-01.png"/>
+                    <pic:cNvPicPr/>
+                  </pic:nvPicPr>
+                  <pic:blipFill>
+                    <a:blip r:embed="rId10"/>
+                    <a:stretch>
+                      <a:fillRect/>
+                    </a:stretch>
+                  </pic:blipFill>
+                  <pic:spPr>
+                    <a:xfrm>
+                      <a:off x="0" y="0"/>
+                      <a:ext cx="5486400" cy="3291840"/>
+                    </a:xfrm>
+                    <a:prstGeom prst="rect"/>
+                  </pic:spPr>
+                </pic:pic>
+              </a:graphicData>
+            </a:graphic>
+          </wp:inline>
+        </w:drawing>
+      </w:r>
+    </w:p>
+    <w:p>
+      <w:pPr>
+        <w:spacing w:line="336" w:lineRule="auto" w:after="180"/>
+      </w:pPr>
+      <w:r>
+        <w:rPr>
+          <w:b w:val="0"/>
+        </w:rPr>
+        <w:t>Train one tiny image score with a fixed budget and a separately reserved check. Supplied facts: Toy brightness difference d=left−right; score=a×d.</w:t>
+      </w:r>
+    </w:p>
+    <w:p>
+      <w:pPr>
+        <w:spacing w:line="336" w:lineRule="auto" w:after="180"/>
+      </w:pPr>
+      <w:r>
+        <w:rPr>
+          <w:b/>
+        </w:rPr>
+        <w:t>Training</w:t>
+      </w:r>
+      <w:r>
+        <w:rPr>
+          <w:b w:val="0"/>
+        </w:rPr>
+        <w:t xml:space="preserve"> pair d=2, target 2; start a=0; squared loss; learning rate 1/16; two updates. All </w:t>
+      </w:r>
+      <w:r>
+        <w:rPr>
+          <w:b/>
+        </w:rPr>
+        <w:t>input</w:t>
+      </w:r>
+      <w:r>
+        <w:rPr>
+          <w:b w:val="0"/>
+        </w:rPr>
+        <w:t>s and outcomes in this worked example are invented classroom data; no real model run is claimed.</w:t>
+      </w:r>
+    </w:p>
+    <w:p>
+      <w:pPr>
+        <w:spacing w:line="336" w:lineRule="auto" w:after="180"/>
+        <w:shd w:fill="F5F1FB"/>
+      </w:pPr>
+      <w:r>
+        <w:rPr>
+          <w:b w:val="0"/>
+        </w:rPr>
+        <w:t>Point to the given fact that matters most. Explain why it matters.</w:t>
+      </w:r>
+    </w:p>
+    <w:p>
+      <w:pPr>
+        <w:pStyle w:val="Heading3"/>
+      </w:pPr>
+      <w:r>
+        <w:t>02. Follow the deciding steps</w:t>
+      </w:r>
+    </w:p>
+    <w:p>
+      <w:r>
+        <w:drawing>
+          <wp:inline xmlns:a="http://schemas.openxmlformats.org/drawingml/2006/main" xmlns:pic="http://schemas.openxmlformats.org/drawingml/2006/picture">
+            <wp:extent cx="5486400" cy="3182112"/>
+            <wp:docPr id="3" name="Picture 3" descr="First update: Gradient2(2a-2)×2=-8; new a =  = 0.5, training loss 1. → Second update: Gradient at 0.5 is-4; new a =  = 0.75, training loss 0.25. → Validation score: At reserved d1, target 1: prediction 0.75, squared error0.0625."/>
+            <wp:cNvGraphicFramePr>
+              <a:graphicFrameLocks noChangeAspect="1"/>
+            </wp:cNvGraphicFramePr>
+            <a:graphic>
+              <a:graphicData uri="http://schemas.openxmlformats.org/drawingml/2006/picture">
+                <pic:pic>
+                  <pic:nvPicPr>
+                    <pic:cNvPr id="0" name="academy-story-ai-5-23-02.png"/>
+                    <pic:cNvPicPr/>
+                  </pic:nvPicPr>
+                  <pic:blipFill>
+                    <a:blip r:embed="rId11"/>
+                    <a:stretch>
+                      <a:fillRect/>
+                    </a:stretch>
+                  </pic:blipFill>
+                  <pic:spPr>
+                    <a:xfrm>
+                      <a:off x="0" y="0"/>
+                      <a:ext cx="5486400" cy="3182112"/>
+                    </a:xfrm>
+                    <a:prstGeom prst="rect"/>
+                  </pic:spPr>
+                </pic:pic>
+              </a:graphicData>
+            </a:graphic>
+          </wp:inline>
+        </w:drawing>
+      </w:r>
+    </w:p>
+    <w:p>
+      <w:pPr>
+        <w:spacing w:line="336" w:lineRule="auto" w:after="180"/>
+      </w:pPr>
+      <w:r>
+        <w:rPr>
+          <w:b w:val="0"/>
+        </w:rPr>
+        <w:t xml:space="preserve">First update: Gradient2(2a-2)×2=-8; new a =  = 0.5, </w:t>
+      </w:r>
+      <w:r>
+        <w:rPr>
+          <w:b/>
+        </w:rPr>
+        <w:t>training</w:t>
+      </w:r>
+      <w:r>
+        <w:rPr>
+          <w:b w:val="0"/>
+        </w:rPr>
+        <w:t xml:space="preserve"> loss 1. → Second update: Gradient at 0.5 is-4; new a =  = 0.75, </w:t>
+      </w:r>
+      <w:r>
+        <w:rPr>
+          <w:b/>
+        </w:rPr>
+        <w:t>training</w:t>
+      </w:r>
+      <w:r>
+        <w:rPr>
+          <w:b w:val="0"/>
+        </w:rPr>
+        <w:t xml:space="preserve"> loss 0.25. → Validation score: At reserved d1, target 1: </w:t>
+      </w:r>
+      <w:r>
+        <w:rPr>
+          <w:b/>
+        </w:rPr>
+        <w:t>prediction</w:t>
+      </w:r>
+      <w:r>
+        <w:rPr>
+          <w:b w:val="0"/>
+        </w:rPr>
+        <w:t xml:space="preserve"> 0.75, squared error0.0625.</w:t>
+      </w:r>
+    </w:p>
+    <w:p>
+      <w:pPr>
+        <w:spacing w:line="336" w:lineRule="auto" w:after="180"/>
+        <w:shd w:fill="F5F1FB"/>
+      </w:pPr>
+      <w:r>
+        <w:rPr>
+          <w:b w:val="0"/>
+        </w:rPr>
+        <w:t xml:space="preserve">Point to each numbered stage and explain which recorded </w:t>
+      </w:r>
+      <w:r>
+        <w:rPr>
+          <w:b/>
+        </w:rPr>
+        <w:t>input</w:t>
+      </w:r>
+      <w:r>
+        <w:rPr>
+          <w:b w:val="0"/>
+        </w:rPr>
+        <w:t xml:space="preserve"> it uses.</w:t>
+      </w:r>
+    </w:p>
+    <w:p>
+      <w:pPr>
+        <w:pStyle w:val="Heading3"/>
+      </w:pPr>
+      <w:r>
+        <w:t>03. Compare the saved checkpoints</w:t>
+      </w:r>
+    </w:p>
+    <w:p>
+      <w:r>
+        <w:drawing>
+          <wp:inline xmlns:a="http://schemas.openxmlformats.org/drawingml/2006/main" xmlns:pic="http://schemas.openxmlformats.org/drawingml/2006/picture">
+            <wp:extent cx="5486400" cy="2834640"/>
+            <wp:docPr id="4" name="Picture 4" descr="Compare the saved checkpoints. 0 with a 0 | 1 | 1. 1 with a 0.3 | 0.325 | 0.49. 2 with a 0.45 | 0.15625 | 0.3025"/>
+            <wp:cNvGraphicFramePr>
+              <a:graphicFrameLocks noChangeAspect="1"/>
+            </wp:cNvGraphicFramePr>
+            <a:graphic>
+              <a:graphicData uri="http://schemas.openxmlformats.org/drawingml/2006/picture">
+                <pic:pic>
+                  <pic:nvPicPr>
+                    <pic:cNvPr id="0" name="academy-story-ai-5-23-03.png"/>
+                    <pic:cNvPicPr/>
+                  </pic:nvPicPr>
+                  <pic:blipFill>
+                    <a:blip r:embed="rId12"/>
+                    <a:stretch>
+                      <a:fillRect/>
+                    </a:stretch>
+                  </pic:blipFill>
+                  <pic:spPr>
+                    <a:xfrm>
+                      <a:off x="0" y="0"/>
+                      <a:ext cx="5486400" cy="2834640"/>
+                    </a:xfrm>
+                    <a:prstGeom prst="rect"/>
+                  </pic:spPr>
+                </pic:pic>
+              </a:graphicData>
+            </a:graphic>
+          </wp:inline>
+        </w:drawing>
+      </w:r>
+    </w:p>
+    <w:p>
+      <w:pPr>
+        <w:spacing w:line="336" w:lineRule="auto" w:after="180"/>
+      </w:pPr>
+      <w:r>
+        <w:rPr>
+          <w:b w:val="0"/>
+        </w:rPr>
+        <w:t xml:space="preserve">Compare the saved </w:t>
+      </w:r>
+      <w:r>
+        <w:rPr>
+          <w:b/>
+        </w:rPr>
+        <w:t>checkpoint</w:t>
+      </w:r>
+      <w:r>
+        <w:rPr>
+          <w:b w:val="0"/>
+        </w:rPr>
+        <w:t>s. 0 with a 0 | 1 | 1. 1 with a 0.3 | 0.325 | 0.49. 2 with a 0.45 | 0.15625 | 0.3025</w:t>
+      </w:r>
+    </w:p>
+    <w:p>
+      <w:pPr>
+        <w:spacing w:line="336" w:lineRule="auto" w:after="180"/>
+        <w:shd w:fill="F5F1FB"/>
+      </w:pPr>
+      <w:r>
+        <w:rPr>
+          <w:b w:val="0"/>
+        </w:rPr>
+        <w:t>Read the labels and values. Explain the relationship the model shows.</w:t>
+      </w:r>
+    </w:p>
+    <w:p>
+      <w:pPr>
+        <w:pStyle w:val="Heading3"/>
+      </w:pPr>
+      <w:r>
+        <w:t>04. Change one thing. Trace what follows.</w:t>
+      </w:r>
+    </w:p>
+    <w:p>
+      <w:r>
+        <w:drawing>
+          <wp:inline xmlns:a="http://schemas.openxmlformats.org/drawingml/2006/main" xmlns:pic="http://schemas.openxmlformats.org/drawingml/2006/picture">
+            <wp:extent cx="5486400" cy="3026664"/>
+            <wp:docPr id="5" name="Picture 5" descr="Original case: At reserved d1, target 1: prediction 0.75, squared error0.0625. Changed condition: Double the two-update budget while keeping the same training rule. Expected result: Next a values 0.875 and 0.9375; training loss falls to 0.015625. Reason: Each update halves the distance to the training optimum1 in this toy system."/>
+            <wp:cNvGraphicFramePr>
+              <a:graphicFrameLocks noChangeAspect="1"/>
+            </wp:cNvGraphicFramePr>
+            <a:graphic>
+              <a:graphicData uri="http://schemas.openxmlformats.org/drawingml/2006/picture">
+                <pic:pic>
+                  <pic:nvPicPr>
+                    <pic:cNvPr id="0" name="academy-story-ai-5-23-04.png"/>
+                    <pic:cNvPicPr/>
+                  </pic:nvPicPr>
+                  <pic:blipFill>
+                    <a:blip r:embed="rId13"/>
+                    <a:stretch>
+                      <a:fillRect/>
+                    </a:stretch>
+                  </pic:blipFill>
+                  <pic:spPr>
+                    <a:xfrm>
+                      <a:off x="0" y="0"/>
+                      <a:ext cx="5486400" cy="3026664"/>
+                    </a:xfrm>
+                    <a:prstGeom prst="rect"/>
+                  </pic:spPr>
+                </pic:pic>
+              </a:graphicData>
+            </a:graphic>
+          </wp:inline>
+        </w:drawing>
+      </w:r>
+    </w:p>
+    <w:p>
+      <w:pPr>
+        <w:spacing w:line="336" w:lineRule="auto" w:after="180"/>
+      </w:pPr>
+      <w:r>
+        <w:rPr>
+          <w:b w:val="0"/>
+        </w:rPr>
+        <w:t xml:space="preserve">Original case: At reserved d1, target 1: </w:t>
+      </w:r>
+      <w:r>
+        <w:rPr>
+          <w:b/>
+        </w:rPr>
+        <w:t>prediction</w:t>
+      </w:r>
+      <w:r>
+        <w:rPr>
+          <w:b w:val="0"/>
+        </w:rPr>
+        <w:t xml:space="preserve"> 0.75, squared error0.0625. Changed condition: Double the two-update budget while keeping the same </w:t>
+      </w:r>
+      <w:r>
+        <w:rPr>
+          <w:b/>
+        </w:rPr>
+        <w:t>training</w:t>
+      </w:r>
+      <w:r>
+        <w:rPr>
+          <w:b w:val="0"/>
+        </w:rPr>
+        <w:t xml:space="preserve"> rule.</w:t>
+      </w:r>
+    </w:p>
+    <w:p>
+      <w:pPr>
+        <w:spacing w:line="336" w:lineRule="auto" w:after="180"/>
+      </w:pPr>
+      <w:r>
+        <w:rPr>
+          <w:b w:val="0"/>
+        </w:rPr>
+        <w:t xml:space="preserve">Expected result: Next a values 0.875 and 0.9375; </w:t>
+      </w:r>
+      <w:r>
+        <w:rPr>
+          <w:b/>
+        </w:rPr>
+        <w:t>training</w:t>
+      </w:r>
+      <w:r>
+        <w:rPr>
+          <w:b w:val="0"/>
+        </w:rPr>
+        <w:t xml:space="preserve"> loss falls to 0.015625. Reason: Each update halves the distance to the </w:t>
+      </w:r>
+      <w:r>
+        <w:rPr>
+          <w:b/>
+        </w:rPr>
+        <w:t>training</w:t>
+      </w:r>
+      <w:r>
+        <w:rPr>
+          <w:b w:val="0"/>
+        </w:rPr>
+        <w:t xml:space="preserve"> optimum1 in this toy system.</w:t>
+      </w:r>
+    </w:p>
+    <w:p>
+      <w:pPr>
+        <w:spacing w:line="336" w:lineRule="auto" w:after="180"/>
+        <w:shd w:fill="F5F1FB"/>
+      </w:pPr>
+      <w:r>
+        <w:rPr>
+          <w:b w:val="0"/>
+        </w:rPr>
+        <w:t>Predict before checking the worked changed-case result. Name what changed and what the supplied facts allow you to conclude.</w:t>
+      </w:r>
+    </w:p>
+    <w:p>
+      <w:pPr>
+        <w:pStyle w:val="Heading3"/>
+      </w:pPr>
+      <w:r>
+        <w:t>05. Connect the explanation to its limit</w:t>
+      </w:r>
+    </w:p>
+    <w:p>
+      <w:r>
+        <w:drawing>
+          <wp:inline xmlns:a="http://schemas.openxmlformats.org/drawingml/2006/main" xmlns:pic="http://schemas.openxmlformats.org/drawingml/2006/picture">
+            <wp:extent cx="5486400" cy="2834640"/>
+            <wp:docPr id="6" name="Picture 6" descr="The image feature is a brightness difference, and training adjusts one output weight multiplying it. Each gradient is computed using the current prediction before the next update. In this example, the rate halves the distance to the training optimum each time. More updates reduce this training loss, but choosing a budget still requires separate validation evidence. Limit: This scalar brightness model is a transparent toy image task, not a claim that a full image network was run."/>
+            <wp:cNvGraphicFramePr>
+              <a:graphicFrameLocks noChangeAspect="1"/>
+            </wp:cNvGraphicFramePr>
+            <a:graphic>
+              <a:graphicData uri="http://schemas.openxmlformats.org/drawingml/2006/picture">
+                <pic:pic>
+                  <pic:nvPicPr>
+                    <pic:cNvPr id="0" name="academy-story-ai-5-23-05.png"/>
+                    <pic:cNvPicPr/>
+                  </pic:nvPicPr>
+                  <pic:blipFill>
+                    <a:blip r:embed="rId14"/>
+                    <a:stretch>
+                      <a:fillRect/>
+                    </a:stretch>
+                  </pic:blipFill>
+                  <pic:spPr>
+                    <a:xfrm>
+                      <a:off x="0" y="0"/>
+                      <a:ext cx="5486400" cy="2834640"/>
+                    </a:xfrm>
+                    <a:prstGeom prst="rect"/>
+                  </pic:spPr>
+                </pic:pic>
+              </a:graphicData>
+            </a:graphic>
+          </wp:inline>
+        </w:drawing>
+      </w:r>
+    </w:p>
+    <w:p>
+      <w:pPr>
+        <w:spacing w:line="336" w:lineRule="auto" w:after="180"/>
+      </w:pPr>
+      <w:r>
+        <w:rPr>
+          <w:b w:val="0"/>
+        </w:rPr>
+        <w:t xml:space="preserve">The image feature is a brightness difference, and </w:t>
+      </w:r>
+      <w:r>
+        <w:rPr>
+          <w:b/>
+        </w:rPr>
+        <w:t>training</w:t>
+      </w:r>
+      <w:r>
+        <w:rPr>
+          <w:b w:val="0"/>
+        </w:rPr>
+        <w:t xml:space="preserve"> adjusts one </w:t>
+      </w:r>
+      <w:r>
+        <w:rPr>
+          <w:b/>
+        </w:rPr>
+        <w:t>output</w:t>
+      </w:r>
+      <w:r>
+        <w:rPr>
+          <w:b w:val="0"/>
+        </w:rPr>
+        <w:t xml:space="preserve"> weight multiplying it. Each gradient is computed using the current </w:t>
+      </w:r>
+      <w:r>
+        <w:rPr>
+          <w:b/>
+        </w:rPr>
+        <w:t>prediction</w:t>
+      </w:r>
+      <w:r>
+        <w:rPr>
+          <w:b w:val="0"/>
+        </w:rPr>
+        <w:t xml:space="preserve"> before the next update.</w:t>
+      </w:r>
+    </w:p>
+    <w:p>
+      <w:pPr>
+        <w:spacing w:line="336" w:lineRule="auto" w:after="180"/>
+      </w:pPr>
+      <w:r>
+        <w:rPr>
+          <w:b w:val="0"/>
+        </w:rPr>
+        <w:t xml:space="preserve">In this example, the rate halves the distance to the </w:t>
+      </w:r>
+      <w:r>
+        <w:rPr>
+          <w:b/>
+        </w:rPr>
+        <w:t>training</w:t>
+      </w:r>
+      <w:r>
+        <w:rPr>
+          <w:b w:val="0"/>
+        </w:rPr>
+        <w:t xml:space="preserve"> optimum each time. More updates reduce this </w:t>
+      </w:r>
+      <w:r>
+        <w:rPr>
+          <w:b/>
+        </w:rPr>
+        <w:t>training</w:t>
+      </w:r>
+      <w:r>
+        <w:rPr>
+          <w:b w:val="0"/>
+        </w:rPr>
+        <w:t xml:space="preserve"> loss, but choosing a budget still requires separate validation </w:t>
+      </w:r>
+      <w:r>
+        <w:rPr>
+          <w:b/>
+        </w:rPr>
+        <w:t>evidence</w:t>
+      </w:r>
+      <w:r>
+        <w:rPr>
+          <w:b w:val="0"/>
+        </w:rPr>
+        <w:t>.</w:t>
+      </w:r>
+    </w:p>
+    <w:p>
+      <w:pPr>
+        <w:spacing w:line="336" w:lineRule="auto" w:after="180"/>
+      </w:pPr>
+      <w:r>
+        <w:rPr>
+          <w:b w:val="0"/>
+        </w:rPr>
+        <w:t>Limit: This scalar brightness model is a transparent toy image task, not a claim that a full image network was run.</w:t>
+      </w:r>
+    </w:p>
+    <w:p>
+      <w:pPr>
+        <w:spacing w:line="336" w:lineRule="auto" w:after="180"/>
+        <w:shd w:fill="F5F1FB"/>
+      </w:pPr>
+      <w:r>
+        <w:rPr>
+          <w:b w:val="0"/>
+        </w:rPr>
+        <w:t>Explain the case, then point to a limit on the claim.</w:t>
+      </w:r>
+    </w:p>
+    <w:p>
+      <w:pPr>
+        <w:pStyle w:val="Heading3"/>
+      </w:pPr>
+      <w:r>
+        <w:t>06. Make the idea visible in your project</w:t>
+      </w:r>
+    </w:p>
+    <w:p>
+      <w:r>
+        <w:drawing>
+          <wp:inline xmlns:a="http://schemas.openxmlformats.org/drawingml/2006/main" xmlns:pic="http://schemas.openxmlformats.org/drawingml/2006/picture">
+            <wp:extent cx="5486400" cy="3681984"/>
+            <wp:docPr id="7" name="Picture 7" descr="For your Image-pattern Network Investigation, save the input, procedure, observed result and limitation of this check. Label this worked example as practice; use a different, previously unreviewed case when checking independent understanding. Draw your input, deciding step, result and limit. Supported question: Does lower training loss alone establish that four updates generalise better? Point to the relevant step in the picture, then write the changed result and the rule or evidence that supports it."/>
+            <wp:cNvGraphicFramePr>
+              <a:graphicFrameLocks noChangeAspect="1"/>
+            </wp:cNvGraphicFramePr>
+            <a:graphic>
+              <a:graphicData uri="http://schemas.openxmlformats.org/drawingml/2006/picture">
+                <pic:pic>
+                  <pic:nvPicPr>
+                    <pic:cNvPr id="0" name="academy-story-ai-5-23-06.png"/>
+                    <pic:cNvPicPr/>
+                  </pic:nvPicPr>
+                  <pic:blipFill>
+                    <a:blip r:embed="rId15"/>
+                    <a:stretch>
+                      <a:fillRect/>
+                    </a:stretch>
+                  </pic:blipFill>
+                  <pic:spPr>
+                    <a:xfrm>
+                      <a:off x="0" y="0"/>
+                      <a:ext cx="5486400" cy="3681984"/>
+                    </a:xfrm>
+                    <a:prstGeom prst="rect"/>
+                  </pic:spPr>
+                </pic:pic>
+              </a:graphicData>
+            </a:graphic>
+          </wp:inline>
+        </w:drawing>
+      </w:r>
+    </w:p>
+    <w:p>
+      <w:pPr>
+        <w:spacing w:line="336" w:lineRule="auto" w:after="180"/>
+      </w:pPr>
+      <w:r>
+        <w:rPr>
+          <w:b w:val="0"/>
+        </w:rPr>
+        <w:t xml:space="preserve">For your Image-pattern Network Investigation, save the </w:t>
+      </w:r>
+      <w:r>
+        <w:rPr>
+          <w:b/>
+        </w:rPr>
+        <w:t>input</w:t>
+      </w:r>
+      <w:r>
+        <w:rPr>
+          <w:b w:val="0"/>
+        </w:rPr>
+        <w:t>, procedure, observed result and limitation of this check.</w:t>
+      </w:r>
+    </w:p>
+    <w:p>
+      <w:pPr>
+        <w:spacing w:line="336" w:lineRule="auto" w:after="180"/>
+      </w:pPr>
+      <w:r>
+        <w:rPr>
+          <w:b w:val="0"/>
+        </w:rPr>
+        <w:t xml:space="preserve">Label this worked example as practice; use a different, previously unreviewed case when checking independent understanding. Draw your </w:t>
+      </w:r>
+      <w:r>
+        <w:rPr>
+          <w:b/>
+        </w:rPr>
+        <w:t>input</w:t>
+      </w:r>
+      <w:r>
+        <w:rPr>
+          <w:b w:val="0"/>
+        </w:rPr>
+        <w:t>, deciding step, result and limit.</w:t>
+      </w:r>
+    </w:p>
+    <w:p>
+      <w:pPr>
+        <w:spacing w:line="336" w:lineRule="auto" w:after="180"/>
+      </w:pPr>
+      <w:r>
+        <w:rPr>
+          <w:b w:val="0"/>
+        </w:rPr>
+        <w:t xml:space="preserve">Supported question: Does lower </w:t>
+      </w:r>
+      <w:r>
+        <w:rPr>
+          <w:b/>
+        </w:rPr>
+        <w:t>training</w:t>
+      </w:r>
+      <w:r>
+        <w:rPr>
+          <w:b w:val="0"/>
+        </w:rPr>
+        <w:t xml:space="preserve"> loss alone establish that four updates generalise better? Point to the relevant step in the picture, then write the changed result and the rule or </w:t>
+      </w:r>
+      <w:r>
+        <w:rPr>
+          <w:b/>
+        </w:rPr>
+        <w:t>evidence</w:t>
+      </w:r>
+      <w:r>
+        <w:rPr>
+          <w:b w:val="0"/>
+        </w:rPr>
+        <w:t xml:space="preserve"> that supports it.</w:t>
+      </w:r>
+    </w:p>
+    <w:p>
+      <w:pPr>
+        <w:spacing w:line="336" w:lineRule="auto" w:after="180"/>
+        <w:shd w:fill="F5F1FB"/>
+      </w:pPr>
+      <w:r>
+        <w:rPr>
+          <w:b w:val="0"/>
+        </w:rPr>
+        <w:t xml:space="preserve">Draw your project trace and justify the deciding step using </w:t>
+      </w:r>
+      <w:r>
+        <w:rPr>
+          <w:b/>
+        </w:rPr>
+        <w:t>evidence</w:t>
+      </w:r>
+      <w:r>
+        <w:rPr>
+          <w:b w:val="0"/>
+        </w:rPr>
+        <w:t>.</w:t>
       </w:r>
     </w:p>
     <w:sectPr>

--- a/downloads/student/ai-5-week-23.docx
+++ b/downloads/student/ai-5-week-23.docx
@@ -1144,7 +1144,7 @@
         <w:rPr>
           <w:b w:val="0"/>
         </w:rPr>
-        <w:t xml:space="preserve"> optimum1 in this toy system.</w:t>
+        <w:t xml:space="preserve"> optimum 1 in this toy system.</w:t>
       </w:r>
     </w:p>
     <w:p>
@@ -1619,7 +1619,7 @@
         <w:drawing>
           <wp:inline xmlns:a="http://schemas.openxmlformats.org/drawingml/2006/main" xmlns:pic="http://schemas.openxmlformats.org/drawingml/2006/picture">
             <wp:extent cx="5486400" cy="5185229"/>
-            <wp:docPr id="1" name="Picture 1" descr="Training a small image model. First update: Gradient2(2a-2)×2=-8; new a =  = 0.5, training loss 1.. Second update: Gradient at 0.5 is-4; new a =  = 0.75, training loss 0.25.. Validation score: At reserved d1, target 1: prediction 0.75, squared error0.0625."/>
+            <wp:docPr id="1" name="Picture 1" descr="Training a small image model. First update: Gradient 2(2a-2)×2=-8; new a = 0.5, training loss 1.. Second update: Gradient at 0.5 is-4; new a = 0.75, training loss 0.25.. Validation score: At reserved d1, target 1: prediction 0.75, squared error 0.0625."/>
             <wp:cNvGraphicFramePr>
               <a:graphicFrameLocks noChangeAspect="1"/>
             </wp:cNvGraphicFramePr>
@@ -1710,7 +1710,7 @@
           </w:tcPr>
           <w:p>
             <w:r>
-              <w:t>Gradient2(2a-2)×2=-8; new a =  = 0.5, training loss 1.</w:t>
+              <w:t>Gradient 2(2a-2)×2=-8; new a = 0.5, training loss 1.</w:t>
             </w:r>
           </w:p>
         </w:tc>
@@ -1732,7 +1732,7 @@
           </w:tcPr>
           <w:p>
             <w:r>
-              <w:t>Gradient at 0.5 is-4; new a =  = 0.75, training loss 0.25.</w:t>
+              <w:t>Gradient at 0.5 is-4; new a = 0.75, training loss 0.25.</w:t>
             </w:r>
           </w:p>
         </w:tc>
@@ -1754,7 +1754,7 @@
           </w:tcPr>
           <w:p>
             <w:r>
-              <w:t>At reserved d1, target 1: prediction 0.75, squared error0.0625.</w:t>
+              <w:t>At reserved d1, target 1: prediction 0.75, squared error 0.0625.</w:t>
             </w:r>
           </w:p>
         </w:tc>
@@ -4269,7 +4269,7 @@
         <w:rPr>
           <w:b w:val="0"/>
         </w:rPr>
-        <w:t xml:space="preserve"> 0.75, squared error0.0625.</w:t>
+        <w:t xml:space="preserve"> 0.75, squared error 0.0625.</w:t>
       </w:r>
     </w:p>
     <w:p>
@@ -4390,7 +4390,7 @@
         <w:rPr>
           <w:b w:val="0"/>
         </w:rPr>
-        <w:t xml:space="preserve"> 0.75, squared error0.0625.</w:t>
+        <w:t xml:space="preserve"> 0.75, squared error 0.0625.</w:t>
       </w:r>
     </w:p>
     <w:p>
@@ -4695,7 +4695,7 @@
         <w:rPr>
           <w:b w:val="0"/>
         </w:rPr>
-        <w:t xml:space="preserve"> optimum1 in this toy system.</w:t>
+        <w:t xml:space="preserve"> optimum 1 in this toy system.</w:t>
       </w:r>
     </w:p>
     <w:p>
@@ -5050,7 +5050,7 @@
         <w:drawing>
           <wp:inline xmlns:a="http://schemas.openxmlformats.org/drawingml/2006/main" xmlns:pic="http://schemas.openxmlformats.org/drawingml/2006/picture">
             <wp:extent cx="5486400" cy="3182112"/>
-            <wp:docPr id="3" name="Picture 3" descr="First update: Gradient2(2a-2)×2=-8; new a =  = 0.5, training loss 1. → Second update: Gradient at 0.5 is-4; new a =  = 0.75, training loss 0.25. → Validation score: At reserved d1, target 1: prediction 0.75, squared error0.0625."/>
+            <wp:docPr id="3" name="Picture 3" descr="First update: Gradient 2(2a-2)×2=-8; new a = 0.5, training loss 1. → Second update: Gradient at 0.5 is-4; new a = 0.75, training loss 0.25. → Validation score: At reserved d1, target 1: prediction 0.75, squared error 0.0625."/>
             <wp:cNvGraphicFramePr>
               <a:graphicFrameLocks noChangeAspect="1"/>
             </wp:cNvGraphicFramePr>
@@ -5089,7 +5089,7 @@
         <w:rPr>
           <w:b w:val="0"/>
         </w:rPr>
-        <w:t xml:space="preserve">First update: Gradient2(2a-2)×2=-8; new a =  = 0.5, </w:t>
+        <w:t xml:space="preserve">First update: Gradient 2(2a-2)×2=-8; new a = 0.5, </w:t>
       </w:r>
       <w:r>
         <w:rPr>
@@ -5101,7 +5101,7 @@
         <w:rPr>
           <w:b w:val="0"/>
         </w:rPr>
-        <w:t xml:space="preserve"> loss 1. → Second update: Gradient at 0.5 is-4; new a =  = 0.75, </w:t>
+        <w:t xml:space="preserve"> loss 1. → Second update: Gradient at 0.5 is-4; new a = 0.75, </w:t>
       </w:r>
       <w:r>
         <w:rPr>
@@ -5125,7 +5125,7 @@
         <w:rPr>
           <w:b w:val="0"/>
         </w:rPr>
-        <w:t xml:space="preserve"> 0.75, squared error0.0625.</w:t>
+        <w:t xml:space="preserve"> 0.75, squared error 0.0625.</w:t>
       </w:r>
     </w:p>
     <w:p>
@@ -5244,7 +5244,7 @@
         <w:drawing>
           <wp:inline xmlns:a="http://schemas.openxmlformats.org/drawingml/2006/main" xmlns:pic="http://schemas.openxmlformats.org/drawingml/2006/picture">
             <wp:extent cx="5486400" cy="3026664"/>
-            <wp:docPr id="5" name="Picture 5" descr="Original case: At reserved d1, target 1: prediction 0.75, squared error0.0625. Changed condition: Double the two-update budget while keeping the same training rule. Expected result: Next a values 0.875 and 0.9375; training loss falls to 0.015625. Reason: Each update halves the distance to the training optimum1 in this toy system."/>
+            <wp:docPr id="5" name="Picture 5" descr="Original case: At reserved d1, target 1: prediction 0.75, squared error 0.0625. Changed condition: Double the two-update budget while keeping the same training rule. Expected result: Next a values 0.875 and 0.9375; training loss falls to 0.015625. Reason: Each update halves the distance to the training optimum 1 in this toy system."/>
             <wp:cNvGraphicFramePr>
               <a:graphicFrameLocks noChangeAspect="1"/>
             </wp:cNvGraphicFramePr>
@@ -5295,7 +5295,7 @@
         <w:rPr>
           <w:b w:val="0"/>
         </w:rPr>
-        <w:t xml:space="preserve"> 0.75, squared error0.0625. Changed condition: Double the two-update budget while keeping the same </w:t>
+        <w:t xml:space="preserve"> 0.75, squared error 0.0625. Changed condition: Double the two-update budget while keeping the same </w:t>
       </w:r>
       <w:r>
         <w:rPr>
@@ -5342,7 +5342,7 @@
         <w:rPr>
           <w:b w:val="0"/>
         </w:rPr>
-        <w:t xml:space="preserve"> optimum1 in this toy system.</w:t>
+        <w:t xml:space="preserve"> optimum 1 in this toy system.</w:t>
       </w:r>
     </w:p>
     <w:p>

--- a/downloads/student/ai-5-week-23.docx
+++ b/downloads/student/ai-5-week-23.docx
@@ -25,12 +25,17 @@
         <w:pStyle w:val="Heading1"/>
       </w:pPr>
       <w:r>
-        <w:t>Before you start</w:t>
-      </w:r>
-    </w:p>
-    <w:p>
-      <w:r>
-        <w:t>Why could pooling all four pixels of a 2 by 2 image hide whether the bright pixels are on the left or right?</w:t>
+        <w:t>Show the pixels. Fit one scalar. Select with validation. Freeze before final release.</w:t>
+      </w:r>
+    </w:p>
+    <w:p>
+      <w:r>
+        <w:t>Trace a complete bounded image experiment with fixed features,one trained value and an auditable baseline.</w:t>
+      </w:r>
+    </w:p>
+    <w:p>
+      <w:r>
+        <w:t>All six development images → complete model register → executable fit/select/baseline → pictured budget limits → gated final workflow → independent new model.</w:t>
       </w:r>
     </w:p>
     <w:p>
@@ -38,20 +43,20 @@
         <w:pStyle w:val="Heading1"/>
       </w:pPr>
       <w:r>
-        <w:t>01. Your mission</w:t>
-      </w:r>
-    </w:p>
-    <w:p>
-      <w:r>
-        <w:t>Start with the target: Trace a complete image model with fixed features and one trained weight. Try the recall before opening notes.</w:t>
-      </w:r>
-    </w:p>
-    <w:p>
-      <w:pPr>
-        <w:pStyle w:val="Heading3"/>
-      </w:pPr>
-      <w:r>
-        <w:t>Your learning target</w:t>
+        <w:t>01. Which part of this image model actually learns?</w:t>
+      </w:r>
+    </w:p>
+    <w:p>
+      <w:r>
+        <w:t>Trace fixed features, one trained scalar, validation selection and a teacher-gated final comparison.</w:t>
+      </w:r>
+    </w:p>
+    <w:p>
+      <w:pPr>
+        <w:pStyle w:val="Heading2"/>
+      </w:pPr>
+      <w:r>
+        <w:t>Learning goals</w:t>
       </w:r>
     </w:p>
     <w:p>
@@ -113,10 +118,10 @@
     </w:p>
     <w:p>
       <w:pPr>
-        <w:pStyle w:val="Heading3"/>
-      </w:pPr>
-      <w:r>
-        <w:t>Remember before reading</w:t>
+        <w:pStyle w:val="Heading2"/>
+      </w:pPr>
+      <w:r>
+        <w:t>Retrieve the components and their limits</w:t>
       </w:r>
     </w:p>
     <w:p>
@@ -188,6 +193,100 @@
     </w:p>
     <w:p>
       <w:pPr>
+        <w:pStyle w:val="Heading2"/>
+      </w:pPr>
+      <w:r>
+        <w:t>Prerequisite and starting response</w:t>
+      </w:r>
+    </w:p>
+    <w:p>
+      <w:pPr>
+        <w:pStyle w:val="ListBullet"/>
+      </w:pPr>
+      <w:r>
+        <w:t>Why could pooling all four pixels of a 2 by 2 image hide whether the bright pixels are on the left or right?</w:t>
+      </w:r>
+    </w:p>
+    <w:p>
+      <w:pPr>
+        <w:pStyle w:val="Heading3"/>
+      </w:pPr>
+      <w:r>
+        <w:t>My starting explanation</w:t>
+      </w:r>
+    </w:p>
+    <w:p>
+      <w:r>
+        <w:t>________________________________________________________________</w:t>
+      </w:r>
+    </w:p>
+    <w:p>
+      <w:r>
+        <w:t>________________________________________________________________</w:t>
+      </w:r>
+    </w:p>
+    <w:p>
+      <w:r>
+        <w:t>________________________________________________________________</w:t>
+      </w:r>
+    </w:p>
+    <w:p>
+      <w:pPr>
+        <w:pStyle w:val="Heading2"/>
+      </w:pPr>
+      <w:r>
+        <w:t>End goal</w:t>
+      </w:r>
+    </w:p>
+    <w:p>
+      <w:pPr>
+        <w:spacing w:line="336" w:lineRule="auto" w:after="180"/>
+      </w:pPr>
+      <w:r>
+        <w:rPr>
+          <w:b w:val="0"/>
+        </w:rPr>
+        <w:t xml:space="preserve">By the end, I can explain </w:t>
+      </w:r>
+      <w:r>
+        <w:rPr>
+          <w:b/>
+        </w:rPr>
+        <w:t>training</w:t>
+      </w:r>
+      <w:r>
+        <w:rPr>
+          <w:b w:val="0"/>
+        </w:rPr>
+        <w:t xml:space="preserve"> a small image model using a traced example and a stated limitation.</w:t>
+      </w:r>
+    </w:p>
+    <w:p>
+      <w:pPr>
+        <w:pStyle w:val="Heading2"/>
+      </w:pPr>
+      <w:r>
+        <w:t>Earlier wording, alternatives and picture transcripts · reference / check after trying</w:t>
+      </w:r>
+    </w:p>
+    <w:p>
+      <w:pPr>
+        <w:pStyle w:val="Heading3"/>
+      </w:pPr>
+      <w:r>
+        <w:t>Your learning target</w:t>
+      </w:r>
+    </w:p>
+    <w:p>
+      <w:pPr>
+        <w:pStyle w:val="Heading3"/>
+      </w:pPr>
+      <w:r>
+        <w:t>Remember before reading</w:t>
+      </w:r>
+    </w:p>
+    <w:p>
+      <w:pPr>
         <w:spacing w:line="336" w:lineRule="auto" w:after="180"/>
       </w:pPr>
       <w:r>
@@ -264,81 +363,31 @@
     </w:p>
     <w:p>
       <w:pPr>
-        <w:spacing w:line="336" w:lineRule="auto" w:after="180"/>
-        <w:shd w:fill="F5F1FB"/>
-      </w:pPr>
-      <w:r>
-        <w:rPr>
-          <w:b w:val="0"/>
-        </w:rPr>
-        <w:t>Why could pooling all four pixels of a 2 by 2 image hide whether the bright pixels are on the left or right?</w:t>
-      </w:r>
-    </w:p>
-    <w:p>
-      <w:pPr>
         <w:pStyle w:val="Heading3"/>
       </w:pPr>
       <w:r>
-        <w:t>My starting explanation</w:t>
-      </w:r>
-    </w:p>
-    <w:p>
-      <w:r>
-        <w:t>________________________________________________________________</w:t>
-      </w:r>
-    </w:p>
-    <w:p>
-      <w:r>
-        <w:t>________________________________________________________________</w:t>
-      </w:r>
-    </w:p>
-    <w:p>
-      <w:r>
-        <w:t>________________________________________________________________</w:t>
-      </w:r>
-    </w:p>
-    <w:p>
-      <w:pPr>
-        <w:pStyle w:val="Heading3"/>
-      </w:pPr>
-      <w:r>
         <w:t>This week’s end goal</w:t>
       </w:r>
     </w:p>
     <w:p>
       <w:pPr>
-        <w:spacing w:line="336" w:lineRule="auto" w:after="180"/>
-      </w:pPr>
-      <w:r>
-        <w:rPr>
-          <w:b w:val="0"/>
-        </w:rPr>
-        <w:t xml:space="preserve">By the end, I can explain </w:t>
-      </w:r>
-      <w:r>
-        <w:rPr>
-          <w:b/>
-        </w:rPr>
-        <w:t>training</w:t>
-      </w:r>
-      <w:r>
-        <w:rPr>
-          <w:b w:val="0"/>
-        </w:rPr>
-        <w:t xml:space="preserve"> a small image model using a traced example and a stated limitation.</w:t>
-      </w:r>
-    </w:p>
-    <w:p>
-      <w:pPr>
         <w:pStyle w:val="Heading1"/>
       </w:pPr>
       <w:r>
-        <w:t>02. Notice the evidence</w:t>
-      </w:r>
-    </w:p>
-    <w:p>
-      <w:r>
-        <w:t>Investigate the supplied Training a small image model case. Separate observations, given facts and assumptions before choosing an explanation.</w:t>
+        <w:t>02. Start with complete images and a known arithmetic target</w:t>
+      </w:r>
+    </w:p>
+    <w:p>
+      <w:r>
+        <w:t>The target is strictly greater left-column sum;equal sums belong to class0.</w:t>
+      </w:r>
+    </w:p>
+    <w:p>
+      <w:pPr>
+        <w:pStyle w:val="Heading2"/>
+      </w:pPr>
+      <w:r>
+        <w:t>Target, complete development records and visible pixels</w:t>
       </w:r>
     </w:p>
     <w:p>
@@ -674,6 +723,50 @@
       </w:tr>
     </w:tbl>
     <w:p>
+      <w:r>
+        <w:drawing>
+          <wp:inline xmlns:a="http://schemas.openxmlformats.org/drawingml/2006/main" xmlns:pic="http://schemas.openxmlformats.org/drawingml/2006/picture">
+            <wp:extent cx="4614759" cy="3200399"/>
+            <wp:docPr id="1" name="Picture 1" descr="Six labelled public2by2binary development images. Train A/Bhave positive left-minus-right differences1/2and class1;Train C/Dhave differences−1/−2and class0. Validation E/Fmove a single1to the bottom-left/bottom-right,giving differences1/−1and classes1/0. Only these development cases are shown,not the teacher-held final cases."/>
+            <wp:cNvGraphicFramePr>
+              <a:graphicFrameLocks noChangeAspect="1"/>
+            </wp:cNvGraphicFramePr>
+            <a:graphic>
+              <a:graphicData uri="http://schemas.openxmlformats.org/drawingml/2006/picture">
+                <pic:pic>
+                  <pic:nvPicPr>
+                    <pic:cNvPr id="0" name="ai-5-23-development-image-cards.png"/>
+                    <pic:cNvPicPr/>
+                  </pic:nvPicPr>
+                  <pic:blipFill>
+                    <a:blip r:embed="rId9"/>
+                    <a:stretch>
+                      <a:fillRect/>
+                    </a:stretch>
+                  </pic:blipFill>
+                  <pic:spPr>
+                    <a:xfrm>
+                      <a:off x="0" y="0"/>
+                      <a:ext cx="4614759" cy="3200399"/>
+                    </a:xfrm>
+                    <a:prstGeom prst="rect"/>
+                  </pic:spPr>
+                </pic:pic>
+              </a:graphicData>
+            </a:graphic>
+          </wp:inline>
+        </w:drawing>
+      </w:r>
+    </w:p>
+    <w:p>
+      <w:pPr>
+        <w:pStyle w:val="Heading2"/>
+      </w:pPr>
+      <w:r>
+        <w:t>Fixed features, signed targets and strict decision rule</w:t>
+      </w:r>
+    </w:p>
+    <w:p>
       <w:pPr>
         <w:spacing w:line="336" w:lineRule="auto" w:after="180"/>
       </w:pPr>
@@ -755,6 +848,14 @@
     </w:p>
     <w:p>
       <w:pPr>
+        <w:pStyle w:val="Heading2"/>
+      </w:pPr>
+      <w:r>
+        <w:t>Name given and missing facts</w:t>
+      </w:r>
+    </w:p>
+    <w:p>
+      <w:pPr>
         <w:pStyle w:val="Heading3"/>
       </w:pPr>
       <w:r>
@@ -781,12 +882,240 @@
         <w:pStyle w:val="Heading1"/>
       </w:pPr>
       <w:r>
-        <w:t>03. See how it works</w:t>
-      </w:r>
-    </w:p>
-    <w:p>
-      <w:r>
-        <w:t>Follow the mechanism for Training a small image model. Connect each labelled input, deciding step and result.</w:t>
+        <w:t>03. Run the complete restricted image-model experiment</w:t>
+      </w:r>
+    </w:p>
+    <w:p>
+      <w:r>
+        <w:t>Separate the fixed image features from the one fitted parameter.</w:t>
+      </w:r>
+    </w:p>
+    <w:p>
+      <w:pPr>
+        <w:pStyle w:val="Heading2"/>
+      </w:pPr>
+      <w:r>
+        <w:t>Complete frozen-versus-trained model register</w:t>
+      </w:r>
+    </w:p>
+    <w:tbl>
+      <w:tblPr>
+        <w:tblStyle w:val="LightShading-Accent1"/>
+        <w:tblW w:type="auto" w:w="0"/>
+        <w:tblLook w:firstColumn="1" w:firstRow="1" w:lastColumn="0" w:lastRow="0" w:noHBand="0" w:noVBand="1" w:val="04A0"/>
+      </w:tblPr>
+      <w:tblGrid>
+        <w:gridCol w:w="5112"/>
+        <w:gridCol w:w="5112"/>
+      </w:tblGrid>
+      <w:tr>
+        <w:trPr>
+          <w:tblHeader/>
+        </w:trPr>
+        <w:tc>
+          <w:tcPr>
+            <w:tcW w:type="dxa" w:w="5112"/>
+          </w:tcPr>
+          <w:p>
+            <w:r>
+              <w:t>Model component</w:t>
+            </w:r>
+          </w:p>
+        </w:tc>
+        <w:tc>
+          <w:tcPr>
+            <w:tcW w:type="dxa" w:w="5112"/>
+          </w:tcPr>
+          <w:p>
+            <w:r>
+              <w:t>Complete definition / training status</w:t>
+            </w:r>
+          </w:p>
+        </w:tc>
+      </w:tr>
+      <w:tr>
+        <w:tc>
+          <w:tcPr>
+            <w:tcW w:type="dxa" w:w="5112"/>
+          </w:tcPr>
+          <w:p>
+            <w:r>
+              <w:t>Input</w:t>
+            </w:r>
+          </w:p>
+        </w:tc>
+        <w:tc>
+          <w:tcPr>
+            <w:tcW w:type="dxa" w:w="5112"/>
+          </w:tcPr>
+          <w:p>
+            <w:r>
+              <w:t>One valid 2×2 binary image, rows then columns</w:t>
+            </w:r>
+          </w:p>
+        </w:tc>
+      </w:tr>
+      <w:tr>
+        <w:tc>
+          <w:tcPr>
+            <w:tcW w:type="dxa" w:w="5112"/>
+          </w:tcPr>
+          <w:p>
+            <w:r>
+              <w:t>Frozen kernels</w:t>
+            </w:r>
+          </w:p>
+        </w:tc>
+        <w:tc>
+          <w:tcPr>
+            <w:tcW w:type="dxa" w:w="5112"/>
+          </w:tcPr>
+          <w:p>
+            <w:r>
+              <w:t>K[[1, −1], [1, −1]]computes d; its negative computes−d</w:t>
+            </w:r>
+          </w:p>
+        </w:tc>
+      </w:tr>
+      <w:tr>
+        <w:tc>
+          <w:tcPr>
+            <w:tcW w:type="dxa" w:w="5112"/>
+          </w:tcPr>
+          <w:p>
+            <w:r>
+              <w:t>Frozen activation</w:t>
+            </w:r>
+          </w:p>
+        </w:tc>
+        <w:tc>
+          <w:tcPr>
+            <w:tcW w:type="dxa" w:w="5112"/>
+          </w:tcPr>
+          <w:p>
+            <w:r>
+              <w:t>h=[ReLU(d), ReLU(−d)], so h1−h2=d</w:t>
+            </w:r>
+          </w:p>
+        </w:tc>
+      </w:tr>
+      <w:tr>
+        <w:tc>
+          <w:tcPr>
+            <w:tcW w:type="dxa" w:w="5112"/>
+          </w:tcPr>
+          <w:p>
+            <w:r>
+              <w:t>Trainable output</w:t>
+            </w:r>
+          </w:p>
+        </w:tc>
+        <w:tc>
+          <w:tcPr>
+            <w:tcW w:type="dxa" w:w="5112"/>
+          </w:tcPr>
+          <w:p>
+            <w:r>
+              <w:t>Score a(h1−h2)=ad; coefficients[a, −a]are tied to one scalar, not two independent weights</w:t>
+            </w:r>
+          </w:p>
+        </w:tc>
+      </w:tr>
+      <w:tr>
+        <w:tc>
+          <w:tcPr>
+            <w:tcW w:type="dxa" w:w="5112"/>
+          </w:tcPr>
+          <w:p>
+            <w:r>
+              <w:t>Loss and targets</w:t>
+            </w:r>
+          </w:p>
+        </w:tc>
+        <w:tc>
+          <w:tcPr>
+            <w:tcW w:type="dxa" w:w="5112"/>
+          </w:tcPr>
+          <w:p>
+            <w:r>
+              <w:t>Ordinary MSE, class 1 target+1, class 0 target−1</w:t>
+            </w:r>
+          </w:p>
+        </w:tc>
+      </w:tr>
+      <w:tr>
+        <w:tc>
+          <w:tcPr>
+            <w:tcW w:type="dxa" w:w="5112"/>
+          </w:tcPr>
+          <w:p>
+            <w:r>
+              <w:t>Prediction</w:t>
+            </w:r>
+          </w:p>
+        </w:tc>
+        <w:tc>
+          <w:tcPr>
+            <w:tcW w:type="dxa" w:w="5112"/>
+          </w:tcPr>
+          <w:p>
+            <w:r>
+              <w:t>Class1 when score&gt;0; otherwise 0, including equality</w:t>
+            </w:r>
+          </w:p>
+        </w:tc>
+      </w:tr>
+      <w:tr>
+        <w:tc>
+          <w:tcPr>
+            <w:tcW w:type="dxa" w:w="5112"/>
+          </w:tcPr>
+          <w:p>
+            <w:r>
+              <w:t>Training protocol</w:t>
+            </w:r>
+          </w:p>
+        </w:tc>
+        <w:tc>
+          <w:tcPr>
+            <w:tcW w:type="dxa" w:w="5112"/>
+          </w:tcPr>
+          <w:p>
+            <w:r>
+              <w:t>Four training rows, all per update, starta 0, rate.1, two updates; no bias or pooling</w:t>
+            </w:r>
+          </w:p>
+        </w:tc>
+      </w:tr>
+      <w:tr>
+        <w:tc>
+          <w:tcPr>
+            <w:tcW w:type="dxa" w:w="5112"/>
+          </w:tcPr>
+          <w:p>
+            <w:r>
+              <w:t>Selection and baseline</w:t>
+            </w:r>
+          </w:p>
+        </w:tc>
+        <w:tc>
+          <w:tcPr>
+            <w:tcW w:type="dxa" w:w="5112"/>
+          </w:tcPr>
+          <w:p>
+            <w:r>
+              <w:t>Lowest observed validation MSE, earlier exact ties; training-majority class baseline chooses 0on a tie</w:t>
+            </w:r>
+          </w:p>
+        </w:tc>
+      </w:tr>
+    </w:tbl>
+    <w:p>
+      <w:pPr>
+        <w:pStyle w:val="Heading2"/>
+      </w:pPr>
+      <w:r>
+        <w:t>Both gradients and all three saved checkpoints</w:t>
       </w:r>
     </w:p>
     <w:p>
@@ -845,6 +1174,385 @@
           <w:b w:val="0"/>
         </w:rPr>
         <w:t>Subtract learning rate times gradient; this gives a = 0.3 then a = 0.45.</w:t>
+      </w:r>
+    </w:p>
+    <w:tbl>
+      <w:tblPr>
+        <w:tblStyle w:val="LightShading-Accent1"/>
+        <w:tblW w:type="auto" w:w="0"/>
+        <w:tblLook w:firstColumn="1" w:firstRow="1" w:lastColumn="0" w:lastRow="0" w:noHBand="0" w:noVBand="1" w:val="04A0"/>
+      </w:tblPr>
+      <w:tblGrid>
+        <w:gridCol w:w="1461"/>
+        <w:gridCol w:w="1461"/>
+        <w:gridCol w:w="1461"/>
+        <w:gridCol w:w="1461"/>
+        <w:gridCol w:w="1461"/>
+        <w:gridCol w:w="1461"/>
+        <w:gridCol w:w="1461"/>
+      </w:tblGrid>
+      <w:tr>
+        <w:trPr>
+          <w:tblHeader/>
+        </w:trPr>
+        <w:tc>
+          <w:tcPr>
+            <w:tcW w:type="dxa" w:w="1461"/>
+          </w:tcPr>
+          <w:p>
+            <w:r>
+              <w:t>Updates completed</w:t>
+            </w:r>
+          </w:p>
+        </w:tc>
+        <w:tc>
+          <w:tcPr>
+            <w:tcW w:type="dxa" w:w="1461"/>
+          </w:tcPr>
+          <w:p>
+            <w:r>
+              <w:t>a</w:t>
+            </w:r>
+          </w:p>
+        </w:tc>
+        <w:tc>
+          <w:tcPr>
+            <w:tcW w:type="dxa" w:w="1461"/>
+          </w:tcPr>
+          <w:p>
+            <w:r>
+              <w:t>Gradient for next update</w:t>
+            </w:r>
+          </w:p>
+        </w:tc>
+        <w:tc>
+          <w:tcPr>
+            <w:tcW w:type="dxa" w:w="1461"/>
+          </w:tcPr>
+          <w:p>
+            <w:r>
+              <w:t>Training MSE</w:t>
+            </w:r>
+          </w:p>
+        </w:tc>
+        <w:tc>
+          <w:tcPr>
+            <w:tcW w:type="dxa" w:w="1461"/>
+          </w:tcPr>
+          <w:p>
+            <w:r>
+              <w:t>Validation MSE</w:t>
+            </w:r>
+          </w:p>
+        </w:tc>
+        <w:tc>
+          <w:tcPr>
+            <w:tcW w:type="dxa" w:w="1461"/>
+          </w:tcPr>
+          <w:p>
+            <w:r>
+              <w:t>Training class correct/4</w:t>
+            </w:r>
+          </w:p>
+        </w:tc>
+        <w:tc>
+          <w:tcPr>
+            <w:tcW w:type="dxa" w:w="1461"/>
+          </w:tcPr>
+          <w:p>
+            <w:r>
+              <w:t>Validation class correct/2</w:t>
+            </w:r>
+          </w:p>
+        </w:tc>
+      </w:tr>
+      <w:tr>
+        <w:tc>
+          <w:tcPr>
+            <w:tcW w:type="dxa" w:w="1461"/>
+          </w:tcPr>
+          <w:p>
+            <w:r>
+              <w:t>0</w:t>
+            </w:r>
+          </w:p>
+        </w:tc>
+        <w:tc>
+          <w:tcPr>
+            <w:tcW w:type="dxa" w:w="1461"/>
+          </w:tcPr>
+          <w:p>
+            <w:r>
+              <w:t>0</w:t>
+            </w:r>
+          </w:p>
+        </w:tc>
+        <w:tc>
+          <w:tcPr>
+            <w:tcW w:type="dxa" w:w="1461"/>
+          </w:tcPr>
+          <w:p>
+            <w:r>
+              <w:t>-3</w:t>
+            </w:r>
+          </w:p>
+        </w:tc>
+        <w:tc>
+          <w:tcPr>
+            <w:tcW w:type="dxa" w:w="1461"/>
+          </w:tcPr>
+          <w:p>
+            <w:r>
+              <w:t>1</w:t>
+            </w:r>
+          </w:p>
+        </w:tc>
+        <w:tc>
+          <w:tcPr>
+            <w:tcW w:type="dxa" w:w="1461"/>
+          </w:tcPr>
+          <w:p>
+            <w:r>
+              <w:t>1</w:t>
+            </w:r>
+          </w:p>
+        </w:tc>
+        <w:tc>
+          <w:tcPr>
+            <w:tcW w:type="dxa" w:w="1461"/>
+          </w:tcPr>
+          <w:p>
+            <w:r>
+              <w:t>2</w:t>
+            </w:r>
+          </w:p>
+        </w:tc>
+        <w:tc>
+          <w:tcPr>
+            <w:tcW w:type="dxa" w:w="1461"/>
+          </w:tcPr>
+          <w:p>
+            <w:r>
+              <w:t>1</w:t>
+            </w:r>
+          </w:p>
+        </w:tc>
+      </w:tr>
+      <w:tr>
+        <w:tc>
+          <w:tcPr>
+            <w:tcW w:type="dxa" w:w="1461"/>
+          </w:tcPr>
+          <w:p>
+            <w:r>
+              <w:t>1</w:t>
+            </w:r>
+          </w:p>
+        </w:tc>
+        <w:tc>
+          <w:tcPr>
+            <w:tcW w:type="dxa" w:w="1461"/>
+          </w:tcPr>
+          <w:p>
+            <w:r>
+              <w:t>0.3</w:t>
+            </w:r>
+          </w:p>
+        </w:tc>
+        <w:tc>
+          <w:tcPr>
+            <w:tcW w:type="dxa" w:w="1461"/>
+          </w:tcPr>
+          <w:p>
+            <w:r>
+              <w:t>-1.5</w:t>
+            </w:r>
+          </w:p>
+        </w:tc>
+        <w:tc>
+          <w:tcPr>
+            <w:tcW w:type="dxa" w:w="1461"/>
+          </w:tcPr>
+          <w:p>
+            <w:r>
+              <w:t>0.325</w:t>
+            </w:r>
+          </w:p>
+        </w:tc>
+        <w:tc>
+          <w:tcPr>
+            <w:tcW w:type="dxa" w:w="1461"/>
+          </w:tcPr>
+          <w:p>
+            <w:r>
+              <w:t>0.49</w:t>
+            </w:r>
+          </w:p>
+        </w:tc>
+        <w:tc>
+          <w:tcPr>
+            <w:tcW w:type="dxa" w:w="1461"/>
+          </w:tcPr>
+          <w:p>
+            <w:r>
+              <w:t>4</w:t>
+            </w:r>
+          </w:p>
+        </w:tc>
+        <w:tc>
+          <w:tcPr>
+            <w:tcW w:type="dxa" w:w="1461"/>
+          </w:tcPr>
+          <w:p>
+            <w:r>
+              <w:t>2</w:t>
+            </w:r>
+          </w:p>
+        </w:tc>
+      </w:tr>
+      <w:tr>
+        <w:tc>
+          <w:tcPr>
+            <w:tcW w:type="dxa" w:w="1461"/>
+          </w:tcPr>
+          <w:p>
+            <w:r>
+              <w:t>2</w:t>
+            </w:r>
+          </w:p>
+        </w:tc>
+        <w:tc>
+          <w:tcPr>
+            <w:tcW w:type="dxa" w:w="1461"/>
+          </w:tcPr>
+          <w:p>
+            <w:r>
+              <w:t>0.45</w:t>
+            </w:r>
+          </w:p>
+        </w:tc>
+        <w:tc>
+          <w:tcPr>
+            <w:tcW w:type="dxa" w:w="1461"/>
+          </w:tcPr>
+          <w:p>
+            <w:r>
+              <w:t>Stop at declared budget</w:t>
+            </w:r>
+          </w:p>
+        </w:tc>
+        <w:tc>
+          <w:tcPr>
+            <w:tcW w:type="dxa" w:w="1461"/>
+          </w:tcPr>
+          <w:p>
+            <w:r>
+              <w:t>0.15625</w:t>
+            </w:r>
+          </w:p>
+        </w:tc>
+        <w:tc>
+          <w:tcPr>
+            <w:tcW w:type="dxa" w:w="1461"/>
+          </w:tcPr>
+          <w:p>
+            <w:r>
+              <w:t>0.3025</w:t>
+            </w:r>
+          </w:p>
+        </w:tc>
+        <w:tc>
+          <w:tcPr>
+            <w:tcW w:type="dxa" w:w="1461"/>
+          </w:tcPr>
+          <w:p>
+            <w:r>
+              <w:t>4</w:t>
+            </w:r>
+          </w:p>
+        </w:tc>
+        <w:tc>
+          <w:tcPr>
+            <w:tcW w:type="dxa" w:w="1461"/>
+          </w:tcPr>
+          <w:p>
+            <w:r>
+              <w:t>2</w:t>
+            </w:r>
+          </w:p>
+        </w:tc>
+      </w:tr>
+    </w:tbl>
+    <w:p>
+      <w:pPr>
+        <w:pStyle w:val="Heading2"/>
+      </w:pPr>
+      <w:r>
+        <w:t>Protocol, selection and evidence boundary</w:t>
+      </w:r>
+    </w:p>
+    <w:p>
+      <w:pPr>
+        <w:spacing w:line="336" w:lineRule="auto" w:after="180"/>
+      </w:pPr>
+      <w:r>
+        <w:rPr>
+          <w:b w:val="0"/>
+        </w:rPr>
+        <w:t>The public program supplies all six A–Fdevelopment images, performs the two training updates, selects checkpoint 2(a≈.45)using validation MSE, and audits the frozen class 0 baseline. The two positive checkpoints have the same classification accuracy but different squared losses. Scores are not probabilities. Display rounding makes floating-point output readable; decisions use unrounded scores.</w:t>
+      </w:r>
+    </w:p>
+    <w:p>
+      <w:pPr>
+        <w:spacing w:line="336" w:lineRule="auto" w:after="180"/>
+      </w:pPr>
+      <w:r>
+        <w:rPr>
+          <w:b w:val="0"/>
+        </w:rPr>
+        <w:t>These constructed arrays and reused differences do not establish independent real-object coverage or broad image recognition. The three final cases and references remain in teacher materials until the actual freeze record is checked.</w:t>
+      </w:r>
+    </w:p>
+    <w:p>
+      <w:pPr>
+        <w:spacing w:line="336" w:lineRule="auto" w:after="180"/>
+      </w:pPr>
+      <w:r>
+        <w:rPr>
+          <w:b w:val="0"/>
+        </w:rPr>
+        <w:t xml:space="preserve">The code assumes valid 2 by 2 numeric images and nonempty labelled lists. It prints update, weight, </w:t>
+      </w:r>
+      <w:r>
+        <w:rPr>
+          <w:b/>
+        </w:rPr>
+        <w:t>training</w:t>
+      </w:r>
+      <w:r>
+        <w:rPr>
+          <w:b w:val="0"/>
+        </w:rPr>
+        <w:t xml:space="preserve"> MSE and validation MSE. Validation examples are scored but never used in the gradient.</w:t>
+      </w:r>
+    </w:p>
+    <w:p>
+      <w:pPr>
+        <w:spacing w:line="336" w:lineRule="auto" w:after="180"/>
+      </w:pPr>
+      <w:r>
+        <w:rPr>
+          <w:b w:val="0"/>
+        </w:rPr>
+        <w:t>A single-channel filter spanning the whole image produces one value here, so no further spatial pooling is needed.</w:t>
+      </w:r>
+    </w:p>
+    <w:p>
+      <w:pPr>
+        <w:pStyle w:val="Heading2"/>
+      </w:pPr>
+      <w:r>
+        <w:t>Complete runnable student development experiment</w:t>
       </w:r>
     </w:p>
     <w:p>
@@ -893,6 +1601,86 @@
         <w:t xml:space="preserve">    print(step, round(value, 6), round(mse(value, train), 6),</w:t>
         <w:br/>
         <w:t xml:space="preserve">          round(mse(value, valid), 6))</w:t>
+        <w:br/>
+        <w:t># Select using validation MSE only; exact ties keep the earlier checkpoint.</w:t>
+        <w:br/>
+        <w:t>best_index = min(range(len(checkpoints)), key=lambda i: (mse(checkpoints[i],valid),i))</w:t>
+        <w:br/>
+        <w:t>selected = checkpoints[best_index]</w:t>
+        <w:br/>
+        <w:t>positive = sum(t == 1 for _,t in train)</w:t>
+        <w:br/>
+        <w:t>negative = sum(t == -1 for _,t in train)</w:t>
+        <w:br/>
+        <w:t>baseline_class = 1 if positive &gt; negative else 0  # Declared class-0 tie rule.</w:t>
+        <w:br/>
+        <w:br/>
+        <w:t>def prediction(weight, image):</w:t>
+        <w:br/>
+        <w:t xml:space="preserve">    d = feature(image)</w:t>
+        <w:br/>
+        <w:t xml:space="preserve">    hidden = [max(0,d),max(0,-d)]</w:t>
+        <w:br/>
+        <w:t xml:space="preserve">    score = weight*(hidden[0]-hidden[1])</w:t>
+        <w:br/>
+        <w:t xml:space="preserve">    return d,hidden,score,int(score &gt; 0)</w:t>
+        <w:br/>
+        <w:br/>
+        <w:t>def audit(weight, rows, ids, baseline):</w:t>
+        <w:br/>
+        <w:t xml:space="preserve">    if len(rows) != len(ids) or not rows:</w:t>
+        <w:br/>
+        <w:t xml:space="preserve">        raise ValueError('Need one ID per nonempty supplied case list')</w:t>
+        <w:br/>
+        <w:t xml:space="preserve">    ledger = []</w:t>
+        <w:br/>
+        <w:t xml:space="preserve">    for name,(image,target) in zip(ids,rows):</w:t>
+        <w:br/>
+        <w:t xml:space="preserve">        d,h,score,pred = prediction(weight,image)</w:t>
+        <w:br/>
+        <w:t xml:space="preserve">        ledger.append({'id':name,'d':d,'hidden':h,'score':score,</w:t>
+        <w:br/>
+        <w:t xml:space="preserve">                       'class':int(target==1),'prediction':pred,'baseline':baseline})</w:t>
+        <w:br/>
+        <w:t xml:space="preserve">    return ledger</w:t>
+        <w:br/>
+        <w:br/>
+        <w:t>print('selected checkpoint / weight', best_index,round(selected,6))</w:t>
+        <w:br/>
+        <w:t>print('training class counts 1/0', positive,negative,'frozen baseline',baseline_class)</w:t>
+        <w:br/>
+        <w:t>for split,rows,ids in [('training',train,['A','B','C','D']),('validation',valid,['E','F'])]:</w:t>
+        <w:br/>
+        <w:t xml:space="preserve">    ledger = audit(selected,rows,ids,baseline_class)</w:t>
+        <w:br/>
+        <w:t xml:space="preserve">    for row in ledger:</w:t>
+        <w:br/>
+        <w:t xml:space="preserve">        print(split,{**row,'score':round(row['score'],6)})  # Display rounding only.</w:t>
+        <w:br/>
+        <w:t xml:space="preserve">    correct = sum(r['prediction']==r['class'] for r in ledger)</w:t>
+        <w:br/>
+        <w:t xml:space="preserve">    base_correct = sum(r['baseline']==r['class'] for r in ledger)</w:t>
+        <w:br/>
+        <w:t xml:space="preserve">    print(split,'candidate / baseline correct / total',correct,base_correct,len(ledger))</w:t>
+        <w:br/>
+        <w:t># This public boundary probe is not one of the teacher-held final cases.</w:t>
+        <w:br/>
+        <w:t>empty_pattern = [[0,0],[0,0]]</w:t>
+        <w:br/>
+        <w:t>print('public equal-column-sum probe d/hidden/score/class',prediction(selected,empty_pattern))</w:t>
+        <w:br/>
+        <w:t>print('Final cases absent. Save selected parameters and protocol before teacher release.')</w:t>
+        <w:br/>
+        <w:t># Fixed kernels, no bias/pooling; only a was fitted. Finite valid binary images assumed.</w:t>
+        <w:br/>
+      </w:r>
+    </w:p>
+    <w:p>
+      <w:pPr>
+        <w:pStyle w:val="Heading2"/>
+      </w:pPr>
+      <w:r>
+        <w:t>Connect the model diagram to each actual stage</w:t>
       </w:r>
     </w:p>
     <w:p>
@@ -903,7 +1691,194 @@
         <w:rPr>
           <w:b w:val="0"/>
         </w:rPr>
-        <w:t xml:space="preserve">The code assumes valid 2 by 2 numeric images and nonempty labelled lists. It prints update, weight, </w:t>
+        <w:t xml:space="preserve">Point to the </w:t>
+      </w:r>
+      <w:r>
+        <w:rPr>
+          <w:b/>
+        </w:rPr>
+        <w:t>input</w:t>
+      </w:r>
+      <w:r>
+        <w:rPr>
+          <w:b w:val="0"/>
+        </w:rPr>
+        <w:t>, the deciding step and the result in this week’s visual. Explain the same step in ordinary words. A picture helps when you can say what each part represents.</w:t>
+      </w:r>
+    </w:p>
+    <w:p>
+      <w:pPr>
+        <w:pStyle w:val="Heading2"/>
+      </w:pPr>
+      <w:r>
+        <w:t>Reference: earlier compact training loop · reference / check after trying</w:t>
+      </w:r>
+    </w:p>
+    <w:p>
+      <w:r>
+        <w:rPr>
+          <w:rFonts w:ascii="Courier New" w:hAnsi="Courier New"/>
+          <w:sz w:val="18"/>
+        </w:rPr>
+        <w:t>def feature(image):</w:t>
+        <w:br/>
+        <w:t xml:space="preserve">    return image[0][0] + image[1][0] - image[0][1] - image[1][1]</w:t>
+        <w:br/>
+        <w:br/>
+        <w:t>train = [([[1, 0], [0, 0]], 1),</w:t>
+        <w:br/>
+        <w:t xml:space="preserve">         ([[1, 0], [1, 0]], 1),</w:t>
+        <w:br/>
+        <w:t xml:space="preserve">         ([[0, 1], [0, 0]], -1),</w:t>
+        <w:br/>
+        <w:t xml:space="preserve">         ([[0, 1], [0, 1]], -1)]</w:t>
+        <w:br/>
+        <w:t>valid = [([[0, 0], [1, 0]], 1),</w:t>
+        <w:br/>
+        <w:t xml:space="preserve">         ([[0, 0], [0, 1]], -1)]</w:t>
+        <w:br/>
+        <w:br/>
+        <w:t>def mse(a, rows):</w:t>
+        <w:br/>
+        <w:t xml:space="preserve">    return sum((a * feature(x) - t)**2 for x, t in rows) / len(rows)</w:t>
+        <w:br/>
+        <w:br/>
+        <w:t>a, checkpoints = 0.0, [0.0]</w:t>
+        <w:br/>
+        <w:t>for _ in range(2):</w:t>
+        <w:br/>
+        <w:t xml:space="preserve">    gradient = sum(2 * (a * feature(x) - t) * feature(x)</w:t>
+        <w:br/>
+        <w:t xml:space="preserve">                   for x, t in train) / len(train)</w:t>
+        <w:br/>
+        <w:t xml:space="preserve">    a -= 0.1 * gradient</w:t>
+        <w:br/>
+        <w:t xml:space="preserve">    checkpoints.append(a)</w:t>
+        <w:br/>
+        <w:t>for step, value in enumerate(checkpoints):</w:t>
+        <w:br/>
+        <w:t xml:space="preserve">    print(step, round(value, 6), round(mse(value, train), 6),</w:t>
+        <w:br/>
+        <w:t xml:space="preserve">          round(mse(value, valid), 6))</w:t>
+      </w:r>
+    </w:p>
+    <w:p>
+      <w:pPr>
+        <w:pStyle w:val="Heading2"/>
+      </w:pPr>
+      <w:r>
+        <w:t>Earlier wording, alternatives and picture transcripts · reference / check after trying</w:t>
+      </w:r>
+    </w:p>
+    <w:p>
+      <w:pPr>
+        <w:pStyle w:val="Heading3"/>
+      </w:pPr>
+      <w:r>
+        <w:t>Connect the picture and the explanation</w:t>
+      </w:r>
+    </w:p>
+    <w:p>
+      <w:pPr>
+        <w:pStyle w:val="Heading1"/>
+      </w:pPr>
+      <w:r>
+        <w:t>04. Keep training loss, validation selection and class accuracy distinct</w:t>
+      </w:r>
+    </w:p>
+    <w:p>
+      <w:r>
+        <w:t>A later checkpoint is not selected merely because it exists.</w:t>
+      </w:r>
+    </w:p>
+    <w:p>
+      <w:pPr>
+        <w:pStyle w:val="Heading2"/>
+      </w:pPr>
+      <w:r>
+        <w:t>Current two-update task</w:t>
+      </w:r>
+    </w:p>
+    <w:p>
+      <w:pPr>
+        <w:pStyle w:val="ListBullet"/>
+      </w:pPr>
+      <w:r>
+        <w:t>Starting at a = 0, use gradient 5a - 3 and rate 0.1 for two updates. Give each gradient, new weight and training MSE.</w:t>
+      </w:r>
+    </w:p>
+    <w:p>
+      <w:pPr>
+        <w:pStyle w:val="Heading3"/>
+      </w:pPr>
+      <w:r>
+        <w:t>Keep the procedure fixed. Explain what changed in the inputs and result.</w:t>
+      </w:r>
+    </w:p>
+    <w:p>
+      <w:r>
+        <w:t>________________________________________________________________</w:t>
+      </w:r>
+    </w:p>
+    <w:p>
+      <w:r>
+        <w:t>________________________________________________________________</w:t>
+      </w:r>
+    </w:p>
+    <w:p>
+      <w:r>
+        <w:t>________________________________________________________________</w:t>
+      </w:r>
+    </w:p>
+    <w:p>
+      <w:r>
+        <w:t>________________________________________________________________</w:t>
+      </w:r>
+    </w:p>
+    <w:p>
+      <w:r>
+        <w:t>________________________________________________________________</w:t>
+      </w:r>
+    </w:p>
+    <w:p>
+      <w:pPr>
+        <w:pStyle w:val="Heading2"/>
+      </w:pPr>
+      <w:r>
+        <w:t>Predict the pictured doubled budget</w:t>
+      </w:r>
+    </w:p>
+    <w:p>
+      <w:pPr>
+        <w:pStyle w:val="ListBullet"/>
+      </w:pPr>
+      <w:r>
+        <w:t>Change: Double the two-update budget while keeping the same training rule.</w:t>
+      </w:r>
+    </w:p>
+    <w:p>
+      <w:pPr>
+        <w:pStyle w:val="Heading2"/>
+      </w:pPr>
+      <w:r>
+        <w:t>Check after predicting · reference / check after trying</w:t>
+      </w:r>
+    </w:p>
+    <w:p>
+      <w:pPr>
+        <w:spacing w:line="336" w:lineRule="auto" w:after="180"/>
+      </w:pPr>
+      <w:r>
+        <w:rPr>
+          <w:b/>
+        </w:rPr>
+        <w:t>Prediction</w:t>
+      </w:r>
+      <w:r>
+        <w:rPr>
+          <w:b w:val="0"/>
+        </w:rPr>
+        <w:t xml:space="preserve">: Next a values 0.875 and 0.9375; </w:t>
       </w:r>
       <w:r>
         <w:rPr>
@@ -915,7 +1890,7 @@
         <w:rPr>
           <w:b w:val="0"/>
         </w:rPr>
-        <w:t xml:space="preserve"> MSE and validation MSE. Validation examples are scored but never used in the gradient.</w:t>
+        <w:t xml:space="preserve"> loss falls to 0.015625.</w:t>
       </w:r>
     </w:p>
     <w:p>
@@ -926,26 +1901,109 @@
         <w:rPr>
           <w:b w:val="0"/>
         </w:rPr>
-        <w:t>A single-channel filter spanning the whole image produces one value here, so no further spatial pooling is needed.</w:t>
-      </w:r>
-    </w:p>
-    <w:p>
-      <w:pPr>
-        <w:pStyle w:val="Heading3"/>
-      </w:pPr>
-      <w:r>
-        <w:t>Connect the picture and the explanation</w:t>
-      </w:r>
-    </w:p>
-    <w:p>
-      <w:pPr>
-        <w:spacing w:line="336" w:lineRule="auto" w:after="180"/>
-      </w:pPr>
+        <w:t xml:space="preserve">Reason: Each update halves the distance to the </w:t>
+      </w:r>
+      <w:r>
+        <w:rPr>
+          <w:b/>
+        </w:rPr>
+        <w:t>training</w:t>
+      </w:r>
       <w:r>
         <w:rPr>
           <w:b w:val="0"/>
         </w:rPr>
-        <w:t xml:space="preserve">Point to the </w:t>
+        <w:t xml:space="preserve"> optimum 1 in this toy system.</w:t>
+      </w:r>
+    </w:p>
+    <w:p>
+      <w:pPr>
+        <w:pStyle w:val="Heading2"/>
+      </w:pPr>
+      <w:r>
+        <w:t>Earlier wording, alternatives and picture transcripts · reference / check after trying</w:t>
+      </w:r>
+    </w:p>
+    <w:p>
+      <w:pPr>
+        <w:pStyle w:val="Heading3"/>
+      </w:pPr>
+      <w:r>
+        <w:t>Compare a familiar case with a changed case</w:t>
+      </w:r>
+    </w:p>
+    <w:p>
+      <w:pPr>
+        <w:pStyle w:val="Heading3"/>
+      </w:pPr>
+      <w:r>
+        <w:t>Change one thing in the pictured case</w:t>
+      </w:r>
+    </w:p>
+    <w:p>
+      <w:pPr>
+        <w:pStyle w:val="Heading1"/>
+      </w:pPr>
+      <w:r>
+        <w:t>06. Trace each current-state gradient before the next update</w:t>
+      </w:r>
+    </w:p>
+    <w:p>
+      <w:r>
+        <w:t>Keep the pictured single-pair experiment separate from the four-image training set.</w:t>
+      </w:r>
+    </w:p>
+    <w:p>
+      <w:pPr>
+        <w:pStyle w:val="Heading2"/>
+      </w:pPr>
+      <w:r>
+        <w:t>Complete pictured configuration and separate scope</w:t>
+      </w:r>
+    </w:p>
+    <w:p>
+      <w:pPr>
+        <w:spacing w:line="336" w:lineRule="auto" w:after="180"/>
+      </w:pPr>
+      <w:r>
+        <w:rPr>
+          <w:b w:val="0"/>
+        </w:rPr>
+        <w:t>Train one tiny image score with a fixed budget and a separately reserved check.</w:t>
+      </w:r>
+    </w:p>
+    <w:p>
+      <w:pPr>
+        <w:spacing w:line="336" w:lineRule="auto" w:after="180"/>
+      </w:pPr>
+      <w:r>
+        <w:rPr>
+          <w:b w:val="0"/>
+        </w:rPr>
+        <w:t xml:space="preserve">Toy brightness difference d=left−right; score=a×d. </w:t>
+      </w:r>
+      <w:r>
+        <w:rPr>
+          <w:b/>
+        </w:rPr>
+        <w:t>Training</w:t>
+      </w:r>
+      <w:r>
+        <w:rPr>
+          <w:b w:val="0"/>
+        </w:rPr>
+        <w:t xml:space="preserve"> pair d=2, target 2; start a=0; squared loss; learning rate 1/16; two updates.</w:t>
+      </w:r>
+    </w:p>
+    <w:p>
+      <w:pPr>
+        <w:spacing w:line="336" w:lineRule="auto" w:after="180"/>
+      </w:pPr>
+      <w:r>
+        <w:rPr>
+          <w:b w:val="0"/>
+        </w:rPr>
+        <w:t xml:space="preserve">All </w:t>
       </w:r>
       <w:r>
         <w:rPr>
@@ -957,28 +2015,7 @@
         <w:rPr>
           <w:b w:val="0"/>
         </w:rPr>
-        <w:t>, the deciding step and the result in this week’s visual. Explain the same step in ordinary words. A picture helps when you can say what each part represents.</w:t>
-      </w:r>
-    </w:p>
-    <w:p>
-      <w:pPr>
-        <w:pStyle w:val="Heading1"/>
-      </w:pPr>
-      <w:r>
-        <w:t>04. Compare the cases</w:t>
-      </w:r>
-    </w:p>
-    <w:p>
-      <w:r>
-        <w:t>Compare the supplied cases for Training a small image model. Identify the detail that changes the conclusion.</w:t>
-      </w:r>
-    </w:p>
-    <w:p>
-      <w:pPr>
-        <w:pStyle w:val="Heading3"/>
-      </w:pPr>
-      <w:r>
-        <w:t>Compare a familiar case with a changed case</w:t>
+        <w:t>s and outcomes in this worked example are invented classroom data; no real model run is claimed.</w:t>
       </w:r>
     </w:p>
     <w:p>
@@ -989,19 +2026,62 @@
         <w:rPr>
           <w:b w:val="0"/>
         </w:rPr>
-        <w:t xml:space="preserve">Starting at a = 0, use gradient 5a - 3 and rate 0.1 for two updates. Give each gradient, new weight and </w:t>
-      </w:r>
-      <w:r>
-        <w:rPr>
-          <w:b/>
-        </w:rPr>
-        <w:t>training</w:t>
-      </w:r>
+        <w:t>The picture is a separate scalar brightness experiment:d2, target 2, starta 0, squared loss, rate 1/16. Two updates use gradients−8 then−4, giving a.5 then.75 and training losses 1 then.25. Its supplied reserved d1, target 1 pair has score.75, error.0625. Four updates instead reach.875 then.9375, training loss.015625.</w:t>
+      </w:r>
+    </w:p>
+    <w:p>
+      <w:pPr>
+        <w:spacing w:line="336" w:lineRule="auto" w:after="180"/>
+      </w:pPr>
       <w:r>
         <w:rPr>
           <w:b w:val="0"/>
         </w:rPr>
-        <w:t xml:space="preserve"> MSE.</w:t>
+        <w:t>This different target/rate does not provide the main image model’s final cases or a comparison of independent performance after choosing the budget.</w:t>
+      </w:r>
+    </w:p>
+    <w:p>
+      <w:pPr>
+        <w:pStyle w:val="Heading2"/>
+      </w:pPr>
+      <w:r>
+        <w:t>Trace both updates and the supplied reserved calculation</w:t>
+      </w:r>
+    </w:p>
+    <w:p>
+      <w:r>
+        <w:drawing>
+          <wp:inline xmlns:a="http://schemas.openxmlformats.org/drawingml/2006/main" xmlns:pic="http://schemas.openxmlformats.org/drawingml/2006/picture">
+            <wp:extent cx="5486400" cy="3182112"/>
+            <wp:docPr id="2" name="Picture 2" descr="First update: Gradient 2(2a-2)×2=-8; new a = 0.5, training loss 1. → Second update: Gradient at 0.5 is-4; new a = 0.75, training loss 0.25. → Validation score: At reserved d1, target 1: prediction 0.75, squared error 0.0625."/>
+            <wp:cNvGraphicFramePr>
+              <a:graphicFrameLocks noChangeAspect="1"/>
+            </wp:cNvGraphicFramePr>
+            <a:graphic>
+              <a:graphicData uri="http://schemas.openxmlformats.org/drawingml/2006/picture">
+                <pic:pic>
+                  <pic:nvPicPr>
+                    <pic:cNvPr id="0" name="academy-story-ai-5-23-02.png"/>
+                    <pic:cNvPicPr/>
+                  </pic:nvPicPr>
+                  <pic:blipFill>
+                    <a:blip r:embed="rId10"/>
+                    <a:stretch>
+                      <a:fillRect/>
+                    </a:stretch>
+                  </pic:blipFill>
+                  <pic:spPr>
+                    <a:xfrm>
+                      <a:off x="0" y="0"/>
+                      <a:ext cx="5486400" cy="3182112"/>
+                    </a:xfrm>
+                    <a:prstGeom prst="rect"/>
+                  </pic:spPr>
+                </pic:pic>
+              </a:graphicData>
+            </a:graphic>
+          </wp:inline>
+        </w:drawing>
       </w:r>
     </w:p>
     <w:p>
@@ -1009,155 +2089,7 @@
         <w:pStyle w:val="Heading3"/>
       </w:pPr>
       <w:r>
-        <w:t>Keep the procedure fixed. Explain what changed in the inputs and result.</w:t>
-      </w:r>
-    </w:p>
-    <w:p>
-      <w:r>
-        <w:t>________________________________________________________________</w:t>
-      </w:r>
-    </w:p>
-    <w:p>
-      <w:r>
-        <w:t>________________________________________________________________</w:t>
-      </w:r>
-    </w:p>
-    <w:p>
-      <w:r>
-        <w:t>________________________________________________________________</w:t>
-      </w:r>
-    </w:p>
-    <w:p>
-      <w:r>
-        <w:t>________________________________________________________________</w:t>
-      </w:r>
-    </w:p>
-    <w:p>
-      <w:r>
-        <w:t>________________________________________________________________</w:t>
-      </w:r>
-    </w:p>
-    <w:p>
-      <w:pPr>
-        <w:pStyle w:val="Heading3"/>
-      </w:pPr>
-      <w:r>
-        <w:t>Change one thing in the pictured case</w:t>
-      </w:r>
-    </w:p>
-    <w:p>
-      <w:pPr>
-        <w:pStyle w:val="Heading3"/>
-      </w:pPr>
-      <w:r>
-        <w:t>Change one thing</w:t>
-      </w:r>
-    </w:p>
-    <w:p>
-      <w:pPr>
-        <w:spacing w:line="336" w:lineRule="auto" w:after="180"/>
-        <w:shd w:fill="F5F1FB"/>
-      </w:pPr>
-      <w:r>
-        <w:rPr>
-          <w:b w:val="0"/>
-        </w:rPr>
-        <w:t xml:space="preserve">Change: Double the two-update budget while keeping the same </w:t>
-      </w:r>
-      <w:r>
-        <w:rPr>
-          <w:b/>
-        </w:rPr>
-        <w:t>training</w:t>
-      </w:r>
-      <w:r>
-        <w:rPr>
-          <w:b w:val="0"/>
-        </w:rPr>
-        <w:t xml:space="preserve"> rule.</w:t>
-      </w:r>
-    </w:p>
-    <w:p>
-      <w:pPr>
-        <w:pStyle w:val="Heading3"/>
-      </w:pPr>
-      <w:r>
-        <w:t>Predicted result</w:t>
-      </w:r>
-    </w:p>
-    <w:p>
-      <w:pPr>
-        <w:spacing w:line="336" w:lineRule="auto" w:after="180"/>
-        <w:shd w:fill="F1F6FC"/>
-      </w:pPr>
-      <w:r>
-        <w:rPr>
-          <w:b/>
-        </w:rPr>
-        <w:t>Prediction</w:t>
-      </w:r>
-      <w:r>
-        <w:rPr>
-          <w:b w:val="0"/>
-        </w:rPr>
-        <w:t xml:space="preserve">: Next a values 0.875 and 0.9375; </w:t>
-      </w:r>
-      <w:r>
-        <w:rPr>
-          <w:b/>
-        </w:rPr>
-        <w:t>training</w:t>
-      </w:r>
-      <w:r>
-        <w:rPr>
-          <w:b w:val="0"/>
-        </w:rPr>
-        <w:t xml:space="preserve"> loss falls to 0.015625.</w:t>
-      </w:r>
-    </w:p>
-    <w:p>
-      <w:pPr>
-        <w:pStyle w:val="Heading3"/>
-      </w:pPr>
-      <w:r>
-        <w:t>Why the result follows</w:t>
-      </w:r>
-    </w:p>
-    <w:p>
-      <w:pPr>
-        <w:spacing w:line="336" w:lineRule="auto" w:after="180"/>
-        <w:shd w:fill="F1F6FC"/>
-      </w:pPr>
-      <w:r>
-        <w:rPr>
-          <w:b w:val="0"/>
-        </w:rPr>
-        <w:t xml:space="preserve">Reason: Each update halves the distance to the </w:t>
-      </w:r>
-      <w:r>
-        <w:rPr>
-          <w:b/>
-        </w:rPr>
-        <w:t>training</w:t>
-      </w:r>
-      <w:r>
-        <w:rPr>
-          <w:b w:val="0"/>
-        </w:rPr>
-        <w:t xml:space="preserve"> optimum 1 in this toy system.</w:t>
-      </w:r>
-    </w:p>
-    <w:p>
-      <w:pPr>
-        <w:pStyle w:val="Heading1"/>
-      </w:pPr>
-      <w:r>
-        <w:t>05. Words that unlock the idea</w:t>
-      </w:r>
-    </w:p>
-    <w:p>
-      <w:r>
-        <w:t>Use the vocabulary of Training a small image model to explain a concrete decision, rather than only memorising definitions.</w:t>
+        <w:t>Read the picture one step at a time</w:t>
       </w:r>
     </w:p>
     <w:tbl>
@@ -1180,7 +2112,7 @@
           </w:tcPr>
           <w:p>
             <w:r>
-              <w:t>Word</w:t>
+              <w:t>Step</w:t>
             </w:r>
           </w:p>
         </w:tc>
@@ -1190,7 +2122,7 @@
           </w:tcPr>
           <w:p>
             <w:r>
-              <w:t>Meaning</w:t>
+              <w:t>What happens and why</w:t>
             </w:r>
           </w:p>
         </w:tc>
@@ -1202,7 +2134,7 @@
           </w:tcPr>
           <w:p>
             <w:r>
-              <w:t>Frozen feature</w:t>
+              <w:t>1. First update</w:t>
             </w:r>
           </w:p>
         </w:tc>
@@ -1212,7 +2144,7 @@
           </w:tcPr>
           <w:p>
             <w:r>
-              <w:t>A feature computation whose parameters are kept unchanged during training</w:t>
+              <w:t>Gradient 2(2a-2)×2=-8; new a = 0.5, training loss 1.</w:t>
             </w:r>
           </w:p>
         </w:tc>
@@ -1224,7 +2156,7 @@
           </w:tcPr>
           <w:p>
             <w:r>
-              <w:t>Checkpoint</w:t>
+              <w:t>2. Second update</w:t>
             </w:r>
           </w:p>
         </w:tc>
@@ -1234,7 +2166,7 @@
           </w:tcPr>
           <w:p>
             <w:r>
-              <w:t>Saved model parameters at a particular training stage</w:t>
+              <w:t>Gradient at 0.5 is-4; new a = 0.75, training loss 0.25.</w:t>
             </w:r>
           </w:p>
         </w:tc>
@@ -1246,7 +2178,7 @@
           </w:tcPr>
           <w:p>
             <w:r>
-              <w:t>Selection metric</w:t>
+              <w:t>3. Validation score</w:t>
             </w:r>
           </w:p>
         </w:tc>
@@ -1256,68 +2188,201 @@
           </w:tcPr>
           <w:p>
             <w:r>
-              <w:t>The quantity used under a declared rule to choose a model</w:t>
-            </w:r>
-          </w:p>
-        </w:tc>
-      </w:tr>
-      <w:tr>
-        <w:tc>
-          <w:tcPr>
-            <w:tcW w:type="dxa" w:w="5112"/>
-          </w:tcPr>
-          <w:p>
-            <w:r>
-              <w:t>Baseline</w:t>
-            </w:r>
-          </w:p>
-        </w:tc>
-        <w:tc>
-          <w:tcPr>
-            <w:tcW w:type="dxa" w:w="5112"/>
-          </w:tcPr>
-          <w:p>
-            <w:r>
-              <w:t>A simple comparison method evaluated on the same cases</w:t>
+              <w:t>At reserved d1, target 1: prediction 0.75, squared error 0.0625.</w:t>
             </w:r>
           </w:p>
         </w:tc>
       </w:tr>
     </w:tbl>
     <w:p>
-      <w:pPr>
-        <w:pStyle w:val="Heading3"/>
-      </w:pPr>
-      <w:r>
-        <w:t>Use two terms to explain a step in this week’s example.</w:t>
-      </w:r>
-    </w:p>
-    <w:p>
-      <w:r>
-        <w:t>________________________________________________________________</w:t>
-      </w:r>
-    </w:p>
-    <w:p>
-      <w:r>
-        <w:t>________________________________________________________________</w:t>
-      </w:r>
-    </w:p>
-    <w:p>
-      <w:r>
-        <w:t>________________________________________________________________</w:t>
-      </w:r>
-    </w:p>
-    <w:p>
-      <w:pPr>
-        <w:pStyle w:val="Heading1"/>
-      </w:pPr>
-      <w:r>
-        <w:t>06. Follow a worked example</w:t>
-      </w:r>
-    </w:p>
-    <w:p>
-      <w:r>
-        <w:t>Follow the worked trace for Training a small image model, predict a step, then compare with its explanation.</w:t>
+      <w:r>
+        <w:t>Match each pictured step to the supplied facts. This is a worked teaching case, not an independent assessment.</w:t>
+      </w:r>
+    </w:p>
+    <w:p>
+      <w:pPr>
+        <w:spacing w:line="336" w:lineRule="auto" w:after="180"/>
+      </w:pPr>
+      <w:r>
+        <w:rPr>
+          <w:b w:val="0"/>
+        </w:rPr>
+        <w:t xml:space="preserve">The image feature is a brightness difference, and </w:t>
+      </w:r>
+      <w:r>
+        <w:rPr>
+          <w:b/>
+        </w:rPr>
+        <w:t>training</w:t>
+      </w:r>
+      <w:r>
+        <w:rPr>
+          <w:b w:val="0"/>
+        </w:rPr>
+        <w:t xml:space="preserve"> adjusts one </w:t>
+      </w:r>
+      <w:r>
+        <w:rPr>
+          <w:b/>
+        </w:rPr>
+        <w:t>output</w:t>
+      </w:r>
+      <w:r>
+        <w:rPr>
+          <w:b w:val="0"/>
+        </w:rPr>
+        <w:t xml:space="preserve"> weight multiplying it. Each gradient is computed using the current </w:t>
+      </w:r>
+      <w:r>
+        <w:rPr>
+          <w:b/>
+        </w:rPr>
+        <w:t>prediction</w:t>
+      </w:r>
+      <w:r>
+        <w:rPr>
+          <w:b w:val="0"/>
+        </w:rPr>
+        <w:t xml:space="preserve"> before the next update.</w:t>
+      </w:r>
+    </w:p>
+    <w:p>
+      <w:pPr>
+        <w:spacing w:line="336" w:lineRule="auto" w:after="180"/>
+      </w:pPr>
+      <w:r>
+        <w:rPr>
+          <w:b w:val="0"/>
+        </w:rPr>
+        <w:t xml:space="preserve">In this example, the rate halves the distance to the </w:t>
+      </w:r>
+      <w:r>
+        <w:rPr>
+          <w:b/>
+        </w:rPr>
+        <w:t>training</w:t>
+      </w:r>
+      <w:r>
+        <w:rPr>
+          <w:b w:val="0"/>
+        </w:rPr>
+        <w:t xml:space="preserve"> optimum each time. More updates reduce this </w:t>
+      </w:r>
+      <w:r>
+        <w:rPr>
+          <w:b/>
+        </w:rPr>
+        <w:t>training</w:t>
+      </w:r>
+      <w:r>
+        <w:rPr>
+          <w:b w:val="0"/>
+        </w:rPr>
+        <w:t xml:space="preserve"> loss, but choosing a budget still requires separate validation </w:t>
+      </w:r>
+      <w:r>
+        <w:rPr>
+          <w:b/>
+        </w:rPr>
+        <w:t>evidence</w:t>
+      </w:r>
+      <w:r>
+        <w:rPr>
+          <w:b w:val="0"/>
+        </w:rPr>
+        <w:t>.</w:t>
+      </w:r>
+    </w:p>
+    <w:p>
+      <w:pPr>
+        <w:pStyle w:val="Heading2"/>
+      </w:pPr>
+      <w:r>
+        <w:t>Predict the four-update training trace</w:t>
+      </w:r>
+    </w:p>
+    <w:p>
+      <w:pPr>
+        <w:pStyle w:val="ListBullet"/>
+      </w:pPr>
+      <w:r>
+        <w:t>Change one thing: Double the two-update budget while keeping the same training rule. Predict the result before checking the explanation. What remains the same?</w:t>
+      </w:r>
+    </w:p>
+    <w:p>
+      <w:pPr>
+        <w:pStyle w:val="Heading2"/>
+      </w:pPr>
+      <w:r>
+        <w:t>Check after predicting · reference / check after trying</w:t>
+      </w:r>
+    </w:p>
+    <w:p>
+      <w:r>
+        <w:drawing>
+          <wp:inline xmlns:a="http://schemas.openxmlformats.org/drawingml/2006/main" xmlns:pic="http://schemas.openxmlformats.org/drawingml/2006/picture">
+            <wp:extent cx="5486400" cy="3026664"/>
+            <wp:docPr id="3" name="Picture 3" descr="Original case: At reserved d1, target 1: prediction 0.75, squared error 0.0625. Changed condition: Double the two-update budget while keeping the same training rule. Expected result: Next a values 0.875 and 0.9375; training loss falls to 0.015625. Reason: Each update halves the distance to the training optimum 1 in this toy system."/>
+            <wp:cNvGraphicFramePr>
+              <a:graphicFrameLocks noChangeAspect="1"/>
+            </wp:cNvGraphicFramePr>
+            <a:graphic>
+              <a:graphicData uri="http://schemas.openxmlformats.org/drawingml/2006/picture">
+                <pic:pic>
+                  <pic:nvPicPr>
+                    <pic:cNvPr id="0" name="academy-story-ai-5-23-04.png"/>
+                    <pic:cNvPicPr/>
+                  </pic:nvPicPr>
+                  <pic:blipFill>
+                    <a:blip r:embed="rId11"/>
+                    <a:stretch>
+                      <a:fillRect/>
+                    </a:stretch>
+                  </pic:blipFill>
+                  <pic:spPr>
+                    <a:xfrm>
+                      <a:off x="0" y="0"/>
+                      <a:ext cx="5486400" cy="3026664"/>
+                    </a:xfrm>
+                    <a:prstGeom prst="rect"/>
+                  </pic:spPr>
+                </pic:pic>
+              </a:graphicData>
+            </a:graphic>
+          </wp:inline>
+        </w:drawing>
+      </w:r>
+    </w:p>
+    <w:p>
+      <w:pPr>
+        <w:pStyle w:val="Heading2"/>
+      </w:pPr>
+      <w:r>
+        <w:t>Explain training progress and evaluation limits</w:t>
+      </w:r>
+    </w:p>
+    <w:p>
+      <w:pPr>
+        <w:pStyle w:val="ListBullet"/>
+      </w:pPr>
+      <w:r>
+        <w:t>This scalar brightness model is a transparent toy image task, not a claim that a full image network was run.</w:t>
+      </w:r>
+    </w:p>
+    <w:p>
+      <w:pPr>
+        <w:pStyle w:val="ListBullet"/>
+      </w:pPr>
+      <w:r>
+        <w:t>Read the labelled picture: Does lower training loss alone establish that four updates generalise better? Point to the relevant step in the picture, then write the changed result and the rule or evidence that supports it.</w:t>
+      </w:r>
+    </w:p>
+    <w:p>
+      <w:pPr>
+        <w:pStyle w:val="Heading2"/>
+      </w:pPr>
+      <w:r>
+        <w:t>Try the main E/Fscores at two saved checkpoints</w:t>
       </w:r>
     </w:p>
     <w:p>
@@ -1506,6 +2571,14 @@
     </w:p>
     <w:p>
       <w:pPr>
+        <w:pStyle w:val="Heading2"/>
+      </w:pPr>
+      <w:r>
+        <w:t>Earlier wording, alternatives and picture transcripts · reference / check after trying</w:t>
+      </w:r>
+    </w:p>
+    <w:p>
+      <w:pPr>
         <w:pStyle w:val="Heading3"/>
       </w:pPr>
       <w:r>
@@ -1533,85 +2606,10 @@
     </w:p>
     <w:p>
       <w:pPr>
-        <w:spacing w:line="336" w:lineRule="auto" w:after="180"/>
-      </w:pPr>
-      <w:r>
-        <w:rPr>
-          <w:b w:val="0"/>
-        </w:rPr>
-        <w:t>Train one tiny image score with a fixed budget and a separately reserved check.</w:t>
-      </w:r>
-    </w:p>
-    <w:p>
-      <w:pPr>
         <w:pStyle w:val="Heading3"/>
       </w:pPr>
       <w:r>
         <w:t>The facts we will use</w:t>
-      </w:r>
-    </w:p>
-    <w:p>
-      <w:pPr>
-        <w:pStyle w:val="Heading3"/>
-      </w:pPr>
-      <w:r>
-        <w:t>Supplied facts</w:t>
-      </w:r>
-    </w:p>
-    <w:p>
-      <w:pPr>
-        <w:spacing w:line="336" w:lineRule="auto" w:after="180"/>
-        <w:shd w:fill="F1F6FC"/>
-      </w:pPr>
-      <w:r>
-        <w:rPr>
-          <w:b w:val="0"/>
-        </w:rPr>
-        <w:t xml:space="preserve">Toy brightness difference d=left−right; score=a×d. </w:t>
-      </w:r>
-      <w:r>
-        <w:rPr>
-          <w:b/>
-        </w:rPr>
-        <w:t>Training</w:t>
-      </w:r>
-      <w:r>
-        <w:rPr>
-          <w:b w:val="0"/>
-        </w:rPr>
-        <w:t xml:space="preserve"> pair d=2, target 2; start a=0; squared loss; learning rate 1/16; two updates.</w:t>
-      </w:r>
-    </w:p>
-    <w:p>
-      <w:pPr>
-        <w:pStyle w:val="Heading3"/>
-      </w:pPr>
-      <w:r>
-        <w:t>Supplied facts</w:t>
-      </w:r>
-    </w:p>
-    <w:p>
-      <w:pPr>
-        <w:spacing w:line="336" w:lineRule="auto" w:after="180"/>
-        <w:shd w:fill="F1F6FC"/>
-      </w:pPr>
-      <w:r>
-        <w:rPr>
-          <w:b w:val="0"/>
-        </w:rPr>
-        <w:t xml:space="preserve">All </w:t>
-      </w:r>
-      <w:r>
-        <w:rPr>
-          <w:b/>
-        </w:rPr>
-        <w:t>input</w:t>
-      </w:r>
-      <w:r>
-        <w:rPr>
-          <w:b w:val="0"/>
-        </w:rPr>
-        <w:t>s and outcomes in this worked example are invented classroom data; no real model run is claimed.</w:t>
       </w:r>
     </w:p>
     <w:p>
@@ -1619,7 +2617,7 @@
         <w:drawing>
           <wp:inline xmlns:a="http://schemas.openxmlformats.org/drawingml/2006/main" xmlns:pic="http://schemas.openxmlformats.org/drawingml/2006/picture">
             <wp:extent cx="5486400" cy="5185229"/>
-            <wp:docPr id="1" name="Picture 1" descr="Training a small image model. First update: Gradient 2(2a-2)×2=-8; new a = 0.5, training loss 1.. Second update: Gradient at 0.5 is-4; new a = 0.75, training loss 0.25.. Validation score: At reserved d1, target 1: prediction 0.75, squared error 0.0625."/>
+            <wp:docPr id="4" name="Picture 4" descr="Training a small image model. First update: Gradient 2(2a-2)×2=-8; new a = 0.5, training loss 1.. Second update: Gradient at 0.5 is-4; new a = 0.75, training loss 0.25.. Validation score: At reserved d1, target 1: prediction 0.75, squared error 0.0625."/>
             <wp:cNvGraphicFramePr>
               <a:graphicFrameLocks noChangeAspect="1"/>
             </wp:cNvGraphicFramePr>
@@ -1631,7 +2629,7 @@
                     <pic:cNvPicPr/>
                   </pic:nvPicPr>
                   <pic:blipFill>
-                    <a:blip r:embed="rId9"/>
+                    <a:blip r:embed="rId12"/>
                     <a:stretch>
                       <a:fillRect/>
                     </a:stretch>
@@ -1655,7 +2653,106 @@
         <w:pStyle w:val="Heading3"/>
       </w:pPr>
       <w:r>
-        <w:t>Read the picture one step at a time</w:t>
+        <w:t>Why this result follows</w:t>
+      </w:r>
+    </w:p>
+    <w:p>
+      <w:pPr>
+        <w:pStyle w:val="Heading3"/>
+      </w:pPr>
+      <w:r>
+        <w:t>What this example does not establish</w:t>
+      </w:r>
+    </w:p>
+    <w:p>
+      <w:pPr>
+        <w:pStyle w:val="Heading1"/>
+      </w:pPr>
+      <w:r>
+        <w:t>07. Freeze the selected system before opening final cases</w:t>
+      </w:r>
+    </w:p>
+    <w:p>
+      <w:r>
+        <w:t>The teacher has the complete reserved reference fixture;student code does not include it.</w:t>
+      </w:r>
+    </w:p>
+    <w:p>
+      <w:pPr>
+        <w:pStyle w:val="Heading2"/>
+      </w:pPr>
+      <w:r>
+        <w:t>Complete freeze record and baseline origin</w:t>
+      </w:r>
+    </w:p>
+    <w:p>
+      <w:pPr>
+        <w:spacing w:line="336" w:lineRule="auto" w:after="180"/>
+      </w:pPr>
+      <w:r>
+        <w:rPr>
+          <w:b w:val="0"/>
+        </w:rPr>
+        <w:t xml:space="preserve">Save a = 0.45, both fixed kernels, the </w:t>
+      </w:r>
+      <w:r>
+        <w:rPr>
+          <w:b/>
+        </w:rPr>
+        <w:t>input</w:t>
+      </w:r>
+      <w:r>
+        <w:rPr>
+          <w:b w:val="0"/>
+        </w:rPr>
+        <w:t xml:space="preserve"> schema, target mapping, strict decision threshold, split IDs, learning rate, update budget and selection rule.</w:t>
+      </w:r>
+    </w:p>
+    <w:p>
+      <w:pPr>
+        <w:spacing w:line="336" w:lineRule="auto" w:after="180"/>
+      </w:pPr>
+      <w:r>
+        <w:rPr>
+          <w:b w:val="0"/>
+        </w:rPr>
+        <w:t xml:space="preserve">The </w:t>
+      </w:r>
+      <w:r>
+        <w:rPr>
+          <w:b/>
+        </w:rPr>
+        <w:t>baseline</w:t>
+      </w:r>
+      <w:r>
+        <w:rPr>
+          <w:b w:val="0"/>
+        </w:rPr>
+        <w:t xml:space="preserve"> always predicts class 0: </w:t>
+      </w:r>
+      <w:r>
+        <w:rPr>
+          <w:b/>
+        </w:rPr>
+        <w:t>training</w:t>
+      </w:r>
+      <w:r>
+        <w:rPr>
+          <w:b w:val="0"/>
+        </w:rPr>
+        <w:t xml:space="preserve"> classes are tied, and the declared tie rule chooses 0. It gets 2 of 4 </w:t>
+      </w:r>
+      <w:r>
+        <w:rPr>
+          <w:b/>
+        </w:rPr>
+        <w:t>training</w:t>
+      </w:r>
+      <w:r>
+        <w:rPr>
+          <w:b w:val="0"/>
+        </w:rPr>
+        <w:t xml:space="preserve"> cases and 1 of 2 validation cases correct. The selected model gets all of those cases correct.</w:t>
       </w:r>
     </w:p>
     <w:tbl>
@@ -1678,7 +2775,7 @@
           </w:tcPr>
           <w:p>
             <w:r>
-              <w:t>Step</w:t>
+              <w:t>Before teacher final release</w:t>
             </w:r>
           </w:p>
         </w:tc>
@@ -1688,7 +2785,7 @@
           </w:tcPr>
           <w:p>
             <w:r>
-              <w:t>What happens and why</w:t>
+              <w:t>Required saved evidence</w:t>
             </w:r>
           </w:p>
         </w:tc>
@@ -1700,7 +2797,7 @@
           </w:tcPr>
           <w:p>
             <w:r>
-              <w:t>1. First update</w:t>
+              <w:t>Selected system</w:t>
             </w:r>
           </w:p>
         </w:tc>
@@ -1710,7 +2807,7 @@
           </w:tcPr>
           <w:p>
             <w:r>
-              <w:t>Gradient 2(2a-2)×2=-8; new a = 0.5, training loss 1.</w:t>
+              <w:t>Checkpoint2, a≈.45, exact saved numerical value and code/data version</w:t>
             </w:r>
           </w:p>
         </w:tc>
@@ -1722,7 +2819,7 @@
           </w:tcPr>
           <w:p>
             <w:r>
-              <w:t>2. Second update</w:t>
+              <w:t>Fixed computation</w:t>
             </w:r>
           </w:p>
         </w:tc>
@@ -1732,7 +2829,7 @@
           </w:tcPr>
           <w:p>
             <w:r>
-              <w:t>Gradient at 0.5 is-4; new a = 0.75, training loss 0.25.</w:t>
+              <w:t>Both kernels, ReLU pair, tied output coefficients, no bias/pooling, input schema</w:t>
             </w:r>
           </w:p>
         </w:tc>
@@ -1744,7 +2841,7 @@
           </w:tcPr>
           <w:p>
             <w:r>
-              <w:t>3. Validation score</w:t>
+              <w:t>Rules</w:t>
             </w:r>
           </w:p>
         </w:tc>
@@ -1754,67 +2851,117 @@
           </w:tcPr>
           <w:p>
             <w:r>
-              <w:t>At reserved d1, target 1: prediction 0.75, squared error 0.0625.</w:t>
+              <w:t>Signed targets, strict score&gt;0 class comparison, validation-MSE selection/earliest tie</w:t>
+            </w:r>
+          </w:p>
+        </w:tc>
+      </w:tr>
+      <w:tr>
+        <w:tc>
+          <w:tcPr>
+            <w:tcW w:type="dxa" w:w="5112"/>
+          </w:tcPr>
+          <w:p>
+            <w:r>
+              <w:t>Budgets and splits</w:t>
+            </w:r>
+          </w:p>
+        </w:tc>
+        <w:tc>
+          <w:tcPr>
+            <w:tcW w:type="dxa" w:w="5112"/>
+          </w:tcPr>
+          <w:p>
+            <w:r>
+              <w:t>A–Dtraining, E–Fvalidation, start 0, rate.1, two updates; record all scores/errors</w:t>
+            </w:r>
+          </w:p>
+        </w:tc>
+      </w:tr>
+      <w:tr>
+        <w:tc>
+          <w:tcPr>
+            <w:tcW w:type="dxa" w:w="5112"/>
+          </w:tcPr>
+          <w:p>
+            <w:r>
+              <w:t>Baseline</w:t>
+            </w:r>
+          </w:p>
+        </w:tc>
+        <w:tc>
+          <w:tcPr>
+            <w:tcW w:type="dxa" w:w="5112"/>
+          </w:tcPr>
+          <w:p>
+            <w:r>
+              <w:t>Training class 2/2 tie→always 0; training 2/4, validation 1/2</w:t>
+            </w:r>
+          </w:p>
+        </w:tc>
+      </w:tr>
+      <w:tr>
+        <w:tc>
+          <w:tcPr>
+            <w:tcW w:type="dxa" w:w="5112"/>
+          </w:tcPr>
+          <w:p>
+            <w:r>
+              <w:t>Actual gate</w:t>
+            </w:r>
+          </w:p>
+        </w:tc>
+        <w:tc>
+          <w:tcPr>
+            <w:tcW w:type="dxa" w:w="5112"/>
+          </w:tcPr>
+          <w:p>
+            <w:r>
+              <w:t>Teacher checks the saved record and records real status/date; no completed review is assumed here</w:t>
+            </w:r>
+          </w:p>
+        </w:tc>
+      </w:tr>
+      <w:tr>
+        <w:tc>
+          <w:tcPr>
+            <w:tcW w:type="dxa" w:w="5112"/>
+          </w:tcPr>
+          <w:p>
+            <w:r>
+              <w:t>After release</w:t>
+            </w:r>
+          </w:p>
+        </w:tc>
+        <w:tc>
+          <w:tcPr>
+            <w:tcW w:type="dxa" w:w="5112"/>
+          </w:tcPr>
+          <w:p>
+            <w:r>
+              <w:t>Record every final prediction, then compare with references and the same baseline; preserve failures and original frozen results</w:t>
             </w:r>
           </w:p>
         </w:tc>
       </w:tr>
     </w:tbl>
     <w:p>
-      <w:r>
-        <w:t>Match each pictured step to the supplied facts. This is a worked teaching case, not an independent assessment.</w:t>
-      </w:r>
-    </w:p>
-    <w:p>
-      <w:pPr>
-        <w:pStyle w:val="Heading3"/>
-      </w:pPr>
-      <w:r>
-        <w:t>Why this result follows</w:t>
-      </w:r>
-    </w:p>
-    <w:p>
-      <w:pPr>
-        <w:pStyle w:val="Heading3"/>
-      </w:pPr>
-      <w:r>
-        <w:t>Why the result follows</w:t>
+      <w:pPr>
+        <w:pStyle w:val="Heading2"/>
+      </w:pPr>
+      <w:r>
+        <w:t>Teacher release and blank per-case scoring ledger</w:t>
       </w:r>
     </w:p>
     <w:p>
       <w:pPr>
         <w:spacing w:line="336" w:lineRule="auto" w:after="180"/>
-        <w:shd w:fill="F1F6FC"/>
       </w:pPr>
       <w:r>
         <w:rPr>
           <w:b w:val="0"/>
         </w:rPr>
-        <w:t xml:space="preserve">The image feature is a brightness difference, and </w:t>
-      </w:r>
-      <w:r>
-        <w:rPr>
-          <w:b/>
-        </w:rPr>
-        <w:t>training</w:t>
-      </w:r>
-      <w:r>
-        <w:rPr>
-          <w:b w:val="0"/>
-        </w:rPr>
-        <w:t xml:space="preserve"> adjusts one </w:t>
-      </w:r>
-      <w:r>
-        <w:rPr>
-          <w:b/>
-        </w:rPr>
-        <w:t>output</w:t>
-      </w:r>
-      <w:r>
-        <w:rPr>
-          <w:b w:val="0"/>
-        </w:rPr>
-        <w:t xml:space="preserve"> weight multiplying it. Each gradient is computed using the current </w:t>
+        <w:t xml:space="preserve">The teacher now supplies the three reserved final images. Record each score and </w:t>
       </w:r>
       <w:r>
         <w:rPr>
@@ -1826,216 +2973,18 @@
         <w:rPr>
           <w:b w:val="0"/>
         </w:rPr>
-        <w:t xml:space="preserve"> before the next update.</w:t>
+        <w:t xml:space="preserve"> before comparing with the supplied labels.</w:t>
       </w:r>
     </w:p>
     <w:p>
       <w:pPr>
         <w:spacing w:line="336" w:lineRule="auto" w:after="180"/>
-        <w:shd w:fill="F1F6FC"/>
       </w:pPr>
       <w:r>
         <w:rPr>
           <w:b w:val="0"/>
         </w:rPr>
-        <w:t xml:space="preserve">In this example, the rate halves the distance to the </w:t>
-      </w:r>
-      <w:r>
-        <w:rPr>
-          <w:b/>
-        </w:rPr>
-        <w:t>training</w:t>
-      </w:r>
-      <w:r>
-        <w:rPr>
-          <w:b w:val="0"/>
-        </w:rPr>
-        <w:t xml:space="preserve"> optimum each time. More updates reduce this </w:t>
-      </w:r>
-      <w:r>
-        <w:rPr>
-          <w:b/>
-        </w:rPr>
-        <w:t>training</w:t>
-      </w:r>
-      <w:r>
-        <w:rPr>
-          <w:b w:val="0"/>
-        </w:rPr>
-        <w:t xml:space="preserve"> loss, but choosing a budget still requires separate validation </w:t>
-      </w:r>
-      <w:r>
-        <w:rPr>
-          <w:b/>
-        </w:rPr>
-        <w:t>evidence</w:t>
-      </w:r>
-      <w:r>
-        <w:rPr>
-          <w:b w:val="0"/>
-        </w:rPr>
-        <w:t>.</w:t>
-      </w:r>
-    </w:p>
-    <w:p>
-      <w:pPr>
-        <w:pStyle w:val="Heading3"/>
-      </w:pPr>
-      <w:r>
-        <w:t>What this example does not establish</w:t>
-      </w:r>
-    </w:p>
-    <w:p>
-      <w:pPr>
-        <w:pStyle w:val="Heading3"/>
-      </w:pPr>
-      <w:r>
-        <w:t>Keep the stated limit</w:t>
-      </w:r>
-    </w:p>
-    <w:p>
-      <w:pPr>
-        <w:spacing w:line="336" w:lineRule="auto" w:after="180"/>
-        <w:shd w:fill="FFF5E6"/>
-      </w:pPr>
-      <w:r>
-        <w:rPr>
-          <w:b w:val="0"/>
-        </w:rPr>
-        <w:t>This scalar brightness model is a transparent toy image task, not a claim that a full image network was run.</w:t>
-      </w:r>
-    </w:p>
-    <w:p>
-      <w:pPr>
-        <w:pStyle w:val="Heading3"/>
-      </w:pPr>
-      <w:r>
-        <w:t>Keep the stated limit</w:t>
-      </w:r>
-    </w:p>
-    <w:p>
-      <w:pPr>
-        <w:spacing w:line="336" w:lineRule="auto" w:after="180"/>
-        <w:shd w:fill="FFF5E6"/>
-      </w:pPr>
-      <w:r>
-        <w:rPr>
-          <w:b w:val="0"/>
-        </w:rPr>
-        <w:t xml:space="preserve">Read the labelled picture: Does lower </w:t>
-      </w:r>
-      <w:r>
-        <w:rPr>
-          <w:b/>
-        </w:rPr>
-        <w:t>training</w:t>
-      </w:r>
-      <w:r>
-        <w:rPr>
-          <w:b w:val="0"/>
-        </w:rPr>
-        <w:t xml:space="preserve"> loss alone establish that four updates generalise better? Point to the relevant step in the picture, then write the changed result and the rule or </w:t>
-      </w:r>
-      <w:r>
-        <w:rPr>
-          <w:b/>
-        </w:rPr>
-        <w:t>evidence</w:t>
-      </w:r>
-      <w:r>
-        <w:rPr>
-          <w:b w:val="0"/>
-        </w:rPr>
-        <w:t xml:space="preserve"> that supports it.</w:t>
-      </w:r>
-    </w:p>
-    <w:p>
-      <w:pPr>
-        <w:pStyle w:val="Heading3"/>
-      </w:pPr>
-      <w:r>
-        <w:t>Keep the stated limit</w:t>
-      </w:r>
-    </w:p>
-    <w:p>
-      <w:pPr>
-        <w:spacing w:line="336" w:lineRule="auto" w:after="180"/>
-        <w:shd w:fill="FFF5E6"/>
-      </w:pPr>
-      <w:r>
-        <w:rPr>
-          <w:b w:val="0"/>
-        </w:rPr>
-        <w:t xml:space="preserve">Change one thing: Double the two-update budget while keeping the same </w:t>
-      </w:r>
-      <w:r>
-        <w:rPr>
-          <w:b/>
-        </w:rPr>
-        <w:t>training</w:t>
-      </w:r>
-      <w:r>
-        <w:rPr>
-          <w:b w:val="0"/>
-        </w:rPr>
-        <w:t xml:space="preserve"> rule. Predict the result before checking the explanation. What remains the same?</w:t>
-      </w:r>
-    </w:p>
-    <w:p>
-      <w:pPr>
-        <w:pStyle w:val="Heading1"/>
-      </w:pPr>
-      <w:r>
-        <w:t>07. Find and repair a mistake</w:t>
-      </w:r>
-    </w:p>
-    <w:p>
-      <w:r>
-        <w:t>Find the unsupported step in the Training a small image model claim and explain a repair using the supplied evidence.</w:t>
-      </w:r>
-    </w:p>
-    <w:p>
-      <w:pPr>
-        <w:pStyle w:val="Heading3"/>
-      </w:pPr>
-      <w:r>
-        <w:t>Check the claim against the facts</w:t>
-      </w:r>
-    </w:p>
-    <w:p>
-      <w:pPr>
-        <w:spacing w:line="336" w:lineRule="auto" w:after="180"/>
-        <w:shd w:fill="FFF5E6"/>
-      </w:pPr>
-      <w:r>
-        <w:rPr>
-          <w:b w:val="0"/>
-        </w:rPr>
-        <w:t xml:space="preserve">Save a = 0.45, both fixed kernels, the </w:t>
-      </w:r>
-      <w:r>
-        <w:rPr>
-          <w:b/>
-        </w:rPr>
-        <w:t>input</w:t>
-      </w:r>
-      <w:r>
-        <w:rPr>
-          <w:b w:val="0"/>
-        </w:rPr>
-        <w:t xml:space="preserve"> schema, target mapping, strict decision threshold, split IDs, learning rate, update budget and selection rule.</w:t>
-      </w:r>
-    </w:p>
-    <w:p>
-      <w:pPr>
-        <w:spacing w:line="336" w:lineRule="auto" w:after="180"/>
-        <w:shd w:fill="FFF5E6"/>
-      </w:pPr>
-      <w:r>
-        <w:rPr>
-          <w:b w:val="0"/>
-        </w:rPr>
-        <w:t xml:space="preserve">The </w:t>
+        <w:t xml:space="preserve">Report correct count and denominator for both the frozen model and the same constant </w:t>
       </w:r>
       <w:r>
         <w:rPr>
@@ -2047,31 +2996,256 @@
         <w:rPr>
           <w:b w:val="0"/>
         </w:rPr>
-        <w:t xml:space="preserve"> always predicts class 0: </w:t>
-      </w:r>
-      <w:r>
-        <w:rPr>
-          <w:b/>
-        </w:rPr>
-        <w:t>training</w:t>
-      </w:r>
-      <w:r>
-        <w:rPr>
-          <w:b w:val="0"/>
-        </w:rPr>
-        <w:t xml:space="preserve"> classes are tied, and the declared tie rule chooses 0. It gets 2 of 4 </w:t>
-      </w:r>
-      <w:r>
-        <w:rPr>
-          <w:b/>
-        </w:rPr>
-        <w:t>training</w:t>
-      </w:r>
-      <w:r>
-        <w:rPr>
-          <w:b w:val="0"/>
-        </w:rPr>
-        <w:t xml:space="preserve"> cases and 1 of 2 validation cases correct. The selected model gets all of those cases correct.</w:t>
+        <w:t>. Do not tune the threshold or retrain after viewing final errors and still call that same set unseen.</w:t>
+      </w:r>
+    </w:p>
+    <w:tbl>
+      <w:tblPr>
+        <w:tblStyle w:val="LightShading-Accent1"/>
+        <w:tblW w:type="auto" w:w="0"/>
+        <w:tblLook w:firstColumn="1" w:firstRow="1" w:lastColumn="0" w:lastRow="0" w:noHBand="0" w:noVBand="1" w:val="04A0"/>
+      </w:tblPr>
+      <w:tblGrid>
+        <w:gridCol w:w="2045"/>
+        <w:gridCol w:w="2045"/>
+        <w:gridCol w:w="2045"/>
+        <w:gridCol w:w="2045"/>
+        <w:gridCol w:w="2045"/>
+      </w:tblGrid>
+      <w:tr>
+        <w:trPr>
+          <w:tblHeader/>
+        </w:trPr>
+        <w:tc>
+          <w:tcPr>
+            <w:tcW w:type="dxa" w:w="2045"/>
+          </w:tcPr>
+          <w:p>
+            <w:r>
+              <w:t>Final row supplied by teacher after freeze</w:t>
+            </w:r>
+          </w:p>
+        </w:tc>
+        <w:tc>
+          <w:tcPr>
+            <w:tcW w:type="dxa" w:w="2045"/>
+          </w:tcPr>
+          <w:p>
+            <w:r>
+              <w:t>Score / predicted class before checking reference</w:t>
+            </w:r>
+          </w:p>
+        </w:tc>
+        <w:tc>
+          <w:tcPr>
+            <w:tcW w:type="dxa" w:w="2045"/>
+          </w:tcPr>
+          <w:p>
+            <w:r>
+              <w:t>Released reference</w:t>
+            </w:r>
+          </w:p>
+        </w:tc>
+        <w:tc>
+          <w:tcPr>
+            <w:tcW w:type="dxa" w:w="2045"/>
+          </w:tcPr>
+          <w:p>
+            <w:r>
+              <w:t>Baseline class</w:t>
+            </w:r>
+          </w:p>
+        </w:tc>
+        <w:tc>
+          <w:tcPr>
+            <w:tcW w:type="dxa" w:w="2045"/>
+          </w:tcPr>
+          <w:p>
+            <w:r>
+              <w:t>Candidate / baseline correct?</w:t>
+            </w:r>
+          </w:p>
+        </w:tc>
+      </w:tr>
+      <w:tr>
+        <w:tc>
+          <w:tcPr>
+            <w:tcW w:type="dxa" w:w="2045"/>
+          </w:tcPr>
+          <w:p>
+            <w:r>
+              <w:t>Release row 1</w:t>
+            </w:r>
+          </w:p>
+        </w:tc>
+        <w:tc>
+          <w:tcPr>
+            <w:tcW w:type="dxa" w:w="2045"/>
+          </w:tcPr>
+          <w:p>
+            <w:r>
+              <w:t>Your record</w:t>
+            </w:r>
+          </w:p>
+        </w:tc>
+        <w:tc>
+          <w:tcPr>
+            <w:tcW w:type="dxa" w:w="2045"/>
+          </w:tcPr>
+          <w:p>
+            <w:r>
+              <w:t>After prediction</w:t>
+            </w:r>
+          </w:p>
+        </w:tc>
+        <w:tc>
+          <w:tcPr>
+            <w:tcW w:type="dxa" w:w="2045"/>
+          </w:tcPr>
+          <w:p>
+            <w:r>
+              <w:t>0</w:t>
+            </w:r>
+          </w:p>
+        </w:tc>
+        <w:tc>
+          <w:tcPr>
+            <w:tcW w:type="dxa" w:w="2045"/>
+          </w:tcPr>
+          <w:p>
+            <w:r>
+              <w:t>Your record</w:t>
+            </w:r>
+          </w:p>
+        </w:tc>
+      </w:tr>
+      <w:tr>
+        <w:tc>
+          <w:tcPr>
+            <w:tcW w:type="dxa" w:w="2045"/>
+          </w:tcPr>
+          <w:p>
+            <w:r>
+              <w:t>Release row 2</w:t>
+            </w:r>
+          </w:p>
+        </w:tc>
+        <w:tc>
+          <w:tcPr>
+            <w:tcW w:type="dxa" w:w="2045"/>
+          </w:tcPr>
+          <w:p>
+            <w:r>
+              <w:t>Your record</w:t>
+            </w:r>
+          </w:p>
+        </w:tc>
+        <w:tc>
+          <w:tcPr>
+            <w:tcW w:type="dxa" w:w="2045"/>
+          </w:tcPr>
+          <w:p>
+            <w:r>
+              <w:t>After prediction</w:t>
+            </w:r>
+          </w:p>
+        </w:tc>
+        <w:tc>
+          <w:tcPr>
+            <w:tcW w:type="dxa" w:w="2045"/>
+          </w:tcPr>
+          <w:p>
+            <w:r>
+              <w:t>0</w:t>
+            </w:r>
+          </w:p>
+        </w:tc>
+        <w:tc>
+          <w:tcPr>
+            <w:tcW w:type="dxa" w:w="2045"/>
+          </w:tcPr>
+          <w:p>
+            <w:r>
+              <w:t>Your record</w:t>
+            </w:r>
+          </w:p>
+        </w:tc>
+      </w:tr>
+      <w:tr>
+        <w:tc>
+          <w:tcPr>
+            <w:tcW w:type="dxa" w:w="2045"/>
+          </w:tcPr>
+          <w:p>
+            <w:r>
+              <w:t>Release row 3</w:t>
+            </w:r>
+          </w:p>
+        </w:tc>
+        <w:tc>
+          <w:tcPr>
+            <w:tcW w:type="dxa" w:w="2045"/>
+          </w:tcPr>
+          <w:p>
+            <w:r>
+              <w:t>Your record</w:t>
+            </w:r>
+          </w:p>
+        </w:tc>
+        <w:tc>
+          <w:tcPr>
+            <w:tcW w:type="dxa" w:w="2045"/>
+          </w:tcPr>
+          <w:p>
+            <w:r>
+              <w:t>After prediction</w:t>
+            </w:r>
+          </w:p>
+        </w:tc>
+        <w:tc>
+          <w:tcPr>
+            <w:tcW w:type="dxa" w:w="2045"/>
+          </w:tcPr>
+          <w:p>
+            <w:r>
+              <w:t>0</w:t>
+            </w:r>
+          </w:p>
+        </w:tc>
+        <w:tc>
+          <w:tcPr>
+            <w:tcW w:type="dxa" w:w="2045"/>
+          </w:tcPr>
+          <w:p>
+            <w:r>
+              <w:t>Your record</w:t>
+            </w:r>
+          </w:p>
+        </w:tc>
+      </w:tr>
+    </w:tbl>
+    <w:p>
+      <w:pPr>
+        <w:pStyle w:val="Heading2"/>
+      </w:pPr>
+      <w:r>
+        <w:t>Bound the synthetic evidence and selection rule</w:t>
+      </w:r>
+    </w:p>
+    <w:p>
+      <w:pPr>
+        <w:pStyle w:val="ListBullet"/>
+      </w:pPr>
+      <w:r>
+        <w:t>Because the images and target rule were constructed for this small exercise, even perfect results support only a narrow claim. Validation images differ from training pixels but reuse differences 1 and -1. This is a deliberately simple check of a procedure, not evidence of broad generalisation.</w:t>
+      </w:r>
+    </w:p>
+    <w:p>
+      <w:pPr>
+        <w:pStyle w:val="ListBullet"/>
+      </w:pPr>
+      <w:r>
+        <w:t>Select among the three saved lesson checkpoints using validation MSE, with earliest update breaking a tie. Is selecting by training accuracy the same declared procedure?</w:t>
       </w:r>
     </w:p>
     <w:p>
@@ -2079,55 +3253,45 @@
         <w:pStyle w:val="Heading3"/>
       </w:pPr>
       <w:r>
-        <w:t>Check the claim against the facts</w:t>
-      </w:r>
-    </w:p>
-    <w:p>
-      <w:pPr>
-        <w:spacing w:line="336" w:lineRule="auto" w:after="180"/>
-        <w:shd w:fill="FFF5E6"/>
-      </w:pPr>
-      <w:r>
-        <w:rPr>
-          <w:b w:val="0"/>
-        </w:rPr>
-        <w:t xml:space="preserve">The teacher now supplies the three reserved final images. Record each score and </w:t>
-      </w:r>
-      <w:r>
-        <w:rPr>
-          <w:b/>
-        </w:rPr>
-        <w:t>prediction</w:t>
-      </w:r>
-      <w:r>
-        <w:rPr>
-          <w:b w:val="0"/>
-        </w:rPr>
-        <w:t xml:space="preserve"> before comparing with the supplied labels.</w:t>
-      </w:r>
-    </w:p>
-    <w:p>
-      <w:pPr>
-        <w:spacing w:line="336" w:lineRule="auto" w:after="180"/>
-        <w:shd w:fill="FFF5E6"/>
-      </w:pPr>
-      <w:r>
-        <w:rPr>
-          <w:b w:val="0"/>
-        </w:rPr>
-        <w:t xml:space="preserve">Report correct count and denominator for both the frozen model and the same constant </w:t>
-      </w:r>
-      <w:r>
-        <w:rPr>
-          <w:b/>
-        </w:rPr>
-        <w:t>baseline</w:t>
-      </w:r>
-      <w:r>
-        <w:rPr>
-          <w:b w:val="0"/>
-        </w:rPr>
-        <w:t>. Do not tune the threshold or retrain after viewing final errors and still call that same set unseen.</w:t>
+        <w:t>State one repair and the checks you would rerun.</w:t>
+      </w:r>
+    </w:p>
+    <w:p>
+      <w:r>
+        <w:t>________________________________________________________________</w:t>
+      </w:r>
+    </w:p>
+    <w:p>
+      <w:r>
+        <w:t>________________________________________________________________</w:t>
+      </w:r>
+    </w:p>
+    <w:p>
+      <w:r>
+        <w:t>________________________________________________________________</w:t>
+      </w:r>
+    </w:p>
+    <w:p>
+      <w:r>
+        <w:t>________________________________________________________________</w:t>
+      </w:r>
+    </w:p>
+    <w:p>
+      <w:r>
+        <w:t>________________________________________________________________</w:t>
+      </w:r>
+    </w:p>
+    <w:p>
+      <w:r>
+        <w:t>________________________________________________________________</w:t>
+      </w:r>
+    </w:p>
+    <w:p>
+      <w:pPr>
+        <w:pStyle w:val="Heading2"/>
+      </w:pPr>
+      <w:r>
+        <w:t>Earlier wording, alternatives and picture transcripts · reference / check after trying</w:t>
       </w:r>
     </w:p>
     <w:p>
@@ -2135,55 +3299,36 @@
         <w:pStyle w:val="Heading3"/>
       </w:pPr>
       <w:r>
-        <w:t>Check the claim against the facts</w:t>
-      </w:r>
-    </w:p>
-    <w:p>
-      <w:pPr>
-        <w:spacing w:line="336" w:lineRule="auto" w:after="180"/>
-        <w:shd w:fill="FFF5E6"/>
-      </w:pPr>
-      <w:r>
-        <w:rPr>
-          <w:b w:val="0"/>
-        </w:rPr>
-        <w:t xml:space="preserve">Because the images and target rule were constructed for this small exercise, even perfect results support only a narrow claim. Validation images differ from </w:t>
-      </w:r>
-      <w:r>
-        <w:rPr>
-          <w:b/>
-        </w:rPr>
-        <w:t>training</w:t>
-      </w:r>
-      <w:r>
-        <w:rPr>
-          <w:b w:val="0"/>
-        </w:rPr>
-        <w:t xml:space="preserve"> pixels but reuse differences 1 and -1.</w:t>
-      </w:r>
-    </w:p>
-    <w:p>
-      <w:pPr>
-        <w:spacing w:line="336" w:lineRule="auto" w:after="180"/>
-        <w:shd w:fill="FFF5E6"/>
-      </w:pPr>
-      <w:r>
-        <w:rPr>
-          <w:b w:val="0"/>
-        </w:rPr>
-        <w:t xml:space="preserve">This is a deliberately simple check of a procedure, not </w:t>
-      </w:r>
-      <w:r>
-        <w:rPr>
-          <w:b/>
-        </w:rPr>
-        <w:t>evidence</w:t>
-      </w:r>
-      <w:r>
-        <w:rPr>
-          <w:b w:val="0"/>
-        </w:rPr>
-        <w:t xml:space="preserve"> of broad generalisation.</w:t>
+        <w:t>Locate the earliest unsupported step</w:t>
+      </w:r>
+    </w:p>
+    <w:p>
+      <w:pPr>
+        <w:pStyle w:val="Heading1"/>
+      </w:pPr>
+      <w:r>
+        <w:t>08. Practise the complete evidence chain with less help</w:t>
+      </w:r>
+    </w:p>
+    <w:p>
+      <w:r>
+        <w:t>Show which data influenced fitting,which selected the checkpoint and which remain reserved.</w:t>
+      </w:r>
+    </w:p>
+    <w:p>
+      <w:pPr>
+        <w:pStyle w:val="Heading2"/>
+      </w:pPr>
+      <w:r>
+        <w:t>Current task and response</w:t>
+      </w:r>
+    </w:p>
+    <w:p>
+      <w:pPr>
+        <w:pStyle w:val="ListBullet"/>
+      </w:pPr>
+      <w:r>
+        <w:t>For Train B, compute d, h1, h2 and the score at a = 0.45. Give the class prediction and squared error against its signed target.</w:t>
       </w:r>
     </w:p>
     <w:p>
@@ -2191,43 +3336,27 @@
         <w:pStyle w:val="Heading3"/>
       </w:pPr>
       <w:r>
-        <w:t>Locate the earliest unsupported step</w:t>
-      </w:r>
-    </w:p>
-    <w:p>
-      <w:pPr>
-        <w:spacing w:line="336" w:lineRule="auto" w:after="180"/>
-        <w:shd w:fill="F5F1FB"/>
-      </w:pPr>
-      <w:r>
-        <w:rPr>
-          <w:b w:val="0"/>
-        </w:rPr>
-        <w:t xml:space="preserve">Select among the three saved lesson </w:t>
-      </w:r>
-      <w:r>
-        <w:rPr>
-          <w:b/>
-        </w:rPr>
-        <w:t>checkpoint</w:t>
-      </w:r>
-      <w:r>
-        <w:rPr>
-          <w:b w:val="0"/>
-        </w:rPr>
-        <w:t xml:space="preserve">s using validation MSE, with earliest update breaking a tie. Is selecting by </w:t>
-      </w:r>
-      <w:r>
-        <w:rPr>
-          <w:b/>
-        </w:rPr>
-        <w:t>training</w:t>
-      </w:r>
-      <w:r>
-        <w:rPr>
-          <w:b w:val="0"/>
-        </w:rPr>
-        <w:t xml:space="preserve"> accuracy the same declared procedure?</w:t>
+        <w:t>At a = 0.3 and a = 0.45, compute the validation scores for E and F and their predicted classes. Why can validation accuracy stay the same while validation MSE changes?</w:t>
+      </w:r>
+    </w:p>
+    <w:p>
+      <w:r>
+        <w:t>________________________________________________________________</w:t>
+      </w:r>
+    </w:p>
+    <w:p>
+      <w:r>
+        <w:t>________________________________________________________________</w:t>
+      </w:r>
+    </w:p>
+    <w:p>
+      <w:r>
+        <w:t>________________________________________________________________</w:t>
+      </w:r>
+    </w:p>
+    <w:p>
+      <w:r>
+        <w:t>________________________________________________________________</w:t>
       </w:r>
     </w:p>
     <w:p>
@@ -2235,7 +3364,7 @@
         <w:pStyle w:val="Heading3"/>
       </w:pPr>
       <w:r>
-        <w:t>State one repair and the checks you would rerun.</w:t>
+        <w:t>Explain your prediction to a partner before comparing results.</w:t>
       </w:r>
     </w:p>
     <w:p>
@@ -2259,113 +3388,11 @@
       </w:r>
     </w:p>
     <w:p>
-      <w:r>
-        <w:t>________________________________________________________________</w:t>
-      </w:r>
-    </w:p>
-    <w:p>
-      <w:r>
-        <w:t>________________________________________________________________</w:t>
-      </w:r>
-    </w:p>
-    <w:p>
-      <w:pPr>
-        <w:pStyle w:val="Heading1"/>
-      </w:pPr>
-      <w:r>
-        <w:t>08. Practise together</w:t>
-      </w:r>
-    </w:p>
-    <w:p>
-      <w:r>
-        <w:t>Practise Training a small image model with support, then explain the deciding step in your own words.</w:t>
-      </w:r>
-    </w:p>
-    <w:p>
-      <w:pPr>
-        <w:spacing w:line="336" w:lineRule="auto" w:after="180"/>
-      </w:pPr>
-      <w:r>
-        <w:rPr>
-          <w:b w:val="0"/>
-        </w:rPr>
-        <w:t xml:space="preserve">For Train B, compute d, h1, h2 and the score at a = 0.45. Give the class </w:t>
-      </w:r>
-      <w:r>
-        <w:rPr>
-          <w:b/>
-        </w:rPr>
-        <w:t>prediction</w:t>
-      </w:r>
-      <w:r>
-        <w:rPr>
-          <w:b w:val="0"/>
-        </w:rPr>
-        <w:t xml:space="preserve"> and squared error against its signed target.</w:t>
-      </w:r>
-    </w:p>
-    <w:p>
-      <w:pPr>
-        <w:pStyle w:val="Heading3"/>
-      </w:pPr>
-      <w:r>
-        <w:t>At a = 0.3 and a = 0.45, compute the validation scores for E and F and their predicted classes. Why can validation accuracy stay the same while validation MSE changes?</w:t>
-      </w:r>
-    </w:p>
-    <w:p>
-      <w:r>
-        <w:t>________________________________________________________________</w:t>
-      </w:r>
-    </w:p>
-    <w:p>
-      <w:r>
-        <w:t>________________________________________________________________</w:t>
-      </w:r>
-    </w:p>
-    <w:p>
-      <w:r>
-        <w:t>________________________________________________________________</w:t>
-      </w:r>
-    </w:p>
-    <w:p>
-      <w:r>
-        <w:t>________________________________________________________________</w:t>
-      </w:r>
-    </w:p>
-    <w:p>
-      <w:pPr>
-        <w:pStyle w:val="Heading3"/>
-      </w:pPr>
-      <w:r>
-        <w:t>Explain your prediction to a partner before comparing results.</w:t>
-      </w:r>
-    </w:p>
-    <w:p>
-      <w:r>
-        <w:t>________________________________________________________________</w:t>
-      </w:r>
-    </w:p>
-    <w:p>
-      <w:r>
-        <w:t>________________________________________________________________</w:t>
-      </w:r>
-    </w:p>
-    <w:p>
-      <w:r>
-        <w:t>________________________________________________________________</w:t>
-      </w:r>
-    </w:p>
-    <w:p>
-      <w:r>
-        <w:t>________________________________________________________________</w:t>
-      </w:r>
-    </w:p>
-    <w:p>
-      <w:pPr>
-        <w:pStyle w:val="Heading3"/>
-      </w:pPr>
-      <w:r>
-        <w:t>Practise with less help: Check both updates</w:t>
+      <w:pPr>
+        <w:pStyle w:val="Heading2"/>
+      </w:pPr>
+      <w:r>
+        <w:t>Supported W2 record</w:t>
       </w:r>
     </w:p>
     <w:p>
@@ -2495,10 +3522,78 @@
     </w:p>
     <w:p>
       <w:pPr>
+        <w:pStyle w:val="Heading2"/>
+      </w:pPr>
+      <w:r>
+        <w:t>Individual misconception check</w:t>
+      </w:r>
+    </w:p>
+    <w:p>
+      <w:pPr>
+        <w:pStyle w:val="ListBullet"/>
+      </w:pPr>
+      <w:r>
+        <w:t>Use the worked case for Training a small image model. Proposed explanation: “All parameters in a trained model must have been learned”. Decide whether this explanation is supported. Point to the step or supplied fact that decides; explain your repair if needed.</w:t>
+      </w:r>
+    </w:p>
+    <w:p>
+      <w:pPr>
+        <w:pStyle w:val="ListBullet"/>
+      </w:pPr>
+      <w:r>
+        <w:t>Answer on your own before discussion. If you are unsure, say which step you need help with.</w:t>
+      </w:r>
+    </w:p>
+    <w:p>
+      <w:pPr>
+        <w:pStyle w:val="Heading2"/>
+      </w:pPr>
+      <w:r>
+        <w:t>Pictured budget reasoning</w:t>
+      </w:r>
+    </w:p>
+    <w:p>
+      <w:pPr>
+        <w:pStyle w:val="ListBullet"/>
+      </w:pPr>
+      <w:r>
+        <w:t>Does lower training loss alone establish that four updates generalise better? Point to the relevant step in the picture, then write the changed result and the rule or evidence that supports it.</w:t>
+      </w:r>
+    </w:p>
+    <w:p>
+      <w:pPr>
         <w:pStyle w:val="Heading3"/>
       </w:pPr>
       <w:r>
-        <w:t>Check your reasoning</w:t>
+        <w:t>My explanation using a pictured step and the given facts</w:t>
+      </w:r>
+    </w:p>
+    <w:p>
+      <w:r>
+        <w:t>________________________________________________________________</w:t>
+      </w:r>
+    </w:p>
+    <w:p>
+      <w:r>
+        <w:t>________________________________________________________________</w:t>
+      </w:r>
+    </w:p>
+    <w:p>
+      <w:r>
+        <w:t>________________________________________________________________</w:t>
+      </w:r>
+    </w:p>
+    <w:p>
+      <w:r>
+        <w:t>________________________________________________________________</w:t>
+      </w:r>
+    </w:p>
+    <w:p>
+      <w:pPr>
+        <w:pStyle w:val="Heading2"/>
+      </w:pPr>
+      <w:r>
+        <w:t>Reserve the independent new scalar-model case</w:t>
       </w:r>
     </w:p>
     <w:p>
@@ -2509,60 +3604,71 @@
         <w:rPr>
           <w:b w:val="0"/>
         </w:rPr>
-        <w:t xml:space="preserve">Use the worked case for </w:t>
-      </w:r>
-      <w:r>
-        <w:rPr>
-          <w:b/>
-        </w:rPr>
-        <w:t>Training</w:t>
-      </w:r>
+        <w:t>This is supported practice. Keep the separately named independent case for an attempt before feedback.</w:t>
+      </w:r>
+    </w:p>
+    <w:p>
+      <w:pPr>
+        <w:pStyle w:val="Heading2"/>
+      </w:pPr>
+      <w:r>
+        <w:t>Earlier wording, alternatives and picture transcripts · reference / check after trying</w:t>
+      </w:r>
+    </w:p>
+    <w:p>
+      <w:pPr>
+        <w:pStyle w:val="Heading3"/>
+      </w:pPr>
+      <w:r>
+        <w:t>Practise with less help: Check both updates</w:t>
+      </w:r>
+    </w:p>
+    <w:p>
+      <w:pPr>
+        <w:pStyle w:val="Heading3"/>
+      </w:pPr>
+      <w:r>
+        <w:t>Check your reasoning</w:t>
+      </w:r>
+    </w:p>
+    <w:p>
+      <w:pPr>
+        <w:pStyle w:val="Heading3"/>
+      </w:pPr>
+      <w:r>
+        <w:t>Explain the picture</w:t>
+      </w:r>
+    </w:p>
+    <w:p>
+      <w:pPr>
+        <w:pStyle w:val="Heading1"/>
+      </w:pPr>
+      <w:r>
+        <w:t>09. Run or trace a complete development-to-freeze investigation</w:t>
+      </w:r>
+    </w:p>
+    <w:p>
+      <w:r>
+        <w:t>Every public development input and the later teacher-release workflow is explicit.</w:t>
+      </w:r>
+    </w:p>
+    <w:p>
+      <w:pPr>
+        <w:pStyle w:val="Heading2"/>
+      </w:pPr>
+      <w:r>
+        <w:t>Current update task</w:t>
+      </w:r>
+    </w:p>
+    <w:p>
+      <w:pPr>
+        <w:spacing w:line="336" w:lineRule="auto" w:after="180"/>
+      </w:pPr>
       <w:r>
         <w:rPr>
           <w:b w:val="0"/>
         </w:rPr>
-        <w:t xml:space="preserve"> a small image model. Proposed explanation: “All parameters in a trained model must have been learned”. Decide whether this explanation is supported.</w:t>
-      </w:r>
-    </w:p>
-    <w:p>
-      <w:pPr>
-        <w:spacing w:line="336" w:lineRule="auto" w:after="180"/>
-      </w:pPr>
-      <w:r>
-        <w:rPr>
-          <w:b w:val="0"/>
-        </w:rPr>
-        <w:t>Point to the step or supplied fact that decides; explain your repair if needed.</w:t>
-      </w:r>
-    </w:p>
-    <w:p>
-      <w:pPr>
-        <w:spacing w:line="336" w:lineRule="auto" w:after="180"/>
-      </w:pPr>
-      <w:r>
-        <w:rPr>
-          <w:b w:val="0"/>
-        </w:rPr>
-        <w:t>Answer on your own before discussion. If you are unsure, say which step you need help with.</w:t>
-      </w:r>
-    </w:p>
-    <w:p>
-      <w:pPr>
-        <w:pStyle w:val="Heading3"/>
-      </w:pPr>
-      <w:r>
-        <w:t>Explain the picture</w:t>
-      </w:r>
-    </w:p>
-    <w:p>
-      <w:pPr>
-        <w:spacing w:line="336" w:lineRule="auto" w:after="180"/>
-      </w:pPr>
-      <w:r>
-        <w:rPr>
-          <w:b w:val="0"/>
-        </w:rPr>
-        <w:t xml:space="preserve">Does lower </w:t>
+        <w:t xml:space="preserve">Starting at a = 0, use gradient 5a - 3 and rate 0.1 for two updates. Give each gradient, new weight and </w:t>
       </w:r>
       <w:r>
         <w:rPr>
@@ -2574,150 +3680,281 @@
         <w:rPr>
           <w:b w:val="0"/>
         </w:rPr>
-        <w:t xml:space="preserve"> loss alone establish that four updates generalise better? Point to the relevant step in the picture, then write the changed result and the rule or </w:t>
-      </w:r>
-      <w:r>
-        <w:rPr>
-          <w:b/>
-        </w:rPr>
-        <w:t>evidence</w:t>
-      </w:r>
-      <w:r>
-        <w:rPr>
-          <w:b w:val="0"/>
-        </w:rPr>
-        <w:t xml:space="preserve"> that supports it.</w:t>
-      </w:r>
-    </w:p>
-    <w:p>
-      <w:pPr>
-        <w:pStyle w:val="Heading3"/>
-      </w:pPr>
-      <w:r>
-        <w:t>My explanation using a pictured step and the given facts</w:t>
-      </w:r>
-    </w:p>
-    <w:p>
-      <w:r>
-        <w:t>________________________________________________________________</w:t>
-      </w:r>
-    </w:p>
-    <w:p>
-      <w:r>
-        <w:t>________________________________________________________________</w:t>
-      </w:r>
-    </w:p>
-    <w:p>
-      <w:r>
-        <w:t>________________________________________________________________</w:t>
-      </w:r>
-    </w:p>
-    <w:p>
-      <w:r>
-        <w:t>________________________________________________________________</w:t>
-      </w:r>
-    </w:p>
-    <w:p>
-      <w:pPr>
-        <w:spacing w:line="336" w:lineRule="auto" w:after="180"/>
-      </w:pPr>
-      <w:r>
-        <w:rPr>
-          <w:b w:val="0"/>
-        </w:rPr>
-        <w:t>This is supported practice. Keep the separately named independent case for an attempt before feedback.</w:t>
-      </w:r>
-    </w:p>
-    <w:p>
-      <w:pPr>
-        <w:pStyle w:val="Heading1"/>
-      </w:pPr>
-      <w:r>
-        <w:t>09. Run the investigation</w:t>
-      </w:r>
-    </w:p>
-    <w:p>
-      <w:r>
-        <w:t>Investigate Training a small image model. Record the prediction, actual observation or labelled paper trace, explanation and next test separately.</w:t>
-      </w:r>
-    </w:p>
-    <w:p>
-      <w:pPr>
-        <w:pStyle w:val="Heading3"/>
-      </w:pPr>
-      <w:r>
-        <w:t>Predict, investigate and preserve the evidence</w:t>
-      </w:r>
-    </w:p>
-    <w:p>
-      <w:pPr>
-        <w:spacing w:line="336" w:lineRule="auto" w:after="180"/>
-      </w:pPr>
-      <w:r>
-        <w:rPr>
-          <w:b w:val="0"/>
-        </w:rPr>
-        <w:t xml:space="preserve">Starting at a = 0, use gradient 5a - 3 and rate 0.1 for two updates. Give each gradient, new weight and </w:t>
-      </w:r>
-      <w:r>
-        <w:rPr>
-          <w:b/>
-        </w:rPr>
-        <w:t>training</w:t>
-      </w:r>
-      <w:r>
-        <w:rPr>
-          <w:b w:val="0"/>
-        </w:rPr>
         <w:t xml:space="preserve"> MSE.</w:t>
       </w:r>
     </w:p>
     <w:p>
-      <w:r>
-        <w:rPr>
-          <w:rFonts w:ascii="Courier New" w:hAnsi="Courier New"/>
-          <w:sz w:val="18"/>
-        </w:rPr>
-        <w:t>def feature(image):</w:t>
-        <w:br/>
-        <w:t xml:space="preserve">    return image[0][0] + image[1][0] - image[0][1] - image[1][1]</w:t>
-        <w:br/>
-        <w:br/>
-        <w:t>train = [([[1, 0], [0, 0]], 1),</w:t>
-        <w:br/>
-        <w:t xml:space="preserve">         ([[1, 0], [1, 0]], 1),</w:t>
-        <w:br/>
-        <w:t xml:space="preserve">         ([[0, 1], [0, 0]], -1),</w:t>
-        <w:br/>
-        <w:t xml:space="preserve">         ([[0, 1], [0, 1]], -1)]</w:t>
-        <w:br/>
-        <w:t>valid = [([[0, 0], [1, 0]], 1),</w:t>
-        <w:br/>
-        <w:t xml:space="preserve">         ([[0, 0], [0, 1]], -1)]</w:t>
-        <w:br/>
-        <w:br/>
-        <w:t>def mse(a, rows):</w:t>
-        <w:br/>
-        <w:t xml:space="preserve">    return sum((a * feature(x) - t)**2 for x, t in rows) / len(rows)</w:t>
-        <w:br/>
-        <w:br/>
-        <w:t>a, checkpoints = 0.0, [0.0]</w:t>
-        <w:br/>
-        <w:t>for _ in range(2):</w:t>
-        <w:br/>
-        <w:t xml:space="preserve">    gradient = sum(2 * (a * feature(x) - t) * feature(x)</w:t>
-        <w:br/>
-        <w:t xml:space="preserve">                   for x, t in train) / len(train)</w:t>
-        <w:br/>
-        <w:t xml:space="preserve">    a -= 0.1 * gradient</w:t>
-        <w:br/>
-        <w:t xml:space="preserve">    checkpoints.append(a)</w:t>
-        <w:br/>
-        <w:t>for step, value in enumerate(checkpoints):</w:t>
-        <w:br/>
-        <w:t xml:space="preserve">    print(step, round(value, 6), round(mse(value, train), 6),</w:t>
-        <w:br/>
-        <w:t xml:space="preserve">          round(mse(value, valid), 6))</w:t>
+      <w:pPr>
+        <w:pStyle w:val="Heading2"/>
+      </w:pPr>
+      <w:r>
+        <w:t>Complete development probes and honest missing-final status</w:t>
+      </w:r>
+    </w:p>
+    <w:tbl>
+      <w:tblPr>
+        <w:tblStyle w:val="LightShading-Accent1"/>
+        <w:tblW w:type="auto" w:w="0"/>
+        <w:tblLook w:firstColumn="1" w:firstRow="1" w:lastColumn="0" w:lastRow="0" w:noHBand="0" w:noVBand="1" w:val="04A0"/>
+      </w:tblPr>
+      <w:tblGrid>
+        <w:gridCol w:w="5112"/>
+        <w:gridCol w:w="5112"/>
+      </w:tblGrid>
+      <w:tr>
+        <w:trPr>
+          <w:tblHeader/>
+        </w:trPr>
+        <w:tc>
+          <w:tcPr>
+            <w:tcW w:type="dxa" w:w="5112"/>
+          </w:tcPr>
+          <w:p>
+            <w:r>
+              <w:t>Complete development-model probe</w:t>
+            </w:r>
+          </w:p>
+        </w:tc>
+        <w:tc>
+          <w:tcPr>
+            <w:tcW w:type="dxa" w:w="5112"/>
+          </w:tcPr>
+          <w:p>
+            <w:r>
+              <w:t>Expected answer / action</w:t>
+            </w:r>
+          </w:p>
+        </w:tc>
+      </w:tr>
+      <w:tr>
+        <w:tc>
+          <w:tcPr>
+            <w:tcW w:type="dxa" w:w="5112"/>
+          </w:tcPr>
+          <w:p>
+            <w:r>
+              <w:t>Normal A–Fdevelopment run</w:t>
+            </w:r>
+          </w:p>
+        </w:tc>
+        <w:tc>
+          <w:tcPr>
+            <w:tcW w:type="dxa" w:w="5112"/>
+          </w:tcPr>
+          <w:p>
+            <w:r>
+              <w:t>Weights0/.3/.45; validation MSE 1/.49/.3025; select update 2</w:t>
+            </w:r>
+          </w:p>
+        </w:tc>
+      </w:tr>
+      <w:tr>
+        <w:tc>
+          <w:tcPr>
+            <w:tcW w:type="dxa" w:w="5112"/>
+          </w:tcPr>
+          <w:p>
+            <w:r>
+              <w:t>Baseline training-class tie</w:t>
+            </w:r>
+          </w:p>
+        </w:tc>
+        <w:tc>
+          <w:tcPr>
+            <w:tcW w:type="dxa" w:w="5112"/>
+          </w:tcPr>
+          <w:p>
+            <w:r>
+              <w:t>Always0 chosen from training counts; training 2/4, validation 1/2</w:t>
+            </w:r>
+          </w:p>
+        </w:tc>
+      </w:tr>
+      <w:tr>
+        <w:tc>
+          <w:tcPr>
+            <w:tcW w:type="dxa" w:w="5112"/>
+          </w:tcPr>
+          <w:p>
+            <w:r>
+              <w:t>Public equal-column-sum image[[0, 0], [0, 0]]</w:t>
+            </w:r>
+          </w:p>
+        </w:tc>
+        <w:tc>
+          <w:tcPr>
+            <w:tcW w:type="dxa" w:w="5112"/>
+          </w:tcPr>
+          <w:p>
+            <w:r>
+              <w:t>d0, h[0, 0], score 0, class 0; under signed target−1, squared error 1 despite correct class</w:t>
+            </w:r>
+          </w:p>
+        </w:tc>
+      </w:tr>
+      <w:tr>
+        <w:tc>
+          <w:tcPr>
+            <w:tcW w:type="dxa" w:w="5112"/>
+          </w:tcPr>
+          <w:p>
+            <w:r>
+              <w:t>Changing a.3→.45on validation E/F</w:t>
+            </w:r>
+          </w:p>
+        </w:tc>
+        <w:tc>
+          <w:tcPr>
+            <w:tcW w:type="dxa" w:w="5112"/>
+          </w:tcPr>
+          <w:p>
+            <w:r>
+              <w:t>Class predictions stay 1/0; MSEfalls.49→.3025</w:t>
+            </w:r>
+          </w:p>
+        </w:tc>
+      </w:tr>
+      <w:tr>
+        <w:tc>
+          <w:tcPr>
+            <w:tcW w:type="dxa" w:w="5112"/>
+          </w:tcPr>
+          <w:p>
+            <w:r>
+              <w:t>Missing row/pixel or nonbinary image</w:t>
+            </w:r>
+          </w:p>
+        </w:tc>
+        <w:tc>
+          <w:tcPr>
+            <w:tcW w:type="dxa" w:w="5112"/>
+          </w:tcPr>
+          <w:p>
+            <w:r>
+              <w:t>Outside valid 2×2 binary schema; review before fitting or prediction</w:t>
+            </w:r>
+          </w:p>
+        </w:tc>
+      </w:tr>
+      <w:tr>
+        <w:tc>
+          <w:tcPr>
+            <w:tcW w:type="dxa" w:w="5112"/>
+          </w:tcPr>
+          <w:p>
+            <w:r>
+              <w:t>A row ID or split label appended as a feature</w:t>
+            </w:r>
+          </w:p>
+        </w:tc>
+        <w:tc>
+          <w:tcPr>
+            <w:tcW w:type="dxa" w:w="5112"/>
+          </w:tcPr>
+          <w:p>
+            <w:r>
+              <w:t>Violates the declared input; IDs audit membership, not image computation</w:t>
+            </w:r>
+          </w:p>
+        </w:tc>
+      </w:tr>
+      <w:tr>
+        <w:tc>
+          <w:tcPr>
+            <w:tcW w:type="dxa" w:w="5112"/>
+          </w:tcPr>
+          <w:p>
+            <w:r>
+              <w:t>Final data not yet teacher-released</w:t>
+            </w:r>
+          </w:p>
+        </w:tc>
+        <w:tc>
+          <w:tcPr>
+            <w:tcW w:type="dxa" w:w="5112"/>
+          </w:tcPr>
+          <w:p>
+            <w:r>
+              <w:t>Record not evaluated; do not copy worked development scores as final evidence</w:t>
+            </w:r>
+          </w:p>
+        </w:tc>
+      </w:tr>
+      <w:tr>
+        <w:tc>
+          <w:tcPr>
+            <w:tcW w:type="dxa" w:w="5112"/>
+          </w:tcPr>
+          <w:p>
+            <w:r>
+              <w:t>Adjust threshold after final errors</w:t>
+            </w:r>
+          </w:p>
+        </w:tc>
+        <w:tc>
+          <w:tcPr>
+            <w:tcW w:type="dxa" w:w="5112"/>
+          </w:tcPr>
+          <w:p>
+            <w:r>
+              <w:t>New development revision; preserve the original frozen report and obtain fresh final evidence</w:t>
+            </w:r>
+          </w:p>
+        </w:tc>
+      </w:tr>
+      <w:tr>
+        <w:tc>
+          <w:tcPr>
+            <w:tcW w:type="dxa" w:w="5112"/>
+          </w:tcPr>
+          <w:p>
+            <w:r>
+              <w:t>Call the fixed kernels learned image features</w:t>
+            </w:r>
+          </w:p>
+        </w:tc>
+        <w:tc>
+          <w:tcPr>
+            <w:tcW w:type="dxa" w:w="5112"/>
+          </w:tcPr>
+          <w:p>
+            <w:r>
+              <w:t>Unsupported:only the tied output scalar was fitted</w:t>
+            </w:r>
+          </w:p>
+        </w:tc>
+      </w:tr>
+    </w:tbl>
+    <w:p>
+      <w:pPr>
+        <w:pStyle w:val="Heading2"/>
+      </w:pPr>
+      <w:r>
+        <w:t>Predict,fit,select,audit and save the actual freeze record</w:t>
+      </w:r>
+    </w:p>
+    <w:p>
+      <w:pPr>
+        <w:pStyle w:val="ListNumber"/>
+      </w:pPr>
+      <w:r>
+        <w:t>Predict every checkpoint and all A–Fhidden vectors, scores and classes before running or tracing the complete student program in section 3. Retain the actual output and selected parameter, then complete the freeze checklist. The original compact loop below remains a shorter training-only reference; it does not itself select a model or audit the baseline. The teacher releases final cases only after checking the actual saved record. Score all released rows without retuning, and report count/denominator, baseline comparison, signed-loss definition and limits. This is a reproducible arithmetic image experiment, not a trained full vision network.</w:t>
+      </w:r>
+    </w:p>
+    <w:p>
+      <w:pPr>
+        <w:pStyle w:val="ListNumber"/>
+      </w:pPr>
+      <w:r>
+        <w:t>On paper, trace the supplied procedure. If code is provided, predict before running it in a local practice file. Never write an expected answer as though it were an observed run.</w:t>
+      </w:r>
+    </w:p>
+    <w:p>
+      <w:pPr>
+        <w:pStyle w:val="Heading2"/>
+      </w:pPr>
+      <w:r>
+        <w:t>Keep the evidence ledger</w:t>
       </w:r>
     </w:p>
     <w:tbl>
@@ -2864,7 +4101,71 @@
         <w:rPr>
           <w:b w:val="0"/>
         </w:rPr>
-        <w:t>On paper, trace the supplied procedure. If code is provided, predict before running it in a local practice file. Never write an expected answer as though it were an observed run.</w:t>
+        <w:t>Before trying: what do I expect, and why? While trying: which step could first go wrong? Afterwards: what did I actually observe, and what should change? Keep “not run” if you only traced the procedure.</w:t>
+      </w:r>
+    </w:p>
+    <w:p>
+      <w:pPr>
+        <w:pStyle w:val="Heading2"/>
+      </w:pPr>
+      <w:r>
+        <w:t>Reference: original training-only loop · reference / check after trying</w:t>
+      </w:r>
+    </w:p>
+    <w:p>
+      <w:r>
+        <w:rPr>
+          <w:rFonts w:ascii="Courier New" w:hAnsi="Courier New"/>
+          <w:sz w:val="18"/>
+        </w:rPr>
+        <w:t>def feature(image):</w:t>
+        <w:br/>
+        <w:t xml:space="preserve">    return image[0][0] + image[1][0] - image[0][1] - image[1][1]</w:t>
+        <w:br/>
+        <w:br/>
+        <w:t>train = [([[1, 0], [0, 0]], 1),</w:t>
+        <w:br/>
+        <w:t xml:space="preserve">         ([[1, 0], [1, 0]], 1),</w:t>
+        <w:br/>
+        <w:t xml:space="preserve">         ([[0, 1], [0, 0]], -1),</w:t>
+        <w:br/>
+        <w:t xml:space="preserve">         ([[0, 1], [0, 1]], -1)]</w:t>
+        <w:br/>
+        <w:t>valid = [([[0, 0], [1, 0]], 1),</w:t>
+        <w:br/>
+        <w:t xml:space="preserve">         ([[0, 0], [0, 1]], -1)]</w:t>
+        <w:br/>
+        <w:br/>
+        <w:t>def mse(a, rows):</w:t>
+        <w:br/>
+        <w:t xml:space="preserve">    return sum((a * feature(x) - t)**2 for x, t in rows) / len(rows)</w:t>
+        <w:br/>
+        <w:br/>
+        <w:t>a, checkpoints = 0.0, [0.0]</w:t>
+        <w:br/>
+        <w:t>for _ in range(2):</w:t>
+        <w:br/>
+        <w:t xml:space="preserve">    gradient = sum(2 * (a * feature(x) - t) * feature(x)</w:t>
+        <w:br/>
+        <w:t xml:space="preserve">                   for x, t in train) / len(train)</w:t>
+        <w:br/>
+        <w:t xml:space="preserve">    a -= 0.1 * gradient</w:t>
+        <w:br/>
+        <w:t xml:space="preserve">    checkpoints.append(a)</w:t>
+        <w:br/>
+        <w:t>for step, value in enumerate(checkpoints):</w:t>
+        <w:br/>
+        <w:t xml:space="preserve">    print(step, round(value, 6), round(mse(value, train), 6),</w:t>
+        <w:br/>
+        <w:t xml:space="preserve">          round(mse(value, valid), 6))</w:t>
+      </w:r>
+    </w:p>
+    <w:p>
+      <w:pPr>
+        <w:pStyle w:val="Heading2"/>
+      </w:pPr>
+      <w:r>
+        <w:t>Earlier wording, alternatives and picture transcripts · reference / check after trying</w:t>
       </w:r>
     </w:p>
     <w:p>
@@ -2872,7 +4173,36 @@
         <w:pStyle w:val="Heading3"/>
       </w:pPr>
       <w:r>
+        <w:t>Predict, investigate and preserve the evidence</w:t>
+      </w:r>
+    </w:p>
+    <w:p>
+      <w:pPr>
+        <w:pStyle w:val="Heading3"/>
+      </w:pPr>
+      <w:r>
         <w:t>Plan → try → check</w:t>
+      </w:r>
+    </w:p>
+    <w:p>
+      <w:pPr>
+        <w:pStyle w:val="Heading1"/>
+      </w:pPr>
+      <w:r>
+        <w:t>14. Try alone: choose a checkpoint for a different signed-target model</w:t>
+      </w:r>
+    </w:p>
+    <w:p>
+      <w:r>
+        <w:t>Use its new training/validation differences,gradient,rate and budget.</w:t>
+      </w:r>
+    </w:p>
+    <w:p>
+      <w:pPr>
+        <w:pStyle w:val="Heading2"/>
+      </w:pPr>
+      <w:r>
+        <w:t>Complete independent scalar-model comparison</w:t>
       </w:r>
     </w:p>
     <w:p>
@@ -2883,75 +4213,7 @@
         <w:rPr>
           <w:b w:val="0"/>
         </w:rPr>
-        <w:t>Before trying: what do I expect, and why? While trying: which step could first go wrong? Afterwards: what did I actually observe, and what should change? Keep “not run” if you only traced the procedure.</w:t>
-      </w:r>
-    </w:p>
-    <w:p>
-      <w:pPr>
-        <w:pStyle w:val="Heading1"/>
-      </w:pPr>
-      <w:r>
-        <w:t>10. Build your understanding</w:t>
-      </w:r>
-    </w:p>
-    <w:p>
-      <w:r>
-        <w:t>Move from recall to tracing, diagnosis and transfer in Training a small image model. Explain why each step is justified.</w:t>
-      </w:r>
-    </w:p>
-    <w:p>
-      <w:pPr>
-        <w:pStyle w:val="Heading3"/>
-      </w:pPr>
-      <w:r>
-        <w:t>Explain → apply → challenge</w:t>
-      </w:r>
-    </w:p>
-    <w:p>
-      <w:pPr>
-        <w:spacing w:line="336" w:lineRule="auto" w:after="180"/>
-      </w:pPr>
-      <w:r>
-        <w:rPr>
-          <w:b w:val="0"/>
-        </w:rPr>
-        <w:t xml:space="preserve">For Train B, compute d, h1, h2 and the score at a = 0.45. Give the class </w:t>
-      </w:r>
-      <w:r>
-        <w:rPr>
-          <w:b/>
-        </w:rPr>
-        <w:t>prediction</w:t>
-      </w:r>
-      <w:r>
-        <w:rPr>
-          <w:b w:val="0"/>
-        </w:rPr>
-        <w:t xml:space="preserve"> and squared error against its signed target.</w:t>
-      </w:r>
-    </w:p>
-    <w:p>
-      <w:pPr>
-        <w:spacing w:line="336" w:lineRule="auto" w:after="180"/>
-        <w:shd w:fill="F5F1FB"/>
-      </w:pPr>
-      <w:r>
-        <w:rPr>
-          <w:b w:val="0"/>
-        </w:rPr>
-        <w:t xml:space="preserve">Select among the three saved lesson </w:t>
-      </w:r>
-      <w:r>
-        <w:rPr>
-          <w:b/>
-        </w:rPr>
-        <w:t>checkpoint</w:t>
-      </w:r>
-      <w:r>
-        <w:rPr>
-          <w:b w:val="0"/>
-        </w:rPr>
-        <w:t xml:space="preserve">s using validation MSE, with earliest update breaking a tie. Is selecting by </w:t>
+        <w:t xml:space="preserve">A separate model scores bd. Its </w:t>
       </w:r>
       <w:r>
         <w:rPr>
@@ -2963,7 +4225,7 @@
         <w:rPr>
           <w:b w:val="0"/>
         </w:rPr>
-        <w:t xml:space="preserve"> accuracy the same declared procedure?</w:t>
+        <w:t xml:space="preserve"> examples have d = 1 and -1 with signed targets 1 and -1. Start b = 0; gradient is 2(b - 1), rate 0.25 and budget two updates. Validation differences are 2 and -2 with targets 1 and -1.</w:t>
       </w:r>
     </w:p>
     <w:p>
@@ -2974,7 +4236,15 @@
         <w:rPr>
           <w:b w:val="0"/>
         </w:rPr>
-        <w:t>After inspecting the final cases, a team changes the decision threshold and reports the best result as an unseen test score. Explain the problem and list two things the original report should preserve.</w:t>
+        <w:t>Calculate all three weights and their validation MSEs, then select by lowest validation MSE.</w:t>
+      </w:r>
+    </w:p>
+    <w:p>
+      <w:pPr>
+        <w:pStyle w:val="Heading2"/>
+      </w:pPr>
+      <w:r>
+        <w:t>First attempt and support record</w:t>
       </w:r>
     </w:p>
     <w:p>
@@ -2982,7 +4252,7 @@
         <w:pStyle w:val="Heading3"/>
       </w:pPr>
       <w:r>
-        <w:t>Explain which evidence supports your conclusion and which claim remains unproved.</w:t>
+        <w:t>My independent explanation, trace and limits</w:t>
       </w:r>
     </w:p>
     <w:p>
@@ -3011,16 +4281,200 @@
       </w:r>
     </w:p>
     <w:p>
+      <w:r>
+        <w:t>________________________________________________________________</w:t>
+      </w:r>
+    </w:p>
+    <w:p>
+      <w:r>
+        <w:t>________________________________________________________________</w:t>
+      </w:r>
+    </w:p>
+    <w:p>
+      <w:pPr>
+        <w:spacing w:line="336" w:lineRule="auto" w:after="180"/>
+      </w:pPr>
+      <w:r>
+        <w:rPr>
+          <w:b w:val="0"/>
+        </w:rPr>
+        <w:t>Attempt this case before feedback. Record any help. Earlier examples below are further practice; a case already practised with feedback cannot establish fresh transfer.</w:t>
+      </w:r>
+    </w:p>
+    <w:p>
+      <w:pPr>
+        <w:pStyle w:val="Heading2"/>
+      </w:pPr>
+      <w:r>
+        <w:t>Use feedback after trying</w:t>
+      </w:r>
+    </w:p>
+    <w:p>
+      <w:pPr>
+        <w:spacing w:line="336" w:lineRule="auto" w:after="180"/>
+      </w:pPr>
+      <w:r>
+        <w:rPr>
+          <w:b w:val="0"/>
+        </w:rPr>
+        <w:t>Attempt the independent case before hints. Record whether you worked alone, used a hint or followed a model. After feedback, fix the first unsupported step and explain why it changed.</w:t>
+      </w:r>
+    </w:p>
+    <w:p>
+      <w:pPr>
+        <w:spacing w:line="336" w:lineRule="auto" w:after="180"/>
+      </w:pPr>
+      <w:r>
+        <w:rPr>
+          <w:b w:val="0"/>
+        </w:rPr>
+        <w:t>A later check uses a changed case, not a copied answer.</w:t>
+      </w:r>
+    </w:p>
+    <w:p>
+      <w:pPr>
+        <w:pStyle w:val="Heading2"/>
+      </w:pPr>
+      <w:r>
+        <w:t>Earlier wording, alternatives and picture transcripts · reference / check after trying</w:t>
+      </w:r>
+    </w:p>
+    <w:p>
+      <w:pPr>
+        <w:pStyle w:val="Heading3"/>
+      </w:pPr>
+      <w:r>
+        <w:t>Independent case: Choose a checkpoint independently</w:t>
+      </w:r>
+    </w:p>
+    <w:p>
+      <w:pPr>
+        <w:pStyle w:val="Heading3"/>
+      </w:pPr>
+      <w:r>
+        <w:t>Attempt this without hints</w:t>
+      </w:r>
+    </w:p>
+    <w:p>
+      <w:pPr>
+        <w:spacing w:line="336" w:lineRule="auto" w:after="180"/>
+      </w:pPr>
+      <w:r>
+        <w:rPr>
+          <w:b w:val="0"/>
+        </w:rPr>
+        <w:t xml:space="preserve">A separate model scores bd. Its </w:t>
+      </w:r>
+      <w:r>
+        <w:rPr>
+          <w:b/>
+        </w:rPr>
+        <w:t>training</w:t>
+      </w:r>
+      <w:r>
+        <w:rPr>
+          <w:b w:val="0"/>
+        </w:rPr>
+        <w:t xml:space="preserve"> examples have d = 1 and -1 with signed targets 1 and -1. Start b = 0; gradient is 2(b - 1), rate 0.25 and budget two updates. Validation differences are 2 and -2 with targets 1 and -1.</w:t>
+      </w:r>
+    </w:p>
+    <w:p>
+      <w:pPr>
+        <w:spacing w:line="336" w:lineRule="auto" w:after="180"/>
+      </w:pPr>
+      <w:r>
+        <w:rPr>
+          <w:b w:val="0"/>
+        </w:rPr>
+        <w:t>Calculate all three weights and their validation MSEs, then select by lowest validation MSE.</w:t>
+      </w:r>
+    </w:p>
+    <w:p>
+      <w:pPr>
+        <w:pStyle w:val="Heading3"/>
+      </w:pPr>
+      <w:r>
+        <w:t>My independent procedure, result and limitation</w:t>
+      </w:r>
+    </w:p>
+    <w:p>
+      <w:r>
+        <w:t>________________________________________________________________</w:t>
+      </w:r>
+    </w:p>
+    <w:p>
+      <w:r>
+        <w:t>________________________________________________________________</w:t>
+      </w:r>
+    </w:p>
+    <w:p>
+      <w:r>
+        <w:t>________________________________________________________________</w:t>
+      </w:r>
+    </w:p>
+    <w:p>
+      <w:r>
+        <w:t>________________________________________________________________</w:t>
+      </w:r>
+    </w:p>
+    <w:p>
+      <w:r>
+        <w:t>________________________________________________________________</w:t>
+      </w:r>
+    </w:p>
+    <w:p>
+      <w:r>
+        <w:t>________________________________________________________________</w:t>
+      </w:r>
+    </w:p>
+    <w:p>
+      <w:r>
+        <w:t>________________________________________________________________</w:t>
+      </w:r>
+    </w:p>
+    <w:p>
+      <w:r>
+        <w:t>________________________________________________________________</w:t>
+      </w:r>
+    </w:p>
+    <w:p>
+      <w:pPr>
+        <w:spacing w:line="336" w:lineRule="auto" w:after="180"/>
+      </w:pPr>
+      <w:r>
+        <w:rPr>
+          <w:b w:val="0"/>
+        </w:rPr>
+        <w:t>Record support used: none, hint or teacher explanation. After feedback, a different case is needed to demonstrate independence.</w:t>
+      </w:r>
+    </w:p>
+    <w:p>
+      <w:pPr>
+        <w:pStyle w:val="Heading3"/>
+      </w:pPr>
+      <w:r>
+        <w:t>Use feedback to improve</w:t>
+      </w:r>
+    </w:p>
+    <w:p>
       <w:pPr>
         <w:pStyle w:val="Heading1"/>
       </w:pPr>
       <w:r>
-        <w:t>11. Connect your project</w:t>
-      </w:r>
-    </w:p>
-    <w:p>
-      <w:r>
-        <w:t>Apply this week’s idea to Image-pattern Network Investigation. Keep an annotated decision and the evidence supporting it.</w:t>
+        <w:t>11. Keep fixed features and learned values in separate project fields</w:t>
+      </w:r>
+    </w:p>
+    <w:p>
+      <w:r>
+        <w:t>The project report should identify the exact frozen system and its real evidence.</w:t>
+      </w:r>
+    </w:p>
+    <w:p>
+      <w:pPr>
+        <w:pStyle w:val="Heading2"/>
+      </w:pPr>
+      <w:r>
+        <w:t>Project artifact and evidence table</w:t>
       </w:r>
     </w:p>
     <w:p>
@@ -3211,10 +4665,10 @@
     </w:tbl>
     <w:p>
       <w:pPr>
-        <w:pStyle w:val="Heading3"/>
-      </w:pPr>
-      <w:r>
-        <w:t>Evidence for your project</w:t>
+        <w:pStyle w:val="Heading2"/>
+      </w:pPr>
+      <w:r>
+        <w:t>Actual run/trace and remaining limits</w:t>
       </w:r>
     </w:p>
     <w:p>
@@ -3253,106 +4707,111 @@
     </w:p>
     <w:p>
       <w:pPr>
+        <w:pStyle w:val="Heading2"/>
+      </w:pPr>
+      <w:r>
+        <w:t>Earlier wording, alternatives and picture transcripts · reference / check after trying</w:t>
+      </w:r>
+    </w:p>
+    <w:p>
+      <w:pPr>
+        <w:pStyle w:val="Heading3"/>
+      </w:pPr>
+      <w:r>
+        <w:t>Evidence for your project</w:t>
+      </w:r>
+    </w:p>
+    <w:p>
+      <w:pPr>
         <w:pStyle w:val="Heading1"/>
       </w:pPr>
       <w:r>
-        <w:t>12. Show what you know</w:t>
-      </w:r>
-    </w:p>
-    <w:p>
-      <w:r>
-        <w:t>Use a genuinely new case for independent evidence. Previously discussed examples remain practice; use the separately named independent case before feedback.</w:t>
+        <w:t>16. Finish with one selected checkpoint and one bounded claim</w:t>
+      </w:r>
+    </w:p>
+    <w:p>
+      <w:r>
+        <w:t>Name what learned,what stayed fixed and which evaluation remains unperformed.</w:t>
+      </w:r>
+    </w:p>
+    <w:p>
+      <w:pPr>
+        <w:pStyle w:val="Heading2"/>
+      </w:pPr>
+      <w:r>
+        <w:t>Retrieve and explain</w:t>
+      </w:r>
+    </w:p>
+    <w:p>
+      <w:pPr>
+        <w:pStyle w:val="ListBullet"/>
+      </w:pPr>
+      <w:r>
+        <w:t>Close your notes. Explain this goal in your own words: Trace a complete image model with fixed features and one trained weight</w:t>
+      </w:r>
+    </w:p>
+    <w:p>
+      <w:pPr>
+        <w:pStyle w:val="Heading3"/>
+      </w:pPr>
+      <w:r>
+        <w:t>My deciding step, evidence and one remaining question</w:t>
+      </w:r>
+    </w:p>
+    <w:p>
+      <w:r>
+        <w:t>________________________________________________________________</w:t>
+      </w:r>
+    </w:p>
+    <w:p>
+      <w:r>
+        <w:t>________________________________________________________________</w:t>
+      </w:r>
+    </w:p>
+    <w:p>
+      <w:r>
+        <w:t>________________________________________________________________</w:t>
+      </w:r>
+    </w:p>
+    <w:p>
+      <w:r>
+        <w:t>________________________________________________________________</w:t>
+      </w:r>
+    </w:p>
+    <w:p>
+      <w:r>
+        <w:t>________________________________________________________________</w:t>
+      </w:r>
+    </w:p>
+    <w:p>
+      <w:pPr>
+        <w:pStyle w:val="Heading2"/>
+      </w:pPr>
+      <w:r>
+        <w:t>Plan a changed-case return</w:t>
       </w:r>
     </w:p>
     <w:p>
       <w:pPr>
         <w:spacing w:line="336" w:lineRule="auto" w:after="180"/>
       </w:pPr>
+      <w:r>
+        <w:rPr>
+          <w:b w:val="0"/>
+        </w:rPr>
+        <w:t xml:space="preserve">If you are unsure, return to the worked picture and explain one arrow. If you are ready, change an </w:t>
+      </w:r>
       <w:r>
         <w:rPr>
           <w:b/>
         </w:rPr>
-        <w:t>Training</w:t>
+        <w:t>input</w:t>
       </w:r>
       <w:r>
         <w:rPr>
           <w:b w:val="0"/>
         </w:rPr>
-        <w:t xml:space="preserve"> adjusted one weight in a model with hand-chosen features. It did not discover the left-versus-right kernel.</w:t>
-      </w:r>
-    </w:p>
-    <w:p>
-      <w:pPr>
-        <w:spacing w:line="336" w:lineRule="auto" w:after="180"/>
-      </w:pPr>
-      <w:r>
-        <w:rPr>
-          <w:b w:val="0"/>
-        </w:rPr>
-        <w:t xml:space="preserve">The arithmetic rule itself would solve the declared task exactly; the trained model helps us study </w:t>
-      </w:r>
-      <w:r>
-        <w:rPr>
-          <w:b/>
-        </w:rPr>
-        <w:t>fitting</w:t>
-      </w:r>
-      <w:r>
-        <w:rPr>
-          <w:b w:val="0"/>
-        </w:rPr>
-        <w:t xml:space="preserve"> and evaluation, not demonstrate that learning is necessary here.</w:t>
-      </w:r>
-    </w:p>
-    <w:p>
-      <w:pPr>
-        <w:pStyle w:val="Heading3"/>
-      </w:pPr>
-      <w:r>
-        <w:t>A teammate claims the model learned its own image features and that choosing the best score on the final test would improve the experiment. Correct both claims and name the evidence needed in the final report.</w:t>
-      </w:r>
-    </w:p>
-    <w:p>
-      <w:r>
-        <w:t>________________________________________________________________</w:t>
-      </w:r>
-    </w:p>
-    <w:p>
-      <w:r>
-        <w:t>________________________________________________________________</w:t>
-      </w:r>
-    </w:p>
-    <w:p>
-      <w:r>
-        <w:t>________________________________________________________________</w:t>
-      </w:r>
-    </w:p>
-    <w:p>
-      <w:r>
-        <w:t>________________________________________________________________</w:t>
-      </w:r>
-    </w:p>
-    <w:p>
-      <w:pPr>
-        <w:spacing w:line="336" w:lineRule="auto" w:after="180"/>
-      </w:pPr>
-      <w:r>
-        <w:rPr>
-          <w:b w:val="0"/>
-        </w:rPr>
-        <w:t xml:space="preserve">Report the fixed and trained components separately, selected </w:t>
-      </w:r>
-      <w:r>
-        <w:rPr>
-          <w:b/>
-        </w:rPr>
-        <w:t>checkpoint</w:t>
-      </w:r>
-      <w:r>
-        <w:rPr>
-          <w:b w:val="0"/>
-        </w:rPr>
-        <w:t xml:space="preserve">, per-case final </w:t>
+        <w:t xml:space="preserve"> or assumption and justify your </w:t>
       </w:r>
       <w:r>
         <w:rPr>
@@ -3364,40 +4823,258 @@
         <w:rPr>
           <w:b w:val="0"/>
         </w:rPr>
-        <w:t xml:space="preserve">s, </w:t>
+        <w:t>.</w:t>
+      </w:r>
+    </w:p>
+    <w:p>
+      <w:pPr>
+        <w:spacing w:line="336" w:lineRule="auto" w:after="180"/>
+      </w:pPr>
+      <w:r>
+        <w:rPr>
+          <w:b w:val="0"/>
+        </w:rPr>
+        <w:t xml:space="preserve">Save your workbook </w:t>
       </w:r>
       <w:r>
         <w:rPr>
           <w:b/>
         </w:rPr>
-        <w:t>baseline</w:t>
+        <w:t>evidence</w:t>
       </w:r>
       <w:r>
         <w:rPr>
           <w:b w:val="0"/>
         </w:rPr>
-        <w:t xml:space="preserve"> results and limitations.</w:t>
-      </w:r>
-    </w:p>
-    <w:p>
-      <w:pPr>
-        <w:spacing w:line="336" w:lineRule="auto" w:after="180"/>
-      </w:pPr>
-      <w:r>
-        <w:rPr>
-          <w:b w:val="0"/>
-        </w:rPr>
-        <w:t>If a final case fails, preserve that failure and design a new experiment with new reserved evaluation data. Next week examines augmentation and leakage between related images.</w:t>
-      </w:r>
-    </w:p>
-    <w:p>
-      <w:pPr>
-        <w:spacing w:line="336" w:lineRule="auto" w:after="180"/>
-      </w:pPr>
-      <w:r>
-        <w:rPr>
-          <w:b w:val="0"/>
-        </w:rPr>
+        <w:t>. At the next review, try a different case before opening your old answer.</w:t>
+      </w:r>
+    </w:p>
+    <w:p>
+      <w:pPr>
+        <w:pStyle w:val="Heading1"/>
+      </w:pPr>
+      <w:r>
+        <w:t>Reference bank and extra practice</w:t>
+      </w:r>
+    </w:p>
+    <w:p>
+      <w:pPr>
+        <w:pStyle w:val="Heading1"/>
+      </w:pPr>
+      <w:r>
+        <w:t>05. Reference · Use the mathematical words precisely</w:t>
+      </w:r>
+    </w:p>
+    <w:p>
+      <w:r>
+        <w:t>Connect each term to a value or step in the current example.</w:t>
+      </w:r>
+    </w:p>
+    <w:p>
+      <w:pPr>
+        <w:pStyle w:val="Heading2"/>
+      </w:pPr>
+      <w:r>
+        <w:t>Vocabulary and your explanation</w:t>
+      </w:r>
+    </w:p>
+    <w:tbl>
+      <w:tblPr>
+        <w:tblStyle w:val="LightShading-Accent1"/>
+        <w:tblW w:type="auto" w:w="0"/>
+        <w:tblLook w:firstColumn="1" w:firstRow="1" w:lastColumn="0" w:lastRow="0" w:noHBand="0" w:noVBand="1" w:val="04A0"/>
+      </w:tblPr>
+      <w:tblGrid>
+        <w:gridCol w:w="5112"/>
+        <w:gridCol w:w="5112"/>
+      </w:tblGrid>
+      <w:tr>
+        <w:trPr>
+          <w:tblHeader/>
+        </w:trPr>
+        <w:tc>
+          <w:tcPr>
+            <w:tcW w:type="dxa" w:w="5112"/>
+          </w:tcPr>
+          <w:p>
+            <w:r>
+              <w:t>Word</w:t>
+            </w:r>
+          </w:p>
+        </w:tc>
+        <w:tc>
+          <w:tcPr>
+            <w:tcW w:type="dxa" w:w="5112"/>
+          </w:tcPr>
+          <w:p>
+            <w:r>
+              <w:t>Meaning</w:t>
+            </w:r>
+          </w:p>
+        </w:tc>
+      </w:tr>
+      <w:tr>
+        <w:tc>
+          <w:tcPr>
+            <w:tcW w:type="dxa" w:w="5112"/>
+          </w:tcPr>
+          <w:p>
+            <w:r>
+              <w:t>Frozen feature</w:t>
+            </w:r>
+          </w:p>
+        </w:tc>
+        <w:tc>
+          <w:tcPr>
+            <w:tcW w:type="dxa" w:w="5112"/>
+          </w:tcPr>
+          <w:p>
+            <w:r>
+              <w:t>A feature computation whose parameters are kept unchanged during training</w:t>
+            </w:r>
+          </w:p>
+        </w:tc>
+      </w:tr>
+      <w:tr>
+        <w:tc>
+          <w:tcPr>
+            <w:tcW w:type="dxa" w:w="5112"/>
+          </w:tcPr>
+          <w:p>
+            <w:r>
+              <w:t>Checkpoint</w:t>
+            </w:r>
+          </w:p>
+        </w:tc>
+        <w:tc>
+          <w:tcPr>
+            <w:tcW w:type="dxa" w:w="5112"/>
+          </w:tcPr>
+          <w:p>
+            <w:r>
+              <w:t>Saved model parameters at a particular training stage</w:t>
+            </w:r>
+          </w:p>
+        </w:tc>
+      </w:tr>
+      <w:tr>
+        <w:tc>
+          <w:tcPr>
+            <w:tcW w:type="dxa" w:w="5112"/>
+          </w:tcPr>
+          <w:p>
+            <w:r>
+              <w:t>Selection metric</w:t>
+            </w:r>
+          </w:p>
+        </w:tc>
+        <w:tc>
+          <w:tcPr>
+            <w:tcW w:type="dxa" w:w="5112"/>
+          </w:tcPr>
+          <w:p>
+            <w:r>
+              <w:t>The quantity used under a declared rule to choose a model</w:t>
+            </w:r>
+          </w:p>
+        </w:tc>
+      </w:tr>
+      <w:tr>
+        <w:tc>
+          <w:tcPr>
+            <w:tcW w:type="dxa" w:w="5112"/>
+          </w:tcPr>
+          <w:p>
+            <w:r>
+              <w:t>Baseline</w:t>
+            </w:r>
+          </w:p>
+        </w:tc>
+        <w:tc>
+          <w:tcPr>
+            <w:tcW w:type="dxa" w:w="5112"/>
+          </w:tcPr>
+          <w:p>
+            <w:r>
+              <w:t>A simple comparison method evaluated on the same cases</w:t>
+            </w:r>
+          </w:p>
+        </w:tc>
+      </w:tr>
+    </w:tbl>
+    <w:p>
+      <w:pPr>
+        <w:pStyle w:val="Heading3"/>
+      </w:pPr>
+      <w:r>
+        <w:t>Use two terms to explain a step in this week’s example.</w:t>
+      </w:r>
+    </w:p>
+    <w:p>
+      <w:r>
+        <w:t>________________________________________________________________</w:t>
+      </w:r>
+    </w:p>
+    <w:p>
+      <w:r>
+        <w:t>________________________________________________________________</w:t>
+      </w:r>
+    </w:p>
+    <w:p>
+      <w:r>
+        <w:t>________________________________________________________________</w:t>
+      </w:r>
+    </w:p>
+    <w:p>
+      <w:pPr>
+        <w:pStyle w:val="Heading1"/>
+      </w:pPr>
+      <w:r>
+        <w:t>10. Extra challenge · Explain a stronger case</w:t>
+      </w:r>
+    </w:p>
+    <w:p>
+      <w:r>
+        <w:t>Choose the next challenge after the main route.</w:t>
+      </w:r>
+    </w:p>
+    <w:p>
+      <w:pPr>
+        <w:pStyle w:val="Heading2"/>
+      </w:pPr>
+      <w:r>
+        <w:t>Explain,repair and extend</w:t>
+      </w:r>
+    </w:p>
+    <w:p>
+      <w:pPr>
+        <w:pStyle w:val="Heading3"/>
+      </w:pPr>
+      <w:r>
+        <w:t>Explain → apply → challenge</w:t>
+      </w:r>
+    </w:p>
+    <w:p>
+      <w:pPr>
+        <w:pStyle w:val="ListBullet"/>
+      </w:pPr>
+      <w:r>
+        <w:t>For Train B, compute d, h1, h2 and the score at a = 0.45. Give the class prediction and squared error against its signed target.</w:t>
+      </w:r>
+    </w:p>
+    <w:p>
+      <w:pPr>
+        <w:pStyle w:val="ListBullet"/>
+      </w:pPr>
+      <w:r>
+        <w:t>Select among the three saved lesson checkpoints using validation MSE, with earliest update breaking a tie. Is selecting by training accuracy the same declared procedure?</w:t>
+      </w:r>
+    </w:p>
+    <w:p>
+      <w:pPr>
+        <w:pStyle w:val="ListBullet"/>
+      </w:pPr>
+      <w:r>
         <w:t>After inspecting the final cases, a team changes the decision threshold and reports the best result as an unseen test score. Explain the problem and list two things the original report should preserve.</w:t>
       </w:r>
     </w:p>
@@ -3406,6 +5083,112 @@
         <w:pStyle w:val="Heading3"/>
       </w:pPr>
       <w:r>
+        <w:t>Explain which evidence supports your conclusion and which claim remains unproved.</w:t>
+      </w:r>
+    </w:p>
+    <w:p>
+      <w:r>
+        <w:t>________________________________________________________________</w:t>
+      </w:r>
+    </w:p>
+    <w:p>
+      <w:r>
+        <w:t>________________________________________________________________</w:t>
+      </w:r>
+    </w:p>
+    <w:p>
+      <w:r>
+        <w:t>________________________________________________________________</w:t>
+      </w:r>
+    </w:p>
+    <w:p>
+      <w:r>
+        <w:t>________________________________________________________________</w:t>
+      </w:r>
+    </w:p>
+    <w:p>
+      <w:r>
+        <w:t>________________________________________________________________</w:t>
+      </w:r>
+    </w:p>
+    <w:p>
+      <w:pPr>
+        <w:pStyle w:val="Heading1"/>
+      </w:pPr>
+      <w:r>
+        <w:t>12. Reference · Check the representation and its limits</w:t>
+      </w:r>
+    </w:p>
+    <w:p>
+      <w:r>
+        <w:t>Use after practice;reserve the new independent signed-target checkpoint-selection case for the first individual attempt.</w:t>
+      </w:r>
+    </w:p>
+    <w:p>
+      <w:pPr>
+        <w:pStyle w:val="Heading2"/>
+      </w:pPr>
+      <w:r>
+        <w:t>Current explanation and response</w:t>
+      </w:r>
+    </w:p>
+    <w:p>
+      <w:pPr>
+        <w:pStyle w:val="ListBullet"/>
+      </w:pPr>
+      <w:r>
+        <w:t>Training adjusted one weight in a model with hand-chosen features. It did not discover the left-versus-right kernel. The arithmetic rule itself would solve the declared task exactly; the trained model helps us study fitting and evaluation, not demonstrate that learning is necessary here.</w:t>
+      </w:r>
+    </w:p>
+    <w:p>
+      <w:pPr>
+        <w:pStyle w:val="Heading3"/>
+      </w:pPr>
+      <w:r>
+        <w:t>A teammate claims the model learned its own image features and that choosing the best score on the final test would improve the experiment. Correct both claims and name the evidence needed in the final report.</w:t>
+      </w:r>
+    </w:p>
+    <w:p>
+      <w:r>
+        <w:t>________________________________________________________________</w:t>
+      </w:r>
+    </w:p>
+    <w:p>
+      <w:r>
+        <w:t>________________________________________________________________</w:t>
+      </w:r>
+    </w:p>
+    <w:p>
+      <w:r>
+        <w:t>________________________________________________________________</w:t>
+      </w:r>
+    </w:p>
+    <w:p>
+      <w:r>
+        <w:t>________________________________________________________________</w:t>
+      </w:r>
+    </w:p>
+    <w:p>
+      <w:pPr>
+        <w:pStyle w:val="ListBullet"/>
+      </w:pPr>
+      <w:r>
+        <w:t>Report the fixed and trained components separately, selected checkpoint, per-case final predictions, baseline results and limitations. If a final case fails, preserve that failure and design a new experiment with new reserved evaluation data. Next week examines augmentation and leakage between related images.</w:t>
+      </w:r>
+    </w:p>
+    <w:p>
+      <w:pPr>
+        <w:pStyle w:val="ListBullet"/>
+      </w:pPr>
+      <w:r>
+        <w:t>After inspecting the final cases, a team changes the decision threshold and reports the best result as an unseen test score. Explain the problem and list two things the original report should preserve.</w:t>
+      </w:r>
+    </w:p>
+    <w:p>
+      <w:pPr>
+        <w:pStyle w:val="Heading3"/>
+      </w:pPr>
+      <w:r>
         <w:t>My limited claim and a useful next check</w:t>
       </w:r>
     </w:p>
@@ -3434,12 +5217,20 @@
         <w:pStyle w:val="Heading1"/>
       </w:pPr>
       <w:r>
-        <w:t>13. Study a complete case</w:t>
-      </w:r>
-    </w:p>
-    <w:p>
-      <w:r>
-        <w:t>Revisit the complete Training a small image model case for supported practice. Repeated examples do not become fresh assessments.</w:t>
+        <w:t>13. Extra practice · Revisit the complete trace</w:t>
+      </w:r>
+    </w:p>
+    <w:p>
+      <w:r>
+        <w:t>Predict before reading the supplied steps.</w:t>
+      </w:r>
+    </w:p>
+    <w:p>
+      <w:pPr>
+        <w:pStyle w:val="Heading2"/>
+      </w:pPr>
+      <w:r>
+        <w:t>Complete trace and evidence</w:t>
       </w:r>
     </w:p>
     <w:p>
@@ -3672,252 +5463,20 @@
         <w:pStyle w:val="Heading1"/>
       </w:pPr>
       <w:r>
-        <w:t>14. Try a new case independently</w:t>
-      </w:r>
-    </w:p>
-    <w:p>
-      <w:r>
-        <w:t>Attempt the reserved new case before feedback. Record support; the earlier examples below remain additional practice.</w:t>
-      </w:r>
-    </w:p>
-    <w:p>
-      <w:pPr>
-        <w:pStyle w:val="Heading3"/>
-      </w:pPr>
-      <w:r>
-        <w:t>Independent case: Choose a checkpoint independently</w:t>
-      </w:r>
-    </w:p>
-    <w:p>
-      <w:pPr>
-        <w:spacing w:line="336" w:lineRule="auto" w:after="180"/>
-      </w:pPr>
-      <w:r>
-        <w:rPr>
-          <w:b w:val="0"/>
-        </w:rPr>
-        <w:t xml:space="preserve">A separate model scores bd. Its </w:t>
-      </w:r>
-      <w:r>
-        <w:rPr>
-          <w:b/>
-        </w:rPr>
-        <w:t>training</w:t>
-      </w:r>
-      <w:r>
-        <w:rPr>
-          <w:b w:val="0"/>
-        </w:rPr>
-        <w:t xml:space="preserve"> examples have d = 1 and -1 with signed targets 1 and -1. Start b = 0; gradient is 2(b - 1), rate 0.25 and budget two updates. Validation differences are 2 and -2 with targets 1 and -1.</w:t>
-      </w:r>
-    </w:p>
-    <w:p>
-      <w:pPr>
-        <w:spacing w:line="336" w:lineRule="auto" w:after="180"/>
-      </w:pPr>
-      <w:r>
-        <w:rPr>
-          <w:b w:val="0"/>
-        </w:rPr>
-        <w:t>Calculate all three weights and their validation MSEs, then select by lowest validation MSE.</w:t>
-      </w:r>
-    </w:p>
-    <w:p>
-      <w:pPr>
-        <w:pStyle w:val="Heading3"/>
-      </w:pPr>
-      <w:r>
-        <w:t>My independent explanation, trace and limits</w:t>
-      </w:r>
-    </w:p>
-    <w:p>
-      <w:r>
-        <w:t>________________________________________________________________</w:t>
-      </w:r>
-    </w:p>
-    <w:p>
-      <w:r>
-        <w:t>________________________________________________________________</w:t>
-      </w:r>
-    </w:p>
-    <w:p>
-      <w:r>
-        <w:t>________________________________________________________________</w:t>
-      </w:r>
-    </w:p>
-    <w:p>
-      <w:r>
-        <w:t>________________________________________________________________</w:t>
-      </w:r>
-    </w:p>
-    <w:p>
-      <w:r>
-        <w:t>________________________________________________________________</w:t>
-      </w:r>
-    </w:p>
-    <w:p>
-      <w:r>
-        <w:t>________________________________________________________________</w:t>
-      </w:r>
-    </w:p>
-    <w:p>
-      <w:r>
-        <w:t>________________________________________________________________</w:t>
-      </w:r>
-    </w:p>
-    <w:p>
-      <w:pPr>
-        <w:spacing w:line="336" w:lineRule="auto" w:after="180"/>
-      </w:pPr>
-      <w:r>
-        <w:rPr>
-          <w:b w:val="0"/>
-        </w:rPr>
-        <w:t>Attempt this case before feedback. Record any help. Earlier examples below are further practice; a case already practised with feedback cannot establish fresh transfer.</w:t>
-      </w:r>
-    </w:p>
-    <w:p>
-      <w:pPr>
-        <w:pStyle w:val="Heading3"/>
-      </w:pPr>
-      <w:r>
-        <w:t>Attempt this without hints</w:t>
-      </w:r>
-    </w:p>
-    <w:p>
-      <w:pPr>
-        <w:spacing w:line="336" w:lineRule="auto" w:after="180"/>
-      </w:pPr>
-      <w:r>
-        <w:rPr>
-          <w:b w:val="0"/>
-        </w:rPr>
-        <w:t xml:space="preserve">A separate model scores bd. Its </w:t>
-      </w:r>
-      <w:r>
-        <w:rPr>
-          <w:b/>
-        </w:rPr>
-        <w:t>training</w:t>
-      </w:r>
-      <w:r>
-        <w:rPr>
-          <w:b w:val="0"/>
-        </w:rPr>
-        <w:t xml:space="preserve"> examples have d = 1 and -1 with signed targets 1 and -1. Start b = 0; gradient is 2(b - 1), rate 0.25 and budget two updates. Validation differences are 2 and -2 with targets 1 and -1.</w:t>
-      </w:r>
-    </w:p>
-    <w:p>
-      <w:pPr>
-        <w:spacing w:line="336" w:lineRule="auto" w:after="180"/>
-      </w:pPr>
-      <w:r>
-        <w:rPr>
-          <w:b w:val="0"/>
-        </w:rPr>
-        <w:t>Calculate all three weights and their validation MSEs, then select by lowest validation MSE.</w:t>
-      </w:r>
-    </w:p>
-    <w:p>
-      <w:pPr>
-        <w:pStyle w:val="Heading3"/>
-      </w:pPr>
-      <w:r>
-        <w:t>My independent procedure, result and limitation</w:t>
-      </w:r>
-    </w:p>
-    <w:p>
-      <w:r>
-        <w:t>________________________________________________________________</w:t>
-      </w:r>
-    </w:p>
-    <w:p>
-      <w:r>
-        <w:t>________________________________________________________________</w:t>
-      </w:r>
-    </w:p>
-    <w:p>
-      <w:r>
-        <w:t>________________________________________________________________</w:t>
-      </w:r>
-    </w:p>
-    <w:p>
-      <w:r>
-        <w:t>________________________________________________________________</w:t>
-      </w:r>
-    </w:p>
-    <w:p>
-      <w:r>
-        <w:t>________________________________________________________________</w:t>
-      </w:r>
-    </w:p>
-    <w:p>
-      <w:r>
-        <w:t>________________________________________________________________</w:t>
-      </w:r>
-    </w:p>
-    <w:p>
-      <w:r>
-        <w:t>________________________________________________________________</w:t>
-      </w:r>
-    </w:p>
-    <w:p>
-      <w:r>
-        <w:t>________________________________________________________________</w:t>
-      </w:r>
-    </w:p>
-    <w:p>
-      <w:pPr>
-        <w:spacing w:line="336" w:lineRule="auto" w:after="180"/>
-      </w:pPr>
-      <w:r>
-        <w:rPr>
-          <w:b w:val="0"/>
-        </w:rPr>
-        <w:t>Record support used: none, hint or teacher explanation. After feedback, a different case is needed to demonstrate independence.</w:t>
-      </w:r>
-    </w:p>
-    <w:p>
-      <w:pPr>
-        <w:pStyle w:val="Heading3"/>
-      </w:pPr>
-      <w:r>
-        <w:t>Use feedback to improve</w:t>
-      </w:r>
-    </w:p>
-    <w:p>
-      <w:pPr>
-        <w:spacing w:line="336" w:lineRule="auto" w:after="180"/>
-      </w:pPr>
-      <w:r>
-        <w:rPr>
-          <w:b w:val="0"/>
-        </w:rPr>
-        <w:t>Attempt the independent case before hints. Record whether you worked alone, used a hint or followed a model. After feedback, fix the first unsupported step and explain why it changed.</w:t>
-      </w:r>
-    </w:p>
-    <w:p>
-      <w:pPr>
-        <w:spacing w:line="336" w:lineRule="auto" w:after="180"/>
-      </w:pPr>
-      <w:r>
-        <w:rPr>
-          <w:b w:val="0"/>
-        </w:rPr>
-        <w:t>A later check uses a changed case, not a copied answer.</w:t>
-      </w:r>
-    </w:p>
-    <w:p>
-      <w:pPr>
-        <w:pStyle w:val="Heading1"/>
-      </w:pPr>
-      <w:r>
-        <w:t>15. Your lesson route</w:t>
-      </w:r>
-    </w:p>
-    <w:p>
-      <w:r>
-        <w:t>Use this map to navigate Training a small image model, connect the goals to tasks and keep one evidence record for each attempt.</w:t>
+        <w:t>15. Reference · The earlier route checklist</w:t>
+      </w:r>
+    </w:p>
+    <w:p>
+      <w:r>
+        <w:t>Use one main route rather than repeating the lesson.</w:t>
+      </w:r>
+    </w:p>
+    <w:p>
+      <w:pPr>
+        <w:pStyle w:val="Heading2"/>
+      </w:pPr>
+      <w:r>
+        <w:t>Targets,route and first prediction</w:t>
       </w:r>
     </w:p>
     <w:p>
@@ -4096,12 +5655,117 @@
         <w:pStyle w:val="Heading1"/>
       </w:pPr>
       <w:r>
-        <w:t>16. Finish and return</w:t>
-      </w:r>
-    </w:p>
-    <w:p>
-      <w:r>
-        <w:t>Explain Training a small image model without notes, identify a remaining question and plan a later check with a changed case.</w:t>
+        <w:t>17. Extra practice · Predict,check and repair</w:t>
+      </w:r>
+    </w:p>
+    <w:p>
+      <w:r>
+        <w:t>Keep supported feedback separate from the independent case.</w:t>
+      </w:r>
+    </w:p>
+    <w:p>
+      <w:pPr>
+        <w:pStyle w:val="Heading2"/>
+      </w:pPr>
+      <w:r>
+        <w:t>First supported question and optional hint</w:t>
+      </w:r>
+    </w:p>
+    <w:p>
+      <w:pPr>
+        <w:pStyle w:val="ListBullet"/>
+      </w:pPr>
+      <w:r>
+        <w:t>Train one tiny image score with a fixed budget and a separately reserved check.</w:t>
+      </w:r>
+    </w:p>
+    <w:p>
+      <w:pPr>
+        <w:pStyle w:val="Heading3"/>
+      </w:pPr>
+      <w:r>
+        <w:t>Practice 1: explain the deciding evidence</w:t>
+      </w:r>
+    </w:p>
+    <w:p>
+      <w:pPr>
+        <w:pStyle w:val="ListBullet"/>
+      </w:pPr>
+      <w:r>
+        <w:t>Which labelled step matches this detail? At reserved d1, target 1: prediction 0.75, squared error 0.0625.</w:t>
+      </w:r>
+    </w:p>
+    <w:p>
+      <w:pPr>
+        <w:pStyle w:val="ListBullet"/>
+      </w:pPr>
+      <w:r>
+        <w:t>1. Validation score</w:t>
+      </w:r>
+    </w:p>
+    <w:p>
+      <w:pPr>
+        <w:pStyle w:val="ListBullet"/>
+      </w:pPr>
+      <w:r>
+        <w:t>2. First update</w:t>
+      </w:r>
+    </w:p>
+    <w:p>
+      <w:pPr>
+        <w:pStyle w:val="ListBullet"/>
+      </w:pPr>
+      <w:r>
+        <w:t>3. Second update</w:t>
+      </w:r>
+    </w:p>
+    <w:p>
+      <w:pPr>
+        <w:pStyle w:val="Heading3"/>
+      </w:pPr>
+      <w:r>
+        <w:t>My selected conclusion, deciding fact and explanation</w:t>
+      </w:r>
+    </w:p>
+    <w:p>
+      <w:r>
+        <w:t>________________________________________________________________</w:t>
+      </w:r>
+    </w:p>
+    <w:p>
+      <w:r>
+        <w:t>________________________________________________________________</w:t>
+      </w:r>
+    </w:p>
+    <w:p>
+      <w:r>
+        <w:t>________________________________________________________________</w:t>
+      </w:r>
+    </w:p>
+    <w:p>
+      <w:r>
+        <w:t>________________________________________________________________</w:t>
+      </w:r>
+    </w:p>
+    <w:p>
+      <w:r>
+        <w:t>________________________________________________________________</w:t>
+      </w:r>
+    </w:p>
+    <w:p>
+      <w:pPr>
+        <w:pStyle w:val="ListBullet"/>
+      </w:pPr>
+      <w:r>
+        <w:t>Hint if needed: Read the steps in the pictorial case. Match the supplied detail to the stage that performs or records it.</w:t>
+      </w:r>
+    </w:p>
+    <w:p>
+      <w:pPr>
+        <w:pStyle w:val="Heading2"/>
+      </w:pPr>
+      <w:r>
+        <w:t>Check after the first attempt · reference / check after trying</w:t>
       </w:r>
     </w:p>
     <w:p>
@@ -4112,51 +5776,390 @@
         <w:rPr>
           <w:b w:val="0"/>
         </w:rPr>
-        <w:t>Close your notes. Explain this goal in your own words: Trace a complete image model with fixed features and one trained weight</w:t>
-      </w:r>
-    </w:p>
-    <w:p>
-      <w:pPr>
-        <w:pStyle w:val="Heading3"/>
-      </w:pPr>
-      <w:r>
-        <w:t>My deciding step, evidence and one remaining question</w:t>
-      </w:r>
-    </w:p>
-    <w:p>
-      <w:r>
-        <w:t>________________________________________________________________</w:t>
-      </w:r>
-    </w:p>
-    <w:p>
-      <w:r>
-        <w:t>________________________________________________________________</w:t>
-      </w:r>
-    </w:p>
-    <w:p>
-      <w:r>
-        <w:t>________________________________________________________________</w:t>
-      </w:r>
-    </w:p>
-    <w:p>
-      <w:r>
-        <w:t>________________________________________________________________</w:t>
-      </w:r>
-    </w:p>
-    <w:p>
-      <w:r>
-        <w:t>________________________________________________________________</w:t>
-      </w:r>
-    </w:p>
-    <w:p>
-      <w:pPr>
-        <w:spacing w:line="336" w:lineRule="auto" w:after="180"/>
-      </w:pPr>
+        <w:t xml:space="preserve">After your attempt, compare with the supported explanation: Validation score At reserved d1, target 1: </w:t>
+      </w:r>
+      <w:r>
+        <w:rPr>
+          <w:b/>
+        </w:rPr>
+        <w:t>prediction</w:t>
+      </w:r>
       <w:r>
         <w:rPr>
           <w:b w:val="0"/>
         </w:rPr>
-        <w:t xml:space="preserve">If you are unsure, return to the worked picture and explain one arrow. If you are ready, change an </w:t>
+        <w:t xml:space="preserve"> 0.75, squared error 0.0625.</w:t>
+      </w:r>
+    </w:p>
+    <w:p>
+      <w:pPr>
+        <w:spacing w:line="336" w:lineRule="auto" w:after="180"/>
+      </w:pPr>
+      <w:r>
+        <w:rPr>
+          <w:b w:val="0"/>
+        </w:rPr>
+        <w:t xml:space="preserve">The image feature is a brightness difference, and </w:t>
+      </w:r>
+      <w:r>
+        <w:rPr>
+          <w:b/>
+        </w:rPr>
+        <w:t>training</w:t>
+      </w:r>
+      <w:r>
+        <w:rPr>
+          <w:b w:val="0"/>
+        </w:rPr>
+        <w:t xml:space="preserve"> adjusts one </w:t>
+      </w:r>
+      <w:r>
+        <w:rPr>
+          <w:b/>
+        </w:rPr>
+        <w:t>output</w:t>
+      </w:r>
+      <w:r>
+        <w:rPr>
+          <w:b w:val="0"/>
+        </w:rPr>
+        <w:t xml:space="preserve"> weight multiplying it. Each gradient is computed using the current </w:t>
+      </w:r>
+      <w:r>
+        <w:rPr>
+          <w:b/>
+        </w:rPr>
+        <w:t>prediction</w:t>
+      </w:r>
+      <w:r>
+        <w:rPr>
+          <w:b w:val="0"/>
+        </w:rPr>
+        <w:t xml:space="preserve"> before the next update.</w:t>
+      </w:r>
+    </w:p>
+    <w:p>
+      <w:pPr>
+        <w:spacing w:line="336" w:lineRule="auto" w:after="180"/>
+      </w:pPr>
+      <w:r>
+        <w:rPr>
+          <w:b w:val="0"/>
+        </w:rPr>
+        <w:t xml:space="preserve">In this example, the rate halves the distance to the </w:t>
+      </w:r>
+      <w:r>
+        <w:rPr>
+          <w:b/>
+        </w:rPr>
+        <w:t>training</w:t>
+      </w:r>
+      <w:r>
+        <w:rPr>
+          <w:b w:val="0"/>
+        </w:rPr>
+        <w:t xml:space="preserve"> optimum each time. More updates reduce this </w:t>
+      </w:r>
+      <w:r>
+        <w:rPr>
+          <w:b/>
+        </w:rPr>
+        <w:t>training</w:t>
+      </w:r>
+      <w:r>
+        <w:rPr>
+          <w:b w:val="0"/>
+        </w:rPr>
+        <w:t xml:space="preserve"> loss, but choosing a budget still requires separate validation </w:t>
+      </w:r>
+      <w:r>
+        <w:rPr>
+          <w:b/>
+        </w:rPr>
+        <w:t>evidence</w:t>
+      </w:r>
+      <w:r>
+        <w:rPr>
+          <w:b w:val="0"/>
+        </w:rPr>
+        <w:t>.</w:t>
+      </w:r>
+    </w:p>
+    <w:p>
+      <w:pPr>
+        <w:pStyle w:val="Heading2"/>
+      </w:pPr>
+      <w:r>
+        <w:t>Changed-case question and optional hint</w:t>
+      </w:r>
+    </w:p>
+    <w:p>
+      <w:pPr>
+        <w:pStyle w:val="Heading3"/>
+      </w:pPr>
+      <w:r>
+        <w:t>Practice 2: explain the deciding evidence</w:t>
+      </w:r>
+    </w:p>
+    <w:p>
+      <w:pPr>
+        <w:pStyle w:val="ListBullet"/>
+      </w:pPr>
+      <w:r>
+        <w:t>Changed-case practice: Double the two-update budget while keeping the same training rule. Which conclusion is supported by the supplied facts?</w:t>
+      </w:r>
+    </w:p>
+    <w:p>
+      <w:pPr>
+        <w:pStyle w:val="ListBullet"/>
+      </w:pPr>
+      <w:r>
+        <w:t>1. We can decide the result without examining the changed input or the procedure.</w:t>
+      </w:r>
+    </w:p>
+    <w:p>
+      <w:pPr>
+        <w:pStyle w:val="ListBullet"/>
+      </w:pPr>
+      <w:r>
+        <w:t>2. This one example guarantees correct results for every future input.</w:t>
+      </w:r>
+    </w:p>
+    <w:p>
+      <w:pPr>
+        <w:pStyle w:val="ListBullet"/>
+      </w:pPr>
+      <w:r>
+        <w:t>3. Next a values 0.875 and 0.9375; training loss falls to 0.015625.</w:t>
+      </w:r>
+    </w:p>
+    <w:p>
+      <w:pPr>
+        <w:pStyle w:val="Heading3"/>
+      </w:pPr>
+      <w:r>
+        <w:t>My selected conclusion, deciding fact and explanation</w:t>
+      </w:r>
+    </w:p>
+    <w:p>
+      <w:r>
+        <w:t>________________________________________________________________</w:t>
+      </w:r>
+    </w:p>
+    <w:p>
+      <w:r>
+        <w:t>________________________________________________________________</w:t>
+      </w:r>
+    </w:p>
+    <w:p>
+      <w:r>
+        <w:t>________________________________________________________________</w:t>
+      </w:r>
+    </w:p>
+    <w:p>
+      <w:r>
+        <w:t>________________________________________________________________</w:t>
+      </w:r>
+    </w:p>
+    <w:p>
+      <w:r>
+        <w:t>________________________________________________________________</w:t>
+      </w:r>
+    </w:p>
+    <w:p>
+      <w:pPr>
+        <w:pStyle w:val="ListBullet"/>
+      </w:pPr>
+      <w:r>
+        <w:t>Hint if needed: Use the changed condition and the deciding step in the pictorial trace. The answer must say what follows from those facts.</w:t>
+      </w:r>
+    </w:p>
+    <w:p>
+      <w:pPr>
+        <w:pStyle w:val="Heading2"/>
+      </w:pPr>
+      <w:r>
+        <w:t>Check after the changed attempt · reference / check after trying</w:t>
+      </w:r>
+    </w:p>
+    <w:p>
+      <w:pPr>
+        <w:spacing w:line="336" w:lineRule="auto" w:after="180"/>
+      </w:pPr>
+      <w:r>
+        <w:rPr>
+          <w:b w:val="0"/>
+        </w:rPr>
+        <w:t xml:space="preserve">After your attempt, compare with the supported explanation: Next a values 0.875 and 0.9375; </w:t>
+      </w:r>
+      <w:r>
+        <w:rPr>
+          <w:b/>
+        </w:rPr>
+        <w:t>training</w:t>
+      </w:r>
+      <w:r>
+        <w:rPr>
+          <w:b w:val="0"/>
+        </w:rPr>
+        <w:t xml:space="preserve"> loss falls to 0.015625. Each update halves the distance to the </w:t>
+      </w:r>
+      <w:r>
+        <w:rPr>
+          <w:b/>
+        </w:rPr>
+        <w:t>training</w:t>
+      </w:r>
+      <w:r>
+        <w:rPr>
+          <w:b w:val="0"/>
+        </w:rPr>
+        <w:t xml:space="preserve"> optimum 1 in this toy system.</w:t>
+      </w:r>
+    </w:p>
+    <w:p>
+      <w:pPr>
+        <w:pStyle w:val="Heading2"/>
+      </w:pPr>
+      <w:r>
+        <w:t>Repair and retain the record</w:t>
+      </w:r>
+    </w:p>
+    <w:p>
+      <w:pPr>
+        <w:spacing w:line="336" w:lineRule="auto" w:after="180"/>
+      </w:pPr>
+      <w:r>
+        <w:rPr>
+          <w:b w:val="0"/>
+        </w:rPr>
+        <w:t>Review Pooling and spatial information (ai-5/22). Goal: Compute max and mean pooling under an explicit window rule. Short practice: Can the max map reveal where the 4 originally appeared?</w:t>
+      </w:r>
+    </w:p>
+    <w:p>
+      <w:pPr>
+        <w:spacing w:line="336" w:lineRule="auto" w:after="180"/>
+      </w:pPr>
+      <w:r>
+        <w:rPr>
+          <w:b w:val="0"/>
+        </w:rPr>
+        <w:t xml:space="preserve">Point to the relevant step in the picture, then write the changed result and the rule or </w:t>
+      </w:r>
+      <w:r>
+        <w:rPr>
+          <w:b/>
+        </w:rPr>
+        <w:t>evidence</w:t>
+      </w:r>
+      <w:r>
+        <w:rPr>
+          <w:b w:val="0"/>
+        </w:rPr>
+        <w:t xml:space="preserve"> that supports it.. Return to this week and explain what you changed.</w:t>
+      </w:r>
+    </w:p>
+    <w:p>
+      <w:pPr>
+        <w:spacing w:line="336" w:lineRule="auto" w:after="180"/>
+      </w:pPr>
+      <w:r>
+        <w:rPr>
+          <w:b w:val="0"/>
+        </w:rPr>
+        <w:t>Review Image tensors and channels (ai-5/20). Goal: Read a pixel using declared row column and channel axes. Short practice: Where is the bottom green pixel in the first batched image?</w:t>
+      </w:r>
+    </w:p>
+    <w:p>
+      <w:pPr>
+        <w:spacing w:line="336" w:lineRule="auto" w:after="180"/>
+      </w:pPr>
+      <w:r>
+        <w:rPr>
+          <w:b w:val="0"/>
+        </w:rPr>
+        <w:t xml:space="preserve">Point to the relevant step in the picture, then write the changed result and the rule or </w:t>
+      </w:r>
+      <w:r>
+        <w:rPr>
+          <w:b/>
+        </w:rPr>
+        <w:t>evidence</w:t>
+      </w:r>
+      <w:r>
+        <w:rPr>
+          <w:b w:val="0"/>
+        </w:rPr>
+        <w:t xml:space="preserve"> that supports it.. Return to this week and explain what you changed.</w:t>
+      </w:r>
+    </w:p>
+    <w:p>
+      <w:pPr>
+        <w:spacing w:line="336" w:lineRule="auto" w:after="180"/>
+      </w:pPr>
+      <w:r>
+        <w:rPr>
+          <w:b w:val="0"/>
+        </w:rPr>
+        <w:t xml:space="preserve">Review Initialisation and reproducibility (ai-5/17). Goal: Trace how starting values affect a fixed </w:t>
+      </w:r>
+      <w:r>
+        <w:rPr>
+          <w:b/>
+        </w:rPr>
+        <w:t>training</w:t>
+      </w:r>
+      <w:r>
+        <w:rPr>
+          <w:b w:val="0"/>
+        </w:rPr>
+        <w:t xml:space="preserve"> budget. Short practice: Does the matching final loss mean the parameter values are equal?</w:t>
+      </w:r>
+    </w:p>
+    <w:p>
+      <w:pPr>
+        <w:spacing w:line="336" w:lineRule="auto" w:after="180"/>
+      </w:pPr>
+      <w:r>
+        <w:rPr>
+          <w:b w:val="0"/>
+        </w:rPr>
+        <w:t xml:space="preserve">Point to the relevant step in the picture, then write the changed result and the rule or </w:t>
+      </w:r>
+      <w:r>
+        <w:rPr>
+          <w:b/>
+        </w:rPr>
+        <w:t>evidence</w:t>
+      </w:r>
+      <w:r>
+        <w:rPr>
+          <w:b w:val="0"/>
+        </w:rPr>
+        <w:t xml:space="preserve"> that supports it.. Return to this week and explain what you changed.</w:t>
+      </w:r>
+    </w:p>
+    <w:p>
+      <w:pPr>
+        <w:spacing w:line="336" w:lineRule="auto" w:after="180"/>
+      </w:pPr>
+      <w:r>
+        <w:rPr>
+          <w:b w:val="0"/>
+        </w:rPr>
+        <w:t xml:space="preserve">The browser lab lets you edit the supported Python examples already included in this lesson. Predict first, run, inspect the actual </w:t>
+      </w:r>
+      <w:r>
+        <w:rPr>
+          <w:b/>
+        </w:rPr>
+        <w:t>output</w:t>
+      </w:r>
+      <w:r>
+        <w:rPr>
+          <w:b w:val="0"/>
+        </w:rPr>
+        <w:t xml:space="preserve"> or error, change one </w:t>
       </w:r>
       <w:r>
         <w:rPr>
@@ -4168,7 +6171,18 @@
         <w:rPr>
           <w:b w:val="0"/>
         </w:rPr>
-        <w:t xml:space="preserve"> or assumption and justify your </w:t>
+        <w:t>, then run again.</w:t>
+      </w:r>
+    </w:p>
+    <w:p>
+      <w:pPr>
+        <w:spacing w:line="336" w:lineRule="auto" w:after="180"/>
+      </w:pPr>
+      <w:r>
+        <w:rPr>
+          <w:b w:val="0"/>
+        </w:rPr>
+        <w:t xml:space="preserve">Keep code, </w:t>
       </w:r>
       <w:r>
         <w:rPr>
@@ -4180,7 +6194,7 @@
         <w:rPr>
           <w:b w:val="0"/>
         </w:rPr>
-        <w:t>.</w:t>
+        <w:t>s, actual results and a reasoned revision together. On paper, label your result as a trace rather than an execution.</w:t>
       </w:r>
     </w:p>
     <w:p>
@@ -4191,7 +6205,7 @@
         <w:rPr>
           <w:b w:val="0"/>
         </w:rPr>
-        <w:t xml:space="preserve">Save your workbook </w:t>
+        <w:t xml:space="preserve">Use Download completed work in the hosted lesson to export your answers, reflections, practice feedback and code-run </w:t>
       </w:r>
       <w:r>
         <w:rPr>
@@ -4203,20 +6217,26 @@
         <w:rPr>
           <w:b w:val="0"/>
         </w:rPr>
-        <w:t>. At the next review, try a different case before opening your old answer.</w:t>
-      </w:r>
-    </w:p>
-    <w:p>
-      <w:pPr>
-        <w:pStyle w:val="Heading1"/>
-      </w:pPr>
-      <w:r>
-        <w:t>17. Supported practice, repair and portfolio</w:t>
-      </w:r>
-    </w:p>
-    <w:p>
-      <w:r>
-        <w:t>Attempt supported questions before using hints or feedback. Review a missing building block, then keep the completed work.</w:t>
+        <w:t>. Open the HTML copy to read or print it.</w:t>
+      </w:r>
+    </w:p>
+    <w:p>
+      <w:pPr>
+        <w:spacing w:line="336" w:lineRule="auto" w:after="180"/>
+      </w:pPr>
+      <w:r>
+        <w:rPr>
+          <w:b w:val="0"/>
+        </w:rPr>
+        <w:t>Drafts stay in this browser when storage is available; clear drafts on a shared device.</w:t>
+      </w:r>
+    </w:p>
+    <w:p>
+      <w:pPr>
+        <w:pStyle w:val="Heading2"/>
+      </w:pPr>
+      <w:r>
+        <w:t>Earlier wording, alternatives and picture transcripts · reference / check after trying</w:t>
       </w:r>
     </w:p>
     <w:p>
@@ -4232,80 +6252,10 @@
     </w:p>
     <w:p>
       <w:pPr>
-        <w:spacing w:line="336" w:lineRule="auto" w:after="180"/>
-      </w:pPr>
-      <w:r>
-        <w:rPr>
-          <w:b w:val="0"/>
-        </w:rPr>
-        <w:t>Train one tiny image score with a fixed budget and a separately reserved check.</w:t>
-      </w:r>
-    </w:p>
-    <w:p>
-      <w:pPr>
         <w:pStyle w:val="Heading3"/>
       </w:pPr>
       <w:r>
-        <w:t>Practice 1: explain the deciding evidence</w:t>
-      </w:r>
-    </w:p>
-    <w:p>
-      <w:pPr>
-        <w:spacing w:line="336" w:lineRule="auto" w:after="180"/>
-      </w:pPr>
-      <w:r>
-        <w:rPr>
-          <w:b w:val="0"/>
-        </w:rPr>
-        <w:t xml:space="preserve">Which labelled step matches this detail? At reserved d1, target 1: </w:t>
-      </w:r>
-      <w:r>
-        <w:rPr>
-          <w:b/>
-        </w:rPr>
-        <w:t>prediction</w:t>
-      </w:r>
-      <w:r>
-        <w:rPr>
-          <w:b w:val="0"/>
-        </w:rPr>
-        <w:t xml:space="preserve"> 0.75, squared error 0.0625.</w:t>
-      </w:r>
-    </w:p>
-    <w:p>
-      <w:pPr>
-        <w:spacing w:line="336" w:lineRule="auto" w:after="180"/>
-        <w:shd w:fill="F4F9FC"/>
-      </w:pPr>
-      <w:r>
-        <w:rPr>
-          <w:b w:val="0"/>
-        </w:rPr>
-        <w:t>1. Validation score</w:t>
-      </w:r>
-    </w:p>
-    <w:p>
-      <w:pPr>
-        <w:spacing w:line="336" w:lineRule="auto" w:after="180"/>
-        <w:shd w:fill="F4F9FC"/>
-      </w:pPr>
-      <w:r>
-        <w:rPr>
-          <w:b w:val="0"/>
-        </w:rPr>
-        <w:t>2. First update</w:t>
-      </w:r>
-    </w:p>
-    <w:p>
-      <w:pPr>
-        <w:spacing w:line="336" w:lineRule="auto" w:after="180"/>
-        <w:shd w:fill="F4F9FC"/>
-      </w:pPr>
-      <w:r>
-        <w:rPr>
-          <w:b w:val="0"/>
-        </w:rPr>
-        <w:t>3. Second update</w:t>
+        <w:t>Repair a missing building block</w:t>
       </w:r>
     </w:p>
     <w:p>
@@ -4313,32 +6263,7 @@
         <w:pStyle w:val="Heading3"/>
       </w:pPr>
       <w:r>
-        <w:t>My selected conclusion, deciding fact and explanation</w:t>
-      </w:r>
-    </w:p>
-    <w:p>
-      <w:r>
-        <w:t>________________________________________________________________</w:t>
-      </w:r>
-    </w:p>
-    <w:p>
-      <w:r>
-        <w:t>________________________________________________________________</w:t>
-      </w:r>
-    </w:p>
-    <w:p>
-      <w:r>
-        <w:t>________________________________________________________________</w:t>
-      </w:r>
-    </w:p>
-    <w:p>
-      <w:r>
-        <w:t>________________________________________________________________</w:t>
-      </w:r>
-    </w:p>
-    <w:p>
-      <w:r>
-        <w:t>________________________________________________________________</w:t>
+        <w:t>Predict, run and debug</w:t>
       </w:r>
     </w:p>
     <w:p>
@@ -4346,604 +6271,25 @@
         <w:pStyle w:val="Heading3"/>
       </w:pPr>
       <w:r>
-        <w:t>Hint · try first</w:t>
-      </w:r>
-    </w:p>
-    <w:p>
-      <w:pPr>
-        <w:spacing w:line="336" w:lineRule="auto" w:after="180"/>
-        <w:shd w:fill="F1F6F8"/>
-      </w:pPr>
-      <w:r>
-        <w:rPr>
-          <w:b w:val="0"/>
-        </w:rPr>
-        <w:t>Hint if needed: Read the steps in the pictorial case. Match the supplied detail to the stage that performs or records it.</w:t>
-      </w:r>
-    </w:p>
-    <w:p>
-      <w:pPr>
-        <w:pStyle w:val="Heading3"/>
-      </w:pPr>
-      <w:r>
-        <w:t>Feedback · compare after trying</w:t>
-      </w:r>
-    </w:p>
-    <w:p>
-      <w:pPr>
-        <w:spacing w:line="336" w:lineRule="auto" w:after="180"/>
-        <w:shd w:fill="F1F6FC"/>
-      </w:pPr>
-      <w:r>
-        <w:rPr>
-          <w:b w:val="0"/>
-        </w:rPr>
-        <w:t xml:space="preserve">After your attempt, compare with the supported explanation: Validation score At reserved d1, target 1: </w:t>
-      </w:r>
-      <w:r>
-        <w:rPr>
-          <w:b/>
-        </w:rPr>
-        <w:t>prediction</w:t>
-      </w:r>
-      <w:r>
-        <w:rPr>
-          <w:b w:val="0"/>
-        </w:rPr>
-        <w:t xml:space="preserve"> 0.75, squared error 0.0625.</w:t>
-      </w:r>
-    </w:p>
-    <w:p>
-      <w:pPr>
-        <w:spacing w:line="336" w:lineRule="auto" w:after="180"/>
-        <w:shd w:fill="F1F6FC"/>
-      </w:pPr>
-      <w:r>
-        <w:rPr>
-          <w:b w:val="0"/>
-        </w:rPr>
-        <w:t xml:space="preserve">The image feature is a brightness difference, and </w:t>
-      </w:r>
-      <w:r>
-        <w:rPr>
-          <w:b/>
-        </w:rPr>
-        <w:t>training</w:t>
-      </w:r>
-      <w:r>
-        <w:rPr>
-          <w:b w:val="0"/>
-        </w:rPr>
-        <w:t xml:space="preserve"> adjusts one </w:t>
-      </w:r>
-      <w:r>
-        <w:rPr>
-          <w:b/>
-        </w:rPr>
-        <w:t>output</w:t>
-      </w:r>
-      <w:r>
-        <w:rPr>
-          <w:b w:val="0"/>
-        </w:rPr>
-        <w:t xml:space="preserve"> weight multiplying it. Each gradient is computed using the current </w:t>
-      </w:r>
-      <w:r>
-        <w:rPr>
-          <w:b/>
-        </w:rPr>
-        <w:t>prediction</w:t>
-      </w:r>
-      <w:r>
-        <w:rPr>
-          <w:b w:val="0"/>
-        </w:rPr>
-        <w:t xml:space="preserve"> before the next update.</w:t>
-      </w:r>
-    </w:p>
-    <w:p>
-      <w:pPr>
-        <w:spacing w:line="336" w:lineRule="auto" w:after="180"/>
-        <w:shd w:fill="F1F6FC"/>
-      </w:pPr>
-      <w:r>
-        <w:rPr>
-          <w:b w:val="0"/>
-        </w:rPr>
-        <w:t xml:space="preserve">In this example, the rate halves the distance to the </w:t>
-      </w:r>
-      <w:r>
-        <w:rPr>
-          <w:b/>
-        </w:rPr>
-        <w:t>training</w:t>
-      </w:r>
-      <w:r>
-        <w:rPr>
-          <w:b w:val="0"/>
-        </w:rPr>
-        <w:t xml:space="preserve"> optimum each time. More updates reduce this </w:t>
-      </w:r>
-      <w:r>
-        <w:rPr>
-          <w:b/>
-        </w:rPr>
-        <w:t>training</w:t>
-      </w:r>
-      <w:r>
-        <w:rPr>
-          <w:b w:val="0"/>
-        </w:rPr>
-        <w:t xml:space="preserve"> loss, but choosing a budget still requires separate validation </w:t>
-      </w:r>
-      <w:r>
-        <w:rPr>
-          <w:b/>
-        </w:rPr>
-        <w:t>evidence</w:t>
-      </w:r>
-      <w:r>
-        <w:rPr>
-          <w:b w:val="0"/>
-        </w:rPr>
-        <w:t>.</w:t>
-      </w:r>
-    </w:p>
-    <w:p>
-      <w:pPr>
-        <w:pStyle w:val="Heading3"/>
-      </w:pPr>
-      <w:r>
-        <w:t>Practice 2: explain the deciding evidence</w:t>
-      </w:r>
-    </w:p>
-    <w:p>
-      <w:pPr>
-        <w:pStyle w:val="Heading3"/>
-      </w:pPr>
-      <w:r>
-        <w:t>Changed case · predict first</w:t>
-      </w:r>
-    </w:p>
-    <w:p>
-      <w:pPr>
-        <w:spacing w:line="336" w:lineRule="auto" w:after="180"/>
-        <w:shd w:fill="F5F1FB"/>
-      </w:pPr>
-      <w:r>
-        <w:rPr>
-          <w:b w:val="0"/>
-        </w:rPr>
-        <w:t xml:space="preserve">Changed-case practice: Double the two-update budget while keeping the same </w:t>
-      </w:r>
-      <w:r>
-        <w:rPr>
-          <w:b/>
-        </w:rPr>
-        <w:t>training</w:t>
-      </w:r>
-      <w:r>
-        <w:rPr>
-          <w:b w:val="0"/>
-        </w:rPr>
-        <w:t xml:space="preserve"> rule. Which conclusion is supported by the supplied facts?</w:t>
-      </w:r>
-    </w:p>
-    <w:p>
-      <w:pPr>
-        <w:spacing w:line="336" w:lineRule="auto" w:after="180"/>
-        <w:shd w:fill="F4F9FC"/>
-      </w:pPr>
-      <w:r>
-        <w:rPr>
-          <w:b w:val="0"/>
-        </w:rPr>
-        <w:t xml:space="preserve">1. We can decide the result without examining the changed </w:t>
-      </w:r>
-      <w:r>
-        <w:rPr>
-          <w:b/>
-        </w:rPr>
-        <w:t>input</w:t>
-      </w:r>
-      <w:r>
-        <w:rPr>
-          <w:b w:val="0"/>
-        </w:rPr>
-        <w:t xml:space="preserve"> or the procedure.</w:t>
-      </w:r>
-    </w:p>
-    <w:p>
-      <w:pPr>
-        <w:spacing w:line="336" w:lineRule="auto" w:after="180"/>
-        <w:shd w:fill="F4F9FC"/>
-      </w:pPr>
-      <w:r>
-        <w:rPr>
-          <w:b w:val="0"/>
-        </w:rPr>
-        <w:t xml:space="preserve">2. This one example guarantees correct results for every future </w:t>
-      </w:r>
-      <w:r>
-        <w:rPr>
-          <w:b/>
-        </w:rPr>
-        <w:t>input</w:t>
-      </w:r>
-      <w:r>
-        <w:rPr>
-          <w:b w:val="0"/>
-        </w:rPr>
-        <w:t>.</w:t>
-      </w:r>
-    </w:p>
-    <w:p>
-      <w:pPr>
-        <w:spacing w:line="336" w:lineRule="auto" w:after="180"/>
-        <w:shd w:fill="F4F9FC"/>
-      </w:pPr>
-      <w:r>
-        <w:rPr>
-          <w:b w:val="0"/>
-        </w:rPr>
-        <w:t xml:space="preserve">3. Next a values 0.875 and 0.9375; </w:t>
-      </w:r>
-      <w:r>
-        <w:rPr>
-          <w:b/>
-        </w:rPr>
-        <w:t>training</w:t>
-      </w:r>
-      <w:r>
-        <w:rPr>
-          <w:b w:val="0"/>
-        </w:rPr>
-        <w:t xml:space="preserve"> loss falls to 0.015625.</w:t>
-      </w:r>
-    </w:p>
-    <w:p>
-      <w:pPr>
-        <w:pStyle w:val="Heading3"/>
-      </w:pPr>
-      <w:r>
-        <w:t>My selected conclusion, deciding fact and explanation</w:t>
-      </w:r>
-    </w:p>
-    <w:p>
-      <w:r>
-        <w:t>________________________________________________________________</w:t>
-      </w:r>
-    </w:p>
-    <w:p>
-      <w:r>
-        <w:t>________________________________________________________________</w:t>
-      </w:r>
-    </w:p>
-    <w:p>
-      <w:r>
-        <w:t>________________________________________________________________</w:t>
-      </w:r>
-    </w:p>
-    <w:p>
-      <w:r>
-        <w:t>________________________________________________________________</w:t>
-      </w:r>
-    </w:p>
-    <w:p>
-      <w:r>
-        <w:t>________________________________________________________________</w:t>
-      </w:r>
-    </w:p>
-    <w:p>
-      <w:pPr>
-        <w:pStyle w:val="Heading3"/>
-      </w:pPr>
-      <w:r>
-        <w:t>Hint · try first</w:t>
-      </w:r>
-    </w:p>
-    <w:p>
-      <w:pPr>
-        <w:spacing w:line="336" w:lineRule="auto" w:after="180"/>
-        <w:shd w:fill="F1F6F8"/>
-      </w:pPr>
-      <w:r>
-        <w:rPr>
-          <w:b w:val="0"/>
-        </w:rPr>
-        <w:t>Hint if needed: Use the changed condition and the deciding step in the pictorial trace. The answer must say what follows from those facts.</w:t>
-      </w:r>
-    </w:p>
-    <w:p>
-      <w:pPr>
-        <w:pStyle w:val="Heading3"/>
-      </w:pPr>
-      <w:r>
-        <w:t>Feedback · compare after trying</w:t>
-      </w:r>
-    </w:p>
-    <w:p>
-      <w:pPr>
-        <w:spacing w:line="336" w:lineRule="auto" w:after="180"/>
-        <w:shd w:fill="F1F6FC"/>
-      </w:pPr>
-      <w:r>
-        <w:rPr>
-          <w:b w:val="0"/>
-        </w:rPr>
-        <w:t xml:space="preserve">After your attempt, compare with the supported explanation: Next a values 0.875 and 0.9375; </w:t>
-      </w:r>
-      <w:r>
-        <w:rPr>
-          <w:b/>
-        </w:rPr>
-        <w:t>training</w:t>
-      </w:r>
-      <w:r>
-        <w:rPr>
-          <w:b w:val="0"/>
-        </w:rPr>
-        <w:t xml:space="preserve"> loss falls to 0.015625. Each update halves the distance to the </w:t>
-      </w:r>
-      <w:r>
-        <w:rPr>
-          <w:b/>
-        </w:rPr>
-        <w:t>training</w:t>
-      </w:r>
-      <w:r>
-        <w:rPr>
-          <w:b w:val="0"/>
-        </w:rPr>
-        <w:t xml:space="preserve"> optimum 1 in this toy system.</w:t>
-      </w:r>
-    </w:p>
-    <w:p>
-      <w:pPr>
-        <w:pStyle w:val="Heading3"/>
-      </w:pPr>
-      <w:r>
-        <w:t>Repair a missing building block</w:t>
-      </w:r>
-    </w:p>
-    <w:p>
-      <w:pPr>
-        <w:spacing w:line="336" w:lineRule="auto" w:after="180"/>
-      </w:pPr>
-      <w:r>
-        <w:rPr>
-          <w:b w:val="0"/>
-        </w:rPr>
-        <w:t>Review Pooling and spatial information (ai-5/22). Goal: Compute max and mean pooling under an explicit window rule. Short practice: Can the max map reveal where the 4 originally appeared?</w:t>
-      </w:r>
-    </w:p>
-    <w:p>
-      <w:pPr>
-        <w:spacing w:line="336" w:lineRule="auto" w:after="180"/>
-      </w:pPr>
-      <w:r>
-        <w:rPr>
-          <w:b w:val="0"/>
-        </w:rPr>
-        <w:t xml:space="preserve">Point to the relevant step in the picture, then write the changed result and the rule or </w:t>
-      </w:r>
-      <w:r>
-        <w:rPr>
-          <w:b/>
-        </w:rPr>
-        <w:t>evidence</w:t>
-      </w:r>
-      <w:r>
-        <w:rPr>
-          <w:b w:val="0"/>
-        </w:rPr>
-        <w:t xml:space="preserve"> that supports it.. Return to this week and explain what you changed.</w:t>
-      </w:r>
-    </w:p>
-    <w:p>
-      <w:pPr>
-        <w:spacing w:line="336" w:lineRule="auto" w:after="180"/>
-      </w:pPr>
-      <w:r>
-        <w:rPr>
-          <w:b w:val="0"/>
-        </w:rPr>
-        <w:t>Review Image tensors and channels (ai-5/20). Goal: Read a pixel using declared row column and channel axes. Short practice: Where is the bottom green pixel in the first batched image?</w:t>
-      </w:r>
-    </w:p>
-    <w:p>
-      <w:pPr>
-        <w:spacing w:line="336" w:lineRule="auto" w:after="180"/>
-      </w:pPr>
-      <w:r>
-        <w:rPr>
-          <w:b w:val="0"/>
-        </w:rPr>
-        <w:t xml:space="preserve">Point to the relevant step in the picture, then write the changed result and the rule or </w:t>
-      </w:r>
-      <w:r>
-        <w:rPr>
-          <w:b/>
-        </w:rPr>
-        <w:t>evidence</w:t>
-      </w:r>
-      <w:r>
-        <w:rPr>
-          <w:b w:val="0"/>
-        </w:rPr>
-        <w:t xml:space="preserve"> that supports it.. Return to this week and explain what you changed.</w:t>
-      </w:r>
-    </w:p>
-    <w:p>
-      <w:pPr>
-        <w:spacing w:line="336" w:lineRule="auto" w:after="180"/>
-      </w:pPr>
-      <w:r>
-        <w:rPr>
-          <w:b w:val="0"/>
-        </w:rPr>
-        <w:t xml:space="preserve">Review Initialisation and reproducibility (ai-5/17). Goal: Trace how starting values affect a fixed </w:t>
-      </w:r>
-      <w:r>
-        <w:rPr>
-          <w:b/>
-        </w:rPr>
-        <w:t>training</w:t>
-      </w:r>
-      <w:r>
-        <w:rPr>
-          <w:b w:val="0"/>
-        </w:rPr>
-        <w:t xml:space="preserve"> budget. Short practice: Does the matching final loss mean the parameter values are equal?</w:t>
-      </w:r>
-    </w:p>
-    <w:p>
-      <w:pPr>
-        <w:spacing w:line="336" w:lineRule="auto" w:after="180"/>
-      </w:pPr>
-      <w:r>
-        <w:rPr>
-          <w:b w:val="0"/>
-        </w:rPr>
-        <w:t xml:space="preserve">Point to the relevant step in the picture, then write the changed result and the rule or </w:t>
-      </w:r>
-      <w:r>
-        <w:rPr>
-          <w:b/>
-        </w:rPr>
-        <w:t>evidence</w:t>
-      </w:r>
-      <w:r>
-        <w:rPr>
-          <w:b w:val="0"/>
-        </w:rPr>
-        <w:t xml:space="preserve"> that supports it.. Return to this week and explain what you changed.</w:t>
-      </w:r>
-    </w:p>
-    <w:p>
-      <w:pPr>
-        <w:pStyle w:val="Heading3"/>
-      </w:pPr>
-      <w:r>
-        <w:t>Predict, run and debug</w:t>
-      </w:r>
-    </w:p>
-    <w:p>
-      <w:pPr>
-        <w:spacing w:line="336" w:lineRule="auto" w:after="180"/>
-      </w:pPr>
-      <w:r>
-        <w:rPr>
-          <w:b w:val="0"/>
-        </w:rPr>
-        <w:t xml:space="preserve">The browser lab lets you edit the supported Python examples already included in this lesson. Predict first, run, inspect the actual </w:t>
-      </w:r>
-      <w:r>
-        <w:rPr>
-          <w:b/>
-        </w:rPr>
-        <w:t>output</w:t>
-      </w:r>
-      <w:r>
-        <w:rPr>
-          <w:b w:val="0"/>
-        </w:rPr>
-        <w:t xml:space="preserve"> or error, change one </w:t>
-      </w:r>
-      <w:r>
-        <w:rPr>
-          <w:b/>
-        </w:rPr>
-        <w:t>input</w:t>
-      </w:r>
-      <w:r>
-        <w:rPr>
-          <w:b w:val="0"/>
-        </w:rPr>
-        <w:t>, then run again.</w:t>
-      </w:r>
-    </w:p>
-    <w:p>
-      <w:pPr>
-        <w:spacing w:line="336" w:lineRule="auto" w:after="180"/>
-      </w:pPr>
-      <w:r>
-        <w:rPr>
-          <w:b w:val="0"/>
-        </w:rPr>
-        <w:t xml:space="preserve">Keep code, </w:t>
-      </w:r>
-      <w:r>
-        <w:rPr>
-          <w:b/>
-        </w:rPr>
-        <w:t>prediction</w:t>
-      </w:r>
-      <w:r>
-        <w:rPr>
-          <w:b w:val="0"/>
-        </w:rPr>
-        <w:t>s, actual results and a reasoned revision together. On paper, label your result as a trace rather than an execution.</w:t>
-      </w:r>
-    </w:p>
-    <w:p>
-      <w:pPr>
-        <w:pStyle w:val="Heading3"/>
-      </w:pPr>
-      <w:r>
         <w:t>Keep your completed work</w:t>
       </w:r>
     </w:p>
     <w:p>
       <w:pPr>
-        <w:spacing w:line="336" w:lineRule="auto" w:after="180"/>
-      </w:pPr>
-      <w:r>
-        <w:rPr>
-          <w:b w:val="0"/>
-        </w:rPr>
-        <w:t xml:space="preserve">Use Download completed work in the hosted lesson to export your answers, reflections, practice feedback and code-run </w:t>
-      </w:r>
-      <w:r>
-        <w:rPr>
-          <w:b/>
-        </w:rPr>
-        <w:t>evidence</w:t>
-      </w:r>
-      <w:r>
-        <w:rPr>
-          <w:b w:val="0"/>
-        </w:rPr>
-        <w:t>. Open the HTML copy to read or print it.</w:t>
-      </w:r>
-    </w:p>
-    <w:p>
-      <w:pPr>
-        <w:spacing w:line="336" w:lineRule="auto" w:after="180"/>
-      </w:pPr>
-      <w:r>
-        <w:rPr>
-          <w:b w:val="0"/>
-        </w:rPr>
-        <w:t>Drafts stay in this browser when storage is available; clear drafts on a shared device.</w:t>
-      </w:r>
-    </w:p>
-    <w:p>
-      <w:pPr>
         <w:pStyle w:val="Heading1"/>
       </w:pPr>
       <w:r>
-        <w:t>18. Visual concept journey</w:t>
-      </w:r>
-    </w:p>
-    <w:p>
-      <w:r>
-        <w:t>Explain each Training a small image model graphic using its labels, deciding evidence and relevant limitation.</w:t>
-      </w:r>
-    </w:p>
-    <w:p>
-      <w:pPr>
-        <w:pStyle w:val="Heading3"/>
+        <w:t>18. Reference · Six-picture concept journey</w:t>
+      </w:r>
+    </w:p>
+    <w:p>
+      <w:r>
+        <w:t>Choose the picture that supports the current explanation.</w:t>
+      </w:r>
+    </w:p>
+    <w:p>
+      <w:pPr>
+        <w:pStyle w:val="Heading2"/>
       </w:pPr>
       <w:r>
         <w:t>01. Training a small image model: the case</w:t>
@@ -4954,7 +6300,7 @@
         <w:drawing>
           <wp:inline xmlns:a="http://schemas.openxmlformats.org/drawingml/2006/main" xmlns:pic="http://schemas.openxmlformats.org/drawingml/2006/picture">
             <wp:extent cx="5486400" cy="3291840"/>
-            <wp:docPr id="2" name="Picture 2" descr="Train one tiny image score with a fixed budget and a separately reserved check. Supplied facts: Toy brightness difference d=left−right; score=a×d. Training pair d=2, target 2; start a=0; squared loss; learning rate 1/16; two updates. All inputs and outcomes in this worked example are invented classroom data; no real model run is claimed."/>
+            <wp:docPr id="5" name="Picture 5" descr="Train one tiny image score with a fixed budget and a separately reserved check. Supplied facts: Toy brightness difference d=left−right; score=a×d. Training pair d=2, target 2; start a=0; squared loss; learning rate 1/16; two updates. All inputs and outcomes in this worked example are invented classroom data; no real model run is claimed."/>
             <wp:cNvGraphicFramePr>
               <a:graphicFrameLocks noChangeAspect="1"/>
             </wp:cNvGraphicFramePr>
@@ -4966,7 +6312,7 @@
                     <pic:cNvPicPr/>
                   </pic:nvPicPr>
                   <pic:blipFill>
-                    <a:blip r:embed="rId10"/>
+                    <a:blip r:embed="rId13"/>
                     <a:stretch>
                       <a:fillRect/>
                     </a:stretch>
@@ -5028,7 +6374,6 @@
     <w:p>
       <w:pPr>
         <w:spacing w:line="336" w:lineRule="auto" w:after="180"/>
-        <w:shd w:fill="F5F1FB"/>
       </w:pPr>
       <w:r>
         <w:rPr>
@@ -5039,7 +6384,7 @@
     </w:p>
     <w:p>
       <w:pPr>
-        <w:pStyle w:val="Heading3"/>
+        <w:pStyle w:val="Heading2"/>
       </w:pPr>
       <w:r>
         <w:t>02. Follow the deciding steps</w:t>
@@ -5050,7 +6395,7 @@
         <w:drawing>
           <wp:inline xmlns:a="http://schemas.openxmlformats.org/drawingml/2006/main" xmlns:pic="http://schemas.openxmlformats.org/drawingml/2006/picture">
             <wp:extent cx="5486400" cy="3182112"/>
-            <wp:docPr id="3" name="Picture 3" descr="First update: Gradient 2(2a-2)×2=-8; new a = 0.5, training loss 1. → Second update: Gradient at 0.5 is-4; new a = 0.75, training loss 0.25. → Validation score: At reserved d1, target 1: prediction 0.75, squared error 0.0625."/>
+            <wp:docPr id="6" name="Picture 6" descr="First update: Gradient 2(2a-2)×2=-8; new a = 0.5, training loss 1. → Second update: Gradient at 0.5 is-4; new a = 0.75, training loss 0.25. → Validation score: At reserved d1, target 1: prediction 0.75, squared error 0.0625."/>
             <wp:cNvGraphicFramePr>
               <a:graphicFrameLocks noChangeAspect="1"/>
             </wp:cNvGraphicFramePr>
@@ -5062,7 +6407,7 @@
                     <pic:cNvPicPr/>
                   </pic:nvPicPr>
                   <pic:blipFill>
-                    <a:blip r:embed="rId11"/>
+                    <a:blip r:embed="rId10"/>
                     <a:stretch>
                       <a:fillRect/>
                     </a:stretch>
@@ -5131,7 +6476,6 @@
     <w:p>
       <w:pPr>
         <w:spacing w:line="336" w:lineRule="auto" w:after="180"/>
-        <w:shd w:fill="F5F1FB"/>
       </w:pPr>
       <w:r>
         <w:rPr>
@@ -5154,7 +6498,7 @@
     </w:p>
     <w:p>
       <w:pPr>
-        <w:pStyle w:val="Heading3"/>
+        <w:pStyle w:val="Heading2"/>
       </w:pPr>
       <w:r>
         <w:t>03. Compare the saved checkpoints</w:t>
@@ -5165,7 +6509,7 @@
         <w:drawing>
           <wp:inline xmlns:a="http://schemas.openxmlformats.org/drawingml/2006/main" xmlns:pic="http://schemas.openxmlformats.org/drawingml/2006/picture">
             <wp:extent cx="5486400" cy="2834640"/>
-            <wp:docPr id="4" name="Picture 4" descr="Compare the saved checkpoints. 0 with a 0 | 1 | 1. 1 with a 0.3 | 0.325 | 0.49. 2 with a 0.45 | 0.15625 | 0.3025"/>
+            <wp:docPr id="7" name="Picture 7" descr="Compare the saved checkpoints. 0 with a 0 | 1 | 1. 1 with a 0.3 | 0.325 | 0.49. 2 with a 0.45 | 0.15625 | 0.3025"/>
             <wp:cNvGraphicFramePr>
               <a:graphicFrameLocks noChangeAspect="1"/>
             </wp:cNvGraphicFramePr>
@@ -5174,211 +6518,6 @@
                 <pic:pic>
                   <pic:nvPicPr>
                     <pic:cNvPr id="0" name="academy-story-ai-5-23-03.png"/>
-                    <pic:cNvPicPr/>
-                  </pic:nvPicPr>
-                  <pic:blipFill>
-                    <a:blip r:embed="rId12"/>
-                    <a:stretch>
-                      <a:fillRect/>
-                    </a:stretch>
-                  </pic:blipFill>
-                  <pic:spPr>
-                    <a:xfrm>
-                      <a:off x="0" y="0"/>
-                      <a:ext cx="5486400" cy="2834640"/>
-                    </a:xfrm>
-                    <a:prstGeom prst="rect"/>
-                  </pic:spPr>
-                </pic:pic>
-              </a:graphicData>
-            </a:graphic>
-          </wp:inline>
-        </w:drawing>
-      </w:r>
-    </w:p>
-    <w:p>
-      <w:pPr>
-        <w:spacing w:line="336" w:lineRule="auto" w:after="180"/>
-      </w:pPr>
-      <w:r>
-        <w:rPr>
-          <w:b w:val="0"/>
-        </w:rPr>
-        <w:t xml:space="preserve">Compare the saved </w:t>
-      </w:r>
-      <w:r>
-        <w:rPr>
-          <w:b/>
-        </w:rPr>
-        <w:t>checkpoint</w:t>
-      </w:r>
-      <w:r>
-        <w:rPr>
-          <w:b w:val="0"/>
-        </w:rPr>
-        <w:t>s. 0 with a 0 | 1 | 1. 1 with a 0.3 | 0.325 | 0.49. 2 with a 0.45 | 0.15625 | 0.3025</w:t>
-      </w:r>
-    </w:p>
-    <w:p>
-      <w:pPr>
-        <w:spacing w:line="336" w:lineRule="auto" w:after="180"/>
-        <w:shd w:fill="F5F1FB"/>
-      </w:pPr>
-      <w:r>
-        <w:rPr>
-          <w:b w:val="0"/>
-        </w:rPr>
-        <w:t>Read the labels and values. Explain the relationship the model shows.</w:t>
-      </w:r>
-    </w:p>
-    <w:p>
-      <w:pPr>
-        <w:pStyle w:val="Heading3"/>
-      </w:pPr>
-      <w:r>
-        <w:t>04. Change one thing. Trace what follows.</w:t>
-      </w:r>
-    </w:p>
-    <w:p>
-      <w:r>
-        <w:drawing>
-          <wp:inline xmlns:a="http://schemas.openxmlformats.org/drawingml/2006/main" xmlns:pic="http://schemas.openxmlformats.org/drawingml/2006/picture">
-            <wp:extent cx="5486400" cy="3026664"/>
-            <wp:docPr id="5" name="Picture 5" descr="Original case: At reserved d1, target 1: prediction 0.75, squared error 0.0625. Changed condition: Double the two-update budget while keeping the same training rule. Expected result: Next a values 0.875 and 0.9375; training loss falls to 0.015625. Reason: Each update halves the distance to the training optimum 1 in this toy system."/>
-            <wp:cNvGraphicFramePr>
-              <a:graphicFrameLocks noChangeAspect="1"/>
-            </wp:cNvGraphicFramePr>
-            <a:graphic>
-              <a:graphicData uri="http://schemas.openxmlformats.org/drawingml/2006/picture">
-                <pic:pic>
-                  <pic:nvPicPr>
-                    <pic:cNvPr id="0" name="academy-story-ai-5-23-04.png"/>
-                    <pic:cNvPicPr/>
-                  </pic:nvPicPr>
-                  <pic:blipFill>
-                    <a:blip r:embed="rId13"/>
-                    <a:stretch>
-                      <a:fillRect/>
-                    </a:stretch>
-                  </pic:blipFill>
-                  <pic:spPr>
-                    <a:xfrm>
-                      <a:off x="0" y="0"/>
-                      <a:ext cx="5486400" cy="3026664"/>
-                    </a:xfrm>
-                    <a:prstGeom prst="rect"/>
-                  </pic:spPr>
-                </pic:pic>
-              </a:graphicData>
-            </a:graphic>
-          </wp:inline>
-        </w:drawing>
-      </w:r>
-    </w:p>
-    <w:p>
-      <w:pPr>
-        <w:spacing w:line="336" w:lineRule="auto" w:after="180"/>
-      </w:pPr>
-      <w:r>
-        <w:rPr>
-          <w:b w:val="0"/>
-        </w:rPr>
-        <w:t xml:space="preserve">Original case: At reserved d1, target 1: </w:t>
-      </w:r>
-      <w:r>
-        <w:rPr>
-          <w:b/>
-        </w:rPr>
-        <w:t>prediction</w:t>
-      </w:r>
-      <w:r>
-        <w:rPr>
-          <w:b w:val="0"/>
-        </w:rPr>
-        <w:t xml:space="preserve"> 0.75, squared error 0.0625. Changed condition: Double the two-update budget while keeping the same </w:t>
-      </w:r>
-      <w:r>
-        <w:rPr>
-          <w:b/>
-        </w:rPr>
-        <w:t>training</w:t>
-      </w:r>
-      <w:r>
-        <w:rPr>
-          <w:b w:val="0"/>
-        </w:rPr>
-        <w:t xml:space="preserve"> rule.</w:t>
-      </w:r>
-    </w:p>
-    <w:p>
-      <w:pPr>
-        <w:spacing w:line="336" w:lineRule="auto" w:after="180"/>
-      </w:pPr>
-      <w:r>
-        <w:rPr>
-          <w:b w:val="0"/>
-        </w:rPr>
-        <w:t xml:space="preserve">Expected result: Next a values 0.875 and 0.9375; </w:t>
-      </w:r>
-      <w:r>
-        <w:rPr>
-          <w:b/>
-        </w:rPr>
-        <w:t>training</w:t>
-      </w:r>
-      <w:r>
-        <w:rPr>
-          <w:b w:val="0"/>
-        </w:rPr>
-        <w:t xml:space="preserve"> loss falls to 0.015625. Reason: Each update halves the distance to the </w:t>
-      </w:r>
-      <w:r>
-        <w:rPr>
-          <w:b/>
-        </w:rPr>
-        <w:t>training</w:t>
-      </w:r>
-      <w:r>
-        <w:rPr>
-          <w:b w:val="0"/>
-        </w:rPr>
-        <w:t xml:space="preserve"> optimum 1 in this toy system.</w:t>
-      </w:r>
-    </w:p>
-    <w:p>
-      <w:pPr>
-        <w:spacing w:line="336" w:lineRule="auto" w:after="180"/>
-        <w:shd w:fill="F5F1FB"/>
-      </w:pPr>
-      <w:r>
-        <w:rPr>
-          <w:b w:val="0"/>
-        </w:rPr>
-        <w:t>Predict before checking the worked changed-case result. Name what changed and what the supplied facts allow you to conclude.</w:t>
-      </w:r>
-    </w:p>
-    <w:p>
-      <w:pPr>
-        <w:pStyle w:val="Heading3"/>
-      </w:pPr>
-      <w:r>
-        <w:t>05. Connect the explanation to its limit</w:t>
-      </w:r>
-    </w:p>
-    <w:p>
-      <w:r>
-        <w:drawing>
-          <wp:inline xmlns:a="http://schemas.openxmlformats.org/drawingml/2006/main" xmlns:pic="http://schemas.openxmlformats.org/drawingml/2006/picture">
-            <wp:extent cx="5486400" cy="2834640"/>
-            <wp:docPr id="6" name="Picture 6" descr="The image feature is a brightness difference, and training adjusts one output weight multiplying it. Each gradient is computed using the current prediction before the next update. In this example, the rate halves the distance to the training optimum each time. More updates reduce this training loss, but choosing a budget still requires separate validation evidence. Limit: This scalar brightness model is a transparent toy image task, not a claim that a full image network was run."/>
-            <wp:cNvGraphicFramePr>
-              <a:graphicFrameLocks noChangeAspect="1"/>
-            </wp:cNvGraphicFramePr>
-            <a:graphic>
-              <a:graphicData uri="http://schemas.openxmlformats.org/drawingml/2006/picture">
-                <pic:pic>
-                  <pic:nvPicPr>
-                    <pic:cNvPr id="0" name="academy-story-ai-5-23-05.png"/>
                     <pic:cNvPicPr/>
                   </pic:nvPicPr>
                   <pic:blipFill>
@@ -5409,7 +6548,97 @@
         <w:rPr>
           <w:b w:val="0"/>
         </w:rPr>
-        <w:t xml:space="preserve">The image feature is a brightness difference, and </w:t>
+        <w:t xml:space="preserve">Compare the saved </w:t>
+      </w:r>
+      <w:r>
+        <w:rPr>
+          <w:b/>
+        </w:rPr>
+        <w:t>checkpoint</w:t>
+      </w:r>
+      <w:r>
+        <w:rPr>
+          <w:b w:val="0"/>
+        </w:rPr>
+        <w:t>s. 0 with a 0 | 1 | 1. 1 with a 0.3 | 0.325 | 0.49. 2 with a 0.45 | 0.15625 | 0.3025</w:t>
+      </w:r>
+    </w:p>
+    <w:p>
+      <w:pPr>
+        <w:spacing w:line="336" w:lineRule="auto" w:after="180"/>
+      </w:pPr>
+      <w:r>
+        <w:rPr>
+          <w:b w:val="0"/>
+        </w:rPr>
+        <w:t>Read the labels and values. Explain the relationship the model shows.</w:t>
+      </w:r>
+    </w:p>
+    <w:p>
+      <w:pPr>
+        <w:pStyle w:val="Heading2"/>
+      </w:pPr>
+      <w:r>
+        <w:t>04. Change one thing. Trace what follows.</w:t>
+      </w:r>
+    </w:p>
+    <w:p>
+      <w:r>
+        <w:drawing>
+          <wp:inline xmlns:a="http://schemas.openxmlformats.org/drawingml/2006/main" xmlns:pic="http://schemas.openxmlformats.org/drawingml/2006/picture">
+            <wp:extent cx="5486400" cy="3026664"/>
+            <wp:docPr id="8" name="Picture 8" descr="Original case: At reserved d1, target 1: prediction 0.75, squared error 0.0625. Changed condition: Double the two-update budget while keeping the same training rule. Expected result: Next a values 0.875 and 0.9375; training loss falls to 0.015625. Reason: Each update halves the distance to the training optimum 1 in this toy system."/>
+            <wp:cNvGraphicFramePr>
+              <a:graphicFrameLocks noChangeAspect="1"/>
+            </wp:cNvGraphicFramePr>
+            <a:graphic>
+              <a:graphicData uri="http://schemas.openxmlformats.org/drawingml/2006/picture">
+                <pic:pic>
+                  <pic:nvPicPr>
+                    <pic:cNvPr id="0" name="academy-story-ai-5-23-04.png"/>
+                    <pic:cNvPicPr/>
+                  </pic:nvPicPr>
+                  <pic:blipFill>
+                    <a:blip r:embed="rId11"/>
+                    <a:stretch>
+                      <a:fillRect/>
+                    </a:stretch>
+                  </pic:blipFill>
+                  <pic:spPr>
+                    <a:xfrm>
+                      <a:off x="0" y="0"/>
+                      <a:ext cx="5486400" cy="3026664"/>
+                    </a:xfrm>
+                    <a:prstGeom prst="rect"/>
+                  </pic:spPr>
+                </pic:pic>
+              </a:graphicData>
+            </a:graphic>
+          </wp:inline>
+        </w:drawing>
+      </w:r>
+    </w:p>
+    <w:p>
+      <w:pPr>
+        <w:spacing w:line="336" w:lineRule="auto" w:after="180"/>
+      </w:pPr>
+      <w:r>
+        <w:rPr>
+          <w:b w:val="0"/>
+        </w:rPr>
+        <w:t xml:space="preserve">Original case: At reserved d1, target 1: </w:t>
+      </w:r>
+      <w:r>
+        <w:rPr>
+          <w:b/>
+        </w:rPr>
+        <w:t>prediction</w:t>
+      </w:r>
+      <w:r>
+        <w:rPr>
+          <w:b w:val="0"/>
+        </w:rPr>
+        <w:t xml:space="preserve"> 0.75, squared error 0.0625. Changed condition: Double the two-update budget while keeping the same </w:t>
       </w:r>
       <w:r>
         <w:rPr>
@@ -5421,6 +6650,119 @@
         <w:rPr>
           <w:b w:val="0"/>
         </w:rPr>
+        <w:t xml:space="preserve"> rule.</w:t>
+      </w:r>
+    </w:p>
+    <w:p>
+      <w:pPr>
+        <w:spacing w:line="336" w:lineRule="auto" w:after="180"/>
+      </w:pPr>
+      <w:r>
+        <w:rPr>
+          <w:b w:val="0"/>
+        </w:rPr>
+        <w:t xml:space="preserve">Expected result: Next a values 0.875 and 0.9375; </w:t>
+      </w:r>
+      <w:r>
+        <w:rPr>
+          <w:b/>
+        </w:rPr>
+        <w:t>training</w:t>
+      </w:r>
+      <w:r>
+        <w:rPr>
+          <w:b w:val="0"/>
+        </w:rPr>
+        <w:t xml:space="preserve"> loss falls to 0.015625. Reason: Each update halves the distance to the </w:t>
+      </w:r>
+      <w:r>
+        <w:rPr>
+          <w:b/>
+        </w:rPr>
+        <w:t>training</w:t>
+      </w:r>
+      <w:r>
+        <w:rPr>
+          <w:b w:val="0"/>
+        </w:rPr>
+        <w:t xml:space="preserve"> optimum 1 in this toy system.</w:t>
+      </w:r>
+    </w:p>
+    <w:p>
+      <w:pPr>
+        <w:spacing w:line="336" w:lineRule="auto" w:after="180"/>
+      </w:pPr>
+      <w:r>
+        <w:rPr>
+          <w:b w:val="0"/>
+        </w:rPr>
+        <w:t>Predict before checking the worked changed-case result. Name what changed and what the supplied facts allow you to conclude.</w:t>
+      </w:r>
+    </w:p>
+    <w:p>
+      <w:pPr>
+        <w:pStyle w:val="Heading2"/>
+      </w:pPr>
+      <w:r>
+        <w:t>05. Connect the explanation to its limit</w:t>
+      </w:r>
+    </w:p>
+    <w:p>
+      <w:r>
+        <w:drawing>
+          <wp:inline xmlns:a="http://schemas.openxmlformats.org/drawingml/2006/main" xmlns:pic="http://schemas.openxmlformats.org/drawingml/2006/picture">
+            <wp:extent cx="5486400" cy="2834640"/>
+            <wp:docPr id="9" name="Picture 9" descr="The image feature is a brightness difference, and training adjusts one output weight multiplying it. Each gradient is computed using the current prediction before the next update. In this example, the rate halves the distance to the training optimum each time. More updates reduce this training loss, but choosing a budget still requires separate validation evidence. Limit: This scalar brightness model is a transparent toy image task, not a claim that a full image network was run."/>
+            <wp:cNvGraphicFramePr>
+              <a:graphicFrameLocks noChangeAspect="1"/>
+            </wp:cNvGraphicFramePr>
+            <a:graphic>
+              <a:graphicData uri="http://schemas.openxmlformats.org/drawingml/2006/picture">
+                <pic:pic>
+                  <pic:nvPicPr>
+                    <pic:cNvPr id="0" name="academy-story-ai-5-23-05.png"/>
+                    <pic:cNvPicPr/>
+                  </pic:nvPicPr>
+                  <pic:blipFill>
+                    <a:blip r:embed="rId15"/>
+                    <a:stretch>
+                      <a:fillRect/>
+                    </a:stretch>
+                  </pic:blipFill>
+                  <pic:spPr>
+                    <a:xfrm>
+                      <a:off x="0" y="0"/>
+                      <a:ext cx="5486400" cy="2834640"/>
+                    </a:xfrm>
+                    <a:prstGeom prst="rect"/>
+                  </pic:spPr>
+                </pic:pic>
+              </a:graphicData>
+            </a:graphic>
+          </wp:inline>
+        </w:drawing>
+      </w:r>
+    </w:p>
+    <w:p>
+      <w:pPr>
+        <w:spacing w:line="336" w:lineRule="auto" w:after="180"/>
+      </w:pPr>
+      <w:r>
+        <w:rPr>
+          <w:b w:val="0"/>
+        </w:rPr>
+        <w:t xml:space="preserve">The image feature is a brightness difference, and </w:t>
+      </w:r>
+      <w:r>
+        <w:rPr>
+          <w:b/>
+        </w:rPr>
+        <w:t>training</w:t>
+      </w:r>
+      <w:r>
+        <w:rPr>
+          <w:b w:val="0"/>
+        </w:rPr>
         <w:t xml:space="preserve"> adjusts one </w:t>
       </w:r>
       <w:r>
@@ -5509,7 +6851,6 @@
     <w:p>
       <w:pPr>
         <w:spacing w:line="336" w:lineRule="auto" w:after="180"/>
-        <w:shd w:fill="F5F1FB"/>
       </w:pPr>
       <w:r>
         <w:rPr>
@@ -5520,7 +6861,7 @@
     </w:p>
     <w:p>
       <w:pPr>
-        <w:pStyle w:val="Heading3"/>
+        <w:pStyle w:val="Heading2"/>
       </w:pPr>
       <w:r>
         <w:t>06. Make the idea visible in your project</w:t>
@@ -5531,7 +6872,7 @@
         <w:drawing>
           <wp:inline xmlns:a="http://schemas.openxmlformats.org/drawingml/2006/main" xmlns:pic="http://schemas.openxmlformats.org/drawingml/2006/picture">
             <wp:extent cx="5486400" cy="3681984"/>
-            <wp:docPr id="7" name="Picture 7" descr="For your Image-pattern Network Investigation, save the input, procedure, observed result and limitation of this check. Label this worked example as practice; use a different, previously unreviewed case when checking independent understanding. Draw your input, deciding step, result and limit. Supported question: Does lower training loss alone establish that four updates generalise better? Point to the relevant step in the picture, then write the changed result and the rule or evidence that supports it."/>
+            <wp:docPr id="10" name="Picture 10" descr="For your Image-pattern Network Investigation, save the input, procedure, observed result and limitation of this check. Label this worked example as practice; use a different, previously unreviewed case when checking independent understanding. Draw your input, deciding step, result and limit. Supported question: Does lower training loss alone establish that four updates generalise better? Point to the relevant step in the picture, then write the changed result and the rule or evidence that supports it."/>
             <wp:cNvGraphicFramePr>
               <a:graphicFrameLocks noChangeAspect="1"/>
             </wp:cNvGraphicFramePr>
@@ -5543,7 +6884,7 @@
                     <pic:cNvPicPr/>
                   </pic:nvPicPr>
                   <pic:blipFill>
-                    <a:blip r:embed="rId15"/>
+                    <a:blip r:embed="rId16"/>
                     <a:stretch>
                       <a:fillRect/>
                     </a:stretch>
@@ -5646,7 +6987,6 @@
     <w:p>
       <w:pPr>
         <w:spacing w:line="336" w:lineRule="auto" w:after="180"/>
-        <w:shd w:fill="F5F1FB"/>
       </w:pPr>
       <w:r>
         <w:rPr>
@@ -5665,6 +7005,62 @@
           <w:b w:val="0"/>
         </w:rPr>
         <w:t>.</w:t>
+      </w:r>
+    </w:p>
+    <w:p>
+      <w:pPr>
+        <w:pStyle w:val="Heading2"/>
+      </w:pPr>
+      <w:r>
+        <w:t>Earlier wording, alternatives and picture transcripts · reference / check after trying</w:t>
+      </w:r>
+    </w:p>
+    <w:p>
+      <w:pPr>
+        <w:pStyle w:val="Heading3"/>
+      </w:pPr>
+      <w:r>
+        <w:t>01. Training a small image model: the case</w:t>
+      </w:r>
+    </w:p>
+    <w:p>
+      <w:pPr>
+        <w:pStyle w:val="Heading3"/>
+      </w:pPr>
+      <w:r>
+        <w:t>02. Follow the deciding steps</w:t>
+      </w:r>
+    </w:p>
+    <w:p>
+      <w:pPr>
+        <w:pStyle w:val="Heading3"/>
+      </w:pPr>
+      <w:r>
+        <w:t>03. Compare the saved checkpoints</w:t>
+      </w:r>
+    </w:p>
+    <w:p>
+      <w:pPr>
+        <w:pStyle w:val="Heading3"/>
+      </w:pPr>
+      <w:r>
+        <w:t>04. Change one thing. Trace what follows.</w:t>
+      </w:r>
+    </w:p>
+    <w:p>
+      <w:pPr>
+        <w:pStyle w:val="Heading3"/>
+      </w:pPr>
+      <w:r>
+        <w:t>05. Connect the explanation to its limit</w:t>
+      </w:r>
+    </w:p>
+    <w:p>
+      <w:pPr>
+        <w:pStyle w:val="Heading3"/>
+      </w:pPr>
+      <w:r>
+        <w:t>06. Make the idea visible in your project</w:t>
       </w:r>
     </w:p>
     <w:sectPr>
